--- a/Gruppe01_D1_Architektur-Blueprint_v1.1.1.docx
+++ b/Gruppe01_D1_Architektur-Blueprint_v1.1.1.docx
@@ -43,23 +43,57 @@
         <w:t>Architektur-Blueprint</w:t>
       </w:r>
     </w:p>
+    <w:p>
+      <w:r>
+        <w:t>Zwischenstand nach LS5</w:t>
+      </w:r>
+      <w:r>
+        <w:t xml:space="preserve"> - Version 1.0, </w:t>
+      </w:r>
+      <w:r>
+        <w:t>20</w:t>
+      </w:r>
+      <w:r>
+        <w:t>.09.2026</w:t>
+      </w:r>
+    </w:p>
+    <w:p>
+      <w:pPr>
+        <w:rPr>
+          <w:b/>
+          <w:sz w:val="32"/>
+          <w:szCs w:val="32"/>
+        </w:rPr>
+      </w:pPr>
+      <w:r>
+        <w:rPr>
+          <w:b/>
+          <w:sz w:val="32"/>
+          <w:szCs w:val="32"/>
+        </w:rPr>
+        <w:t>Versionierung</w:t>
+      </w:r>
+    </w:p>
     <w:tbl>
       <w:tblPr>
         <w:tblStyle w:val="Tabellenraster"/>
-        <w:tblpPr w:leftFromText="141" w:rightFromText="141" w:vertAnchor="page" w:horzAnchor="margin" w:tblpY="2425"/>
-        <w:tblW w:w="0" w:type="auto"/>
+        <w:tblpPr w:leftFromText="141" w:rightFromText="141" w:vertAnchor="page" w:horzAnchor="margin" w:tblpY="2895"/>
+        <w:tblW w:w="9709" w:type="dxa"/>
         <w:tblLook w:val="04A0" w:firstRow="1" w:lastRow="0" w:firstColumn="1" w:lastColumn="0" w:noHBand="0" w:noVBand="1"/>
       </w:tblPr>
       <w:tblGrid>
-        <w:gridCol w:w="2407"/>
-        <w:gridCol w:w="2407"/>
-        <w:gridCol w:w="2407"/>
-        <w:gridCol w:w="2407"/>
+        <w:gridCol w:w="2376"/>
+        <w:gridCol w:w="2389"/>
+        <w:gridCol w:w="2388"/>
+        <w:gridCol w:w="2556"/>
       </w:tblGrid>
       <w:tr>
+        <w:trPr>
+          <w:trHeight w:val="314"/>
+        </w:trPr>
         <w:tc>
           <w:tcPr>
-            <w:tcW w:w="2407" w:type="dxa"/>
+            <w:tcW w:w="2376" w:type="dxa"/>
             <w:shd w:val="clear" w:color="auto" w:fill="ADADAD" w:themeFill="background2" w:themeFillShade="BF"/>
           </w:tcPr>
           <w:p>
@@ -81,7 +115,7 @@
         </w:tc>
         <w:tc>
           <w:tcPr>
-            <w:tcW w:w="2407" w:type="dxa"/>
+            <w:tcW w:w="2389" w:type="dxa"/>
             <w:shd w:val="clear" w:color="auto" w:fill="ADADAD" w:themeFill="background2" w:themeFillShade="BF"/>
           </w:tcPr>
           <w:p>
@@ -103,7 +137,7 @@
         </w:tc>
         <w:tc>
           <w:tcPr>
-            <w:tcW w:w="2407" w:type="dxa"/>
+            <w:tcW w:w="2388" w:type="dxa"/>
             <w:shd w:val="clear" w:color="auto" w:fill="ADADAD" w:themeFill="background2" w:themeFillShade="BF"/>
           </w:tcPr>
           <w:p>
@@ -125,7 +159,7 @@
         </w:tc>
         <w:tc>
           <w:tcPr>
-            <w:tcW w:w="2407" w:type="dxa"/>
+            <w:tcW w:w="2556" w:type="dxa"/>
             <w:shd w:val="clear" w:color="auto" w:fill="ADADAD" w:themeFill="background2" w:themeFillShade="BF"/>
           </w:tcPr>
           <w:p>
@@ -147,9 +181,12 @@
         </w:tc>
       </w:tr>
       <w:tr>
+        <w:trPr>
+          <w:trHeight w:val="314"/>
+        </w:trPr>
         <w:tc>
           <w:tcPr>
-            <w:tcW w:w="2407" w:type="dxa"/>
+            <w:tcW w:w="2376" w:type="dxa"/>
             <w:shd w:val="clear" w:color="auto" w:fill="FFFFFF" w:themeFill="background1"/>
           </w:tcPr>
           <w:p>
@@ -165,13 +202,27 @@
                 <w:b/>
                 <w:bCs/>
               </w:rPr>
-              <w:t>V1.0.0</w:t>
+              <w:t>V</w:t>
+            </w:r>
+            <w:r>
+              <w:rPr>
+                <w:b/>
+                <w:bCs/>
+              </w:rPr>
+              <w:t>0</w:t>
+            </w:r>
+            <w:r>
+              <w:rPr>
+                <w:b/>
+                <w:bCs/>
+              </w:rPr>
+              <w:t>.0</w:t>
             </w:r>
           </w:p>
         </w:tc>
         <w:tc>
           <w:tcPr>
-            <w:tcW w:w="2407" w:type="dxa"/>
+            <w:tcW w:w="2389" w:type="dxa"/>
             <w:shd w:val="clear" w:color="auto" w:fill="FFFFFF" w:themeFill="background1"/>
           </w:tcPr>
           <w:p>
@@ -193,7 +244,7 @@
         </w:tc>
         <w:tc>
           <w:tcPr>
-            <w:tcW w:w="2407" w:type="dxa"/>
+            <w:tcW w:w="2388" w:type="dxa"/>
             <w:shd w:val="clear" w:color="auto" w:fill="FFFFFF" w:themeFill="background1"/>
           </w:tcPr>
           <w:p>
@@ -215,7 +266,7 @@
         </w:tc>
         <w:tc>
           <w:tcPr>
-            <w:tcW w:w="2407" w:type="dxa"/>
+            <w:tcW w:w="2556" w:type="dxa"/>
             <w:shd w:val="clear" w:color="auto" w:fill="FFFFFF" w:themeFill="background1"/>
           </w:tcPr>
           <w:p>
@@ -237,9 +288,12 @@
         </w:tc>
       </w:tr>
       <w:tr>
+        <w:trPr>
+          <w:trHeight w:val="314"/>
+        </w:trPr>
         <w:tc>
           <w:tcPr>
-            <w:tcW w:w="2407" w:type="dxa"/>
+            <w:tcW w:w="2376" w:type="dxa"/>
             <w:shd w:val="clear" w:color="auto" w:fill="FFFFFF" w:themeFill="background1"/>
           </w:tcPr>
           <w:p>
@@ -255,7 +309,21 @@
                 <w:b/>
                 <w:bCs/>
               </w:rPr>
-              <w:t>V1.0.</w:t>
+              <w:t>V</w:t>
+            </w:r>
+            <w:r>
+              <w:rPr>
+                <w:b/>
+                <w:bCs/>
+              </w:rPr>
+              <w:t>0</w:t>
+            </w:r>
+            <w:r>
+              <w:rPr>
+                <w:b/>
+                <w:bCs/>
+              </w:rPr>
+              <w:t>.</w:t>
             </w:r>
             <w:r>
               <w:rPr>
@@ -268,7 +336,7 @@
         </w:tc>
         <w:tc>
           <w:tcPr>
-            <w:tcW w:w="2407" w:type="dxa"/>
+            <w:tcW w:w="2389" w:type="dxa"/>
             <w:shd w:val="clear" w:color="auto" w:fill="FFFFFF" w:themeFill="background1"/>
           </w:tcPr>
           <w:p>
@@ -290,7 +358,7 @@
         </w:tc>
         <w:tc>
           <w:tcPr>
-            <w:tcW w:w="2407" w:type="dxa"/>
+            <w:tcW w:w="2388" w:type="dxa"/>
             <w:shd w:val="clear" w:color="auto" w:fill="FFFFFF" w:themeFill="background1"/>
           </w:tcPr>
           <w:p>
@@ -312,7 +380,7 @@
         </w:tc>
         <w:tc>
           <w:tcPr>
-            <w:tcW w:w="2407" w:type="dxa"/>
+            <w:tcW w:w="2556" w:type="dxa"/>
             <w:shd w:val="clear" w:color="auto" w:fill="FFFFFF" w:themeFill="background1"/>
           </w:tcPr>
           <w:p>
@@ -334,9 +402,12 @@
         </w:tc>
       </w:tr>
       <w:tr>
+        <w:trPr>
+          <w:trHeight w:val="314"/>
+        </w:trPr>
         <w:tc>
           <w:tcPr>
-            <w:tcW w:w="2407" w:type="dxa"/>
+            <w:tcW w:w="2376" w:type="dxa"/>
             <w:shd w:val="clear" w:color="auto" w:fill="FFFFFF" w:themeFill="background1"/>
           </w:tcPr>
           <w:p>
@@ -352,13 +423,34 @@
                 <w:b/>
                 <w:bCs/>
               </w:rPr>
-              <w:t>V.1.1.0</w:t>
+              <w:t>V</w:t>
+            </w:r>
+            <w:r>
+              <w:rPr>
+                <w:b/>
+                <w:bCs/>
+              </w:rPr>
+              <w:t>0</w:t>
+            </w:r>
+            <w:r>
+              <w:rPr>
+                <w:b/>
+                <w:bCs/>
+              </w:rPr>
+              <w:t>.</w:t>
+            </w:r>
+            <w:r>
+              <w:rPr>
+                <w:b/>
+                <w:bCs/>
+              </w:rPr>
+              <w:t>2</w:t>
             </w:r>
           </w:p>
         </w:tc>
         <w:tc>
           <w:tcPr>
-            <w:tcW w:w="2407" w:type="dxa"/>
+            <w:tcW w:w="2389" w:type="dxa"/>
             <w:shd w:val="clear" w:color="auto" w:fill="FFFFFF" w:themeFill="background1"/>
           </w:tcPr>
           <w:p>
@@ -380,7 +472,7 @@
         </w:tc>
         <w:tc>
           <w:tcPr>
-            <w:tcW w:w="2407" w:type="dxa"/>
+            <w:tcW w:w="2388" w:type="dxa"/>
             <w:shd w:val="clear" w:color="auto" w:fill="FFFFFF" w:themeFill="background1"/>
           </w:tcPr>
           <w:p>
@@ -409,7 +501,7 @@
         </w:tc>
         <w:tc>
           <w:tcPr>
-            <w:tcW w:w="2407" w:type="dxa"/>
+            <w:tcW w:w="2556" w:type="dxa"/>
             <w:shd w:val="clear" w:color="auto" w:fill="FFFFFF" w:themeFill="background1"/>
           </w:tcPr>
           <w:p>
@@ -431,9 +523,12 @@
         </w:tc>
       </w:tr>
       <w:tr>
+        <w:trPr>
+          <w:trHeight w:val="314"/>
+        </w:trPr>
         <w:tc>
           <w:tcPr>
-            <w:tcW w:w="2407" w:type="dxa"/>
+            <w:tcW w:w="2376" w:type="dxa"/>
             <w:shd w:val="clear" w:color="auto" w:fill="FFFFFF" w:themeFill="background1"/>
           </w:tcPr>
           <w:p>
@@ -449,13 +544,13 @@
                 <w:b/>
                 <w:bCs/>
               </w:rPr>
-              <w:t>V1.1.1</w:t>
+              <w:t>V0.3</w:t>
             </w:r>
           </w:p>
         </w:tc>
         <w:tc>
           <w:tcPr>
-            <w:tcW w:w="2407" w:type="dxa"/>
+            <w:tcW w:w="2389" w:type="dxa"/>
             <w:shd w:val="clear" w:color="auto" w:fill="FFFFFF" w:themeFill="background1"/>
           </w:tcPr>
           <w:p>
@@ -477,7 +572,7 @@
         </w:tc>
         <w:tc>
           <w:tcPr>
-            <w:tcW w:w="2407" w:type="dxa"/>
+            <w:tcW w:w="2388" w:type="dxa"/>
             <w:shd w:val="clear" w:color="auto" w:fill="FFFFFF" w:themeFill="background1"/>
           </w:tcPr>
           <w:p>
@@ -499,7 +594,7 @@
         </w:tc>
         <w:tc>
           <w:tcPr>
-            <w:tcW w:w="2407" w:type="dxa"/>
+            <w:tcW w:w="2556" w:type="dxa"/>
             <w:shd w:val="clear" w:color="auto" w:fill="FFFFFF" w:themeFill="background1"/>
           </w:tcPr>
           <w:p>
@@ -520,6 +615,99 @@
           </w:p>
         </w:tc>
       </w:tr>
+      <w:tr>
+        <w:trPr>
+          <w:trHeight w:val="314"/>
+        </w:trPr>
+        <w:tc>
+          <w:tcPr>
+            <w:tcW w:w="2376" w:type="dxa"/>
+            <w:shd w:val="clear" w:color="auto" w:fill="FFFFFF" w:themeFill="background1"/>
+          </w:tcPr>
+          <w:p>
+            <w:pPr>
+              <w:jc w:val="center"/>
+              <w:rPr>
+                <w:b/>
+                <w:bCs/>
+              </w:rPr>
+            </w:pPr>
+            <w:r>
+              <w:rPr>
+                <w:b/>
+                <w:bCs/>
+              </w:rPr>
+              <w:t>V1.0</w:t>
+            </w:r>
+          </w:p>
+        </w:tc>
+        <w:tc>
+          <w:tcPr>
+            <w:tcW w:w="2389" w:type="dxa"/>
+            <w:shd w:val="clear" w:color="auto" w:fill="FFFFFF" w:themeFill="background1"/>
+          </w:tcPr>
+          <w:p>
+            <w:pPr>
+              <w:jc w:val="center"/>
+              <w:rPr>
+                <w:b/>
+                <w:bCs/>
+              </w:rPr>
+            </w:pPr>
+            <w:r>
+              <w:rPr>
+                <w:b/>
+                <w:bCs/>
+              </w:rPr>
+              <w:t>20.09.2026</w:t>
+            </w:r>
+          </w:p>
+        </w:tc>
+        <w:tc>
+          <w:tcPr>
+            <w:tcW w:w="2388" w:type="dxa"/>
+            <w:shd w:val="clear" w:color="auto" w:fill="FFFFFF" w:themeFill="background1"/>
+          </w:tcPr>
+          <w:p>
+            <w:pPr>
+              <w:jc w:val="center"/>
+              <w:rPr>
+                <w:b/>
+                <w:bCs/>
+              </w:rPr>
+            </w:pPr>
+            <w:r>
+              <w:rPr>
+                <w:b/>
+                <w:bCs/>
+              </w:rPr>
+              <w:t>Sanjivan</w:t>
+            </w:r>
+          </w:p>
+        </w:tc>
+        <w:tc>
+          <w:tcPr>
+            <w:tcW w:w="2556" w:type="dxa"/>
+            <w:shd w:val="clear" w:color="auto" w:fill="FFFFFF" w:themeFill="background1"/>
+          </w:tcPr>
+          <w:p>
+            <w:pPr>
+              <w:jc w:val="center"/>
+              <w:rPr>
+                <w:b/>
+                <w:bCs/>
+              </w:rPr>
+            </w:pPr>
+            <w:r>
+              <w:rPr>
+                <w:b/>
+                <w:bCs/>
+              </w:rPr>
+              <w:t>Korrektur/Anpassung</w:t>
+            </w:r>
+          </w:p>
+        </w:tc>
+      </w:tr>
     </w:tbl>
     <w:p>
       <w:pPr>
@@ -529,55 +717,36 @@
           <w:szCs w:val="32"/>
         </w:rPr>
       </w:pPr>
-      <w:r>
+    </w:p>
+    <w:p>
+      <w:pPr>
         <w:rPr>
           <w:b/>
           <w:sz w:val="32"/>
           <w:szCs w:val="32"/>
         </w:rPr>
-        <w:t>Versionierung</w:t>
-      </w:r>
-    </w:p>
-    <w:p>
-      <w:pPr>
-        <w:rPr>
-          <w:b/>
-          <w:bCs/>
-          <w:sz w:val="28"/>
-          <w:szCs w:val="28"/>
-        </w:rPr>
-      </w:pPr>
-    </w:p>
-    <w:p>
-      <w:pPr>
+      </w:pPr>
+      <w:r>
         <w:rPr>
           <w:b/>
           <w:sz w:val="32"/>
           <w:szCs w:val="32"/>
         </w:rPr>
-      </w:pPr>
-      <w:r>
-        <w:rPr>
-          <w:b/>
-          <w:sz w:val="32"/>
-          <w:szCs w:val="32"/>
-        </w:rPr>
         <w:t>JourneyMap</w:t>
       </w:r>
     </w:p>
     <w:p>
       <w:pPr>
+        <w:pStyle w:val="KeinLeerraum"/>
         <w:rPr>
           <w:b/>
           <w:bCs/>
-          <w:sz w:val="32"/>
-          <w:szCs w:val="32"/>
-        </w:rPr>
-      </w:pPr>
-    </w:p>
-    <w:p>
-      <w:pPr>
-        <w:pStyle w:val="KeinLeerraum"/>
+          <w:sz w:val="28"/>
+          <w:szCs w:val="28"/>
+          <w:u w:val="single"/>
+        </w:rPr>
+      </w:pPr>
+      <w:r>
         <w:rPr>
           <w:b/>
           <w:bCs/>
@@ -585,61 +754,66 @@
           <w:szCs w:val="28"/>
           <w:u w:val="single"/>
         </w:rPr>
-      </w:pPr>
-      <w:r>
-        <w:rPr>
-          <w:b/>
+        <w:t>Zielhandlungen</w:t>
+      </w:r>
+    </w:p>
+    <w:p>
+      <w:pPr>
+        <w:pStyle w:val="KeinLeerraum"/>
+      </w:pPr>
+      <w:r>
+        <w:t>Eine Person möchte mit unserer Lösung ihre Reisefotos automatisch nach Reise und Ort ordnen lassen, damit sie ihre Erinnerungen schnell wiederfindet.</w:t>
+      </w:r>
+    </w:p>
+    <w:p>
+      <w:pPr>
+        <w:pStyle w:val="KeinLeerraum"/>
+        <w:rPr>
+          <w:b/>
+        </w:rPr>
+      </w:pPr>
+    </w:p>
+    <w:p>
+      <w:pPr>
+        <w:pStyle w:val="KeinLeerraum"/>
+        <w:rPr>
           <w:bCs/>
-          <w:sz w:val="28"/>
-          <w:szCs w:val="28"/>
-          <w:u w:val="single"/>
-        </w:rPr>
-        <w:t>Zielhandlungen</w:t>
-      </w:r>
-    </w:p>
-    <w:p>
-      <w:pPr>
-        <w:pStyle w:val="KeinLeerraum"/>
-      </w:pPr>
-      <w:r>
-        <w:t>Eine Person möchte mit unserer Lösung ihre Reisefotos automatisch nach Reise und Ort ordnen lassen, damit sie ihre Erinnerungen schnell wiederfindet.</w:t>
-      </w:r>
-    </w:p>
-    <w:p>
-      <w:pPr>
-        <w:pStyle w:val="KeinLeerraum"/>
-        <w:rPr>
-          <w:b/>
-        </w:rPr>
-      </w:pPr>
-    </w:p>
-    <w:p>
-      <w:pPr>
-        <w:pStyle w:val="KeinLeerraum"/>
+        </w:rPr>
+      </w:pPr>
+      <w:r>
+        <w:rPr>
+          <w:b/>
+        </w:rPr>
+        <w:t xml:space="preserve">Ausganspunkt: </w:t>
+      </w:r>
+      <w:r>
         <w:rPr>
           <w:bCs/>
         </w:rPr>
-      </w:pPr>
-      <w:r>
-        <w:rPr>
-          <w:b/>
-        </w:rPr>
-        <w:t xml:space="preserve">Ausganspunkt: </w:t>
-      </w:r>
-      <w:r>
+        <w:t>Eine Person hat viele unsortierte Fotos von einer Reise.</w:t>
+      </w:r>
+    </w:p>
+    <w:p>
+      <w:pPr>
+        <w:pStyle w:val="KeinLeerraum"/>
         <w:rPr>
           <w:bCs/>
         </w:rPr>
-        <w:t>Eine Person hat viele unsortierte Fotos von einer Reise.</w:t>
-      </w:r>
-    </w:p>
-    <w:p>
-      <w:pPr>
-        <w:pStyle w:val="KeinLeerraum"/>
-        <w:rPr>
-          <w:bCs/>
-        </w:rPr>
-      </w:pPr>
+      </w:pPr>
+    </w:p>
+    <w:p>
+      <w:pPr>
+        <w:pStyle w:val="KeinLeerraum"/>
+        <w:rPr>
+          <w:b/>
+        </w:rPr>
+      </w:pPr>
+      <w:r>
+        <w:rPr>
+          <w:b/>
+        </w:rPr>
+        <w:t>User Flow:</w:t>
+      </w:r>
     </w:p>
     <w:p>
       <w:pPr>
@@ -932,7 +1106,6 @@
           <w:szCs w:val="28"/>
           <w:u w:val="single"/>
         </w:rPr>
-        <w:lastRenderedPageBreak/>
         <w:t>Wireframe 1: Dashboard</w:t>
       </w:r>
     </w:p>
@@ -948,9 +1121,9 @@
           <w:noProof/>
         </w:rPr>
         <w:drawing>
-          <wp:inline distT="0" distB="0" distL="0" distR="0" wp14:anchorId="4E6820B7" wp14:editId="2CF85B26">
-            <wp:extent cx="5423564" cy="4069080"/>
-            <wp:effectExtent l="0" t="0" r="5715" b="7620"/>
+          <wp:inline distT="0" distB="0" distL="0" distR="0" wp14:anchorId="4E6820B7" wp14:editId="07A7761D">
+            <wp:extent cx="5244440" cy="3934691"/>
+            <wp:effectExtent l="0" t="0" r="0" b="8890"/>
             <wp:docPr id="128963575" name="Grafik 1"/>
             <wp:cNvGraphicFramePr>
               <a:graphicFrameLocks xmlns:a="http://schemas.openxmlformats.org/drawingml/2006/main" noChangeAspect="1"/>
@@ -980,7 +1153,7 @@
                   <pic:spPr bwMode="auto">
                     <a:xfrm>
                       <a:off x="0" y="0"/>
-                      <a:ext cx="5437856" cy="4079803"/>
+                      <a:ext cx="5274721" cy="3957409"/>
                     </a:xfrm>
                     <a:prstGeom prst="rect">
                       <a:avLst/>
@@ -1024,47 +1197,8 @@
           <w:szCs w:val="28"/>
           <w:u w:val="single"/>
         </w:rPr>
-        <w:t xml:space="preserve">Wireframe </w:t>
-      </w:r>
-      <w:r>
-        <w:rPr>
-          <w:b/>
-          <w:sz w:val="28"/>
-          <w:szCs w:val="28"/>
-          <w:u w:val="single"/>
-        </w:rPr>
-        <w:t>2</w:t>
-      </w:r>
-      <w:r>
-        <w:rPr>
-          <w:b/>
-          <w:sz w:val="28"/>
-          <w:szCs w:val="28"/>
-          <w:u w:val="single"/>
-        </w:rPr>
-        <w:t xml:space="preserve">: </w:t>
-      </w:r>
-      <w:r>
-        <w:rPr>
-          <w:b/>
-          <w:sz w:val="28"/>
-          <w:szCs w:val="28"/>
-          <w:u w:val="single"/>
-        </w:rPr>
-        <w:t>Suchbereich</w:t>
-      </w:r>
-    </w:p>
-    <w:p>
-      <w:pPr>
-        <w:pStyle w:val="KeinLeerraum"/>
-        <w:jc w:val="both"/>
-        <w:rPr>
-          <w:b/>
-          <w:sz w:val="28"/>
-          <w:szCs w:val="28"/>
-          <w:u w:val="single"/>
-        </w:rPr>
-      </w:pPr>
+        <w:t>Wireframe 2: Suchbereich</w:t>
+      </w:r>
     </w:p>
     <w:p>
       <w:pPr>
@@ -1084,7 +1218,7 @@
         <mc:AlternateContent>
           <mc:Choice Requires="wps">
             <w:drawing>
-              <wp:anchor distT="0" distB="0" distL="114300" distR="114300" simplePos="0" relativeHeight="251659264" behindDoc="0" locked="0" layoutInCell="1" allowOverlap="1" wp14:anchorId="1C4D2934" wp14:editId="566914E6">
+              <wp:anchor distT="0" distB="0" distL="114300" distR="114300" simplePos="0" relativeHeight="251659264" behindDoc="0" locked="0" layoutInCell="1" allowOverlap="1" wp14:anchorId="1C4D2934" wp14:editId="3C2444BA">
                 <wp:simplePos x="0" y="0"/>
                 <wp:positionH relativeFrom="column">
                   <wp:posOffset>86360</wp:posOffset>
@@ -1163,8 +1297,8 @@
           <w:noProof/>
         </w:rPr>
         <w:drawing>
-          <wp:inline distT="0" distB="0" distL="0" distR="0" wp14:anchorId="32AC7C33" wp14:editId="6653BE04">
-            <wp:extent cx="3535680" cy="4123888"/>
+          <wp:inline distT="0" distB="0" distL="0" distR="0" wp14:anchorId="32AC7C33" wp14:editId="34504D05">
+            <wp:extent cx="3535680" cy="4123690"/>
             <wp:effectExtent l="0" t="0" r="7620" b="0"/>
             <wp:docPr id="1449203038" name="Grafik 2"/>
             <wp:cNvGraphicFramePr>
@@ -1195,7 +1329,7 @@
                   <pic:spPr bwMode="auto">
                     <a:xfrm>
                       <a:off x="0" y="0"/>
-                      <a:ext cx="3543417" cy="4132912"/>
+                      <a:ext cx="3535680" cy="4123690"/>
                     </a:xfrm>
                     <a:prstGeom prst="rect">
                       <a:avLst/>
@@ -1226,14 +1360,426 @@
           <w:sz w:val="28"/>
           <w:szCs w:val="28"/>
           <w:u w:val="single"/>
-        </w:rPr>
-      </w:pPr>
-      <w:r>
-        <w:rPr>
-          <w:b/>
-          <w:sz w:val="28"/>
-          <w:szCs w:val="28"/>
-          <w:u w:val="single"/>
+          <w:lang w:val="en-US"/>
+        </w:rPr>
+      </w:pPr>
+      <w:r>
+        <w:rPr>
+          <w:b/>
+          <w:sz w:val="28"/>
+          <w:szCs w:val="28"/>
+          <w:u w:val="single"/>
+          <w:lang w:val="en-US"/>
+        </w:rPr>
+        <w:lastRenderedPageBreak/>
+        <w:t xml:space="preserve">Wireframe 3: </w:t>
+      </w:r>
+      <w:r>
+        <w:rPr>
+          <w:b/>
+          <w:sz w:val="28"/>
+          <w:szCs w:val="28"/>
+          <w:u w:val="single"/>
+          <w:lang w:val="en-US"/>
+        </w:rPr>
+        <w:t>Meine Reise</w:t>
+      </w:r>
+    </w:p>
+    <w:p>
+      <w:pPr>
+        <w:pStyle w:val="KeinLeerraum"/>
+        <w:jc w:val="both"/>
+        <w:rPr>
+          <w:b/>
+          <w:sz w:val="28"/>
+          <w:szCs w:val="28"/>
+          <w:u w:val="single"/>
+          <w:lang w:val="en-US"/>
+        </w:rPr>
+      </w:pPr>
+    </w:p>
+    <w:p>
+      <w:pPr>
+        <w:pStyle w:val="KeinLeerraum"/>
+        <w:jc w:val="both"/>
+        <w:rPr>
+          <w:b/>
+          <w:sz w:val="28"/>
+          <w:szCs w:val="28"/>
+          <w:u w:val="single"/>
+          <w:lang w:val="en-US"/>
+        </w:rPr>
+      </w:pPr>
+      <w:r>
+        <w:rPr>
+          <w:b/>
+          <w:noProof/>
+          <w:sz w:val="28"/>
+          <w:szCs w:val="28"/>
+          <w:u w:val="single"/>
+          <w:lang w:val="en-US"/>
+        </w:rPr>
+        <w:drawing>
+          <wp:inline distT="0" distB="0" distL="0" distR="0" wp14:anchorId="6DF755CA" wp14:editId="52C10B8C">
+            <wp:extent cx="6120130" cy="3444240"/>
+            <wp:effectExtent l="0" t="0" r="0" b="3810"/>
+            <wp:docPr id="1482017126" name="Grafik 3"/>
+            <wp:cNvGraphicFramePr>
+              <a:graphicFrameLocks xmlns:a="http://schemas.openxmlformats.org/drawingml/2006/main" noChangeAspect="1"/>
+            </wp:cNvGraphicFramePr>
+            <a:graphic xmlns:a="http://schemas.openxmlformats.org/drawingml/2006/main">
+              <a:graphicData uri="http://schemas.openxmlformats.org/drawingml/2006/picture">
+                <pic:pic xmlns:pic="http://schemas.openxmlformats.org/drawingml/2006/picture">
+                  <pic:nvPicPr>
+                    <pic:cNvPr id="1482017126" name="Grafik 1482017126"/>
+                    <pic:cNvPicPr/>
+                  </pic:nvPicPr>
+                  <pic:blipFill>
+                    <a:blip r:embed="rId13" cstate="print">
+                      <a:extLst>
+                        <a:ext uri="{28A0092B-C50C-407E-A947-70E740481C1C}">
+                          <a14:useLocalDpi xmlns:a14="http://schemas.microsoft.com/office/drawing/2010/main" val="0"/>
+                        </a:ext>
+                      </a:extLst>
+                    </a:blip>
+                    <a:stretch>
+                      <a:fillRect/>
+                    </a:stretch>
+                  </pic:blipFill>
+                  <pic:spPr>
+                    <a:xfrm>
+                      <a:off x="0" y="0"/>
+                      <a:ext cx="6120130" cy="3444240"/>
+                    </a:xfrm>
+                    <a:prstGeom prst="rect">
+                      <a:avLst/>
+                    </a:prstGeom>
+                  </pic:spPr>
+                </pic:pic>
+              </a:graphicData>
+            </a:graphic>
+          </wp:inline>
+        </w:drawing>
+      </w:r>
+    </w:p>
+    <w:p>
+      <w:pPr>
+        <w:pStyle w:val="KeinLeerraum"/>
+        <w:jc w:val="both"/>
+        <w:rPr>
+          <w:b/>
+          <w:sz w:val="28"/>
+          <w:szCs w:val="28"/>
+          <w:u w:val="single"/>
+          <w:lang w:val="en-US"/>
+        </w:rPr>
+      </w:pPr>
+    </w:p>
+    <w:p>
+      <w:pPr>
+        <w:pStyle w:val="KeinLeerraum"/>
+        <w:jc w:val="both"/>
+        <w:rPr>
+          <w:b/>
+          <w:sz w:val="28"/>
+          <w:szCs w:val="28"/>
+          <w:u w:val="single"/>
+          <w:lang w:val="en-US"/>
+        </w:rPr>
+      </w:pPr>
+    </w:p>
+    <w:p>
+      <w:pPr>
+        <w:pStyle w:val="KeinLeerraum"/>
+        <w:jc w:val="both"/>
+        <w:rPr>
+          <w:b/>
+          <w:sz w:val="28"/>
+          <w:szCs w:val="28"/>
+          <w:u w:val="single"/>
+          <w:lang w:val="en-US"/>
+        </w:rPr>
+      </w:pPr>
+    </w:p>
+    <w:p>
+      <w:pPr>
+        <w:pStyle w:val="KeinLeerraum"/>
+        <w:jc w:val="both"/>
+        <w:rPr>
+          <w:b/>
+          <w:sz w:val="28"/>
+          <w:szCs w:val="28"/>
+          <w:u w:val="single"/>
+          <w:lang w:val="en-US"/>
+        </w:rPr>
+      </w:pPr>
+    </w:p>
+    <w:p>
+      <w:pPr>
+        <w:pStyle w:val="KeinLeerraum"/>
+        <w:jc w:val="both"/>
+        <w:rPr>
+          <w:b/>
+          <w:sz w:val="28"/>
+          <w:szCs w:val="28"/>
+          <w:u w:val="single"/>
+          <w:lang w:val="en-US"/>
+        </w:rPr>
+      </w:pPr>
+    </w:p>
+    <w:p>
+      <w:pPr>
+        <w:pStyle w:val="KeinLeerraum"/>
+        <w:jc w:val="both"/>
+        <w:rPr>
+          <w:b/>
+          <w:sz w:val="28"/>
+          <w:szCs w:val="28"/>
+          <w:u w:val="single"/>
+          <w:lang w:val="en-US"/>
+        </w:rPr>
+      </w:pPr>
+    </w:p>
+    <w:p>
+      <w:pPr>
+        <w:pStyle w:val="KeinLeerraum"/>
+        <w:jc w:val="both"/>
+        <w:rPr>
+          <w:b/>
+          <w:sz w:val="28"/>
+          <w:szCs w:val="28"/>
+          <w:u w:val="single"/>
+          <w:lang w:val="en-US"/>
+        </w:rPr>
+      </w:pPr>
+    </w:p>
+    <w:p>
+      <w:pPr>
+        <w:pStyle w:val="KeinLeerraum"/>
+        <w:jc w:val="both"/>
+        <w:rPr>
+          <w:b/>
+          <w:sz w:val="28"/>
+          <w:szCs w:val="28"/>
+          <w:u w:val="single"/>
+          <w:lang w:val="en-US"/>
+        </w:rPr>
+      </w:pPr>
+    </w:p>
+    <w:p>
+      <w:pPr>
+        <w:pStyle w:val="KeinLeerraum"/>
+        <w:jc w:val="both"/>
+        <w:rPr>
+          <w:b/>
+          <w:sz w:val="28"/>
+          <w:szCs w:val="28"/>
+          <w:u w:val="single"/>
+          <w:lang w:val="en-US"/>
+        </w:rPr>
+      </w:pPr>
+    </w:p>
+    <w:p>
+      <w:pPr>
+        <w:pStyle w:val="KeinLeerraum"/>
+        <w:jc w:val="both"/>
+        <w:rPr>
+          <w:b/>
+          <w:sz w:val="28"/>
+          <w:szCs w:val="28"/>
+          <w:u w:val="single"/>
+          <w:lang w:val="en-US"/>
+        </w:rPr>
+      </w:pPr>
+    </w:p>
+    <w:p>
+      <w:pPr>
+        <w:pStyle w:val="KeinLeerraum"/>
+        <w:jc w:val="both"/>
+        <w:rPr>
+          <w:b/>
+          <w:sz w:val="28"/>
+          <w:szCs w:val="28"/>
+          <w:u w:val="single"/>
+          <w:lang w:val="en-US"/>
+        </w:rPr>
+      </w:pPr>
+    </w:p>
+    <w:p>
+      <w:pPr>
+        <w:pStyle w:val="KeinLeerraum"/>
+        <w:jc w:val="both"/>
+        <w:rPr>
+          <w:b/>
+          <w:sz w:val="28"/>
+          <w:szCs w:val="28"/>
+          <w:u w:val="single"/>
+          <w:lang w:val="en-US"/>
+        </w:rPr>
+      </w:pPr>
+    </w:p>
+    <w:p>
+      <w:pPr>
+        <w:pStyle w:val="KeinLeerraum"/>
+        <w:jc w:val="both"/>
+        <w:rPr>
+          <w:b/>
+          <w:sz w:val="28"/>
+          <w:szCs w:val="28"/>
+          <w:u w:val="single"/>
+          <w:lang w:val="en-US"/>
+        </w:rPr>
+      </w:pPr>
+    </w:p>
+    <w:p>
+      <w:pPr>
+        <w:pStyle w:val="KeinLeerraum"/>
+        <w:jc w:val="both"/>
+        <w:rPr>
+          <w:b/>
+          <w:sz w:val="28"/>
+          <w:szCs w:val="28"/>
+          <w:u w:val="single"/>
+          <w:lang w:val="en-US"/>
+        </w:rPr>
+      </w:pPr>
+    </w:p>
+    <w:p>
+      <w:pPr>
+        <w:pStyle w:val="KeinLeerraum"/>
+        <w:jc w:val="both"/>
+        <w:rPr>
+          <w:b/>
+          <w:sz w:val="28"/>
+          <w:szCs w:val="28"/>
+          <w:u w:val="single"/>
+          <w:lang w:val="en-US"/>
+        </w:rPr>
+      </w:pPr>
+    </w:p>
+    <w:p>
+      <w:pPr>
+        <w:pStyle w:val="KeinLeerraum"/>
+        <w:jc w:val="both"/>
+        <w:rPr>
+          <w:b/>
+          <w:sz w:val="28"/>
+          <w:szCs w:val="28"/>
+          <w:u w:val="single"/>
+          <w:lang w:val="en-US"/>
+        </w:rPr>
+      </w:pPr>
+    </w:p>
+    <w:p>
+      <w:pPr>
+        <w:pStyle w:val="KeinLeerraum"/>
+        <w:jc w:val="both"/>
+        <w:rPr>
+          <w:b/>
+          <w:sz w:val="28"/>
+          <w:szCs w:val="28"/>
+          <w:u w:val="single"/>
+          <w:lang w:val="en-US"/>
+        </w:rPr>
+      </w:pPr>
+    </w:p>
+    <w:p>
+      <w:pPr>
+        <w:pStyle w:val="KeinLeerraum"/>
+        <w:jc w:val="both"/>
+        <w:rPr>
+          <w:b/>
+          <w:sz w:val="28"/>
+          <w:szCs w:val="28"/>
+          <w:u w:val="single"/>
+          <w:lang w:val="en-US"/>
+        </w:rPr>
+      </w:pPr>
+    </w:p>
+    <w:p>
+      <w:pPr>
+        <w:pStyle w:val="KeinLeerraum"/>
+        <w:jc w:val="both"/>
+        <w:rPr>
+          <w:b/>
+          <w:sz w:val="28"/>
+          <w:szCs w:val="28"/>
+          <w:u w:val="single"/>
+          <w:lang w:val="en-US"/>
+        </w:rPr>
+      </w:pPr>
+    </w:p>
+    <w:p>
+      <w:pPr>
+        <w:pStyle w:val="KeinLeerraum"/>
+        <w:jc w:val="both"/>
+        <w:rPr>
+          <w:b/>
+          <w:sz w:val="28"/>
+          <w:szCs w:val="28"/>
+          <w:u w:val="single"/>
+          <w:lang w:val="en-US"/>
+        </w:rPr>
+      </w:pPr>
+    </w:p>
+    <w:p>
+      <w:pPr>
+        <w:pStyle w:val="KeinLeerraum"/>
+        <w:jc w:val="both"/>
+        <w:rPr>
+          <w:b/>
+          <w:sz w:val="28"/>
+          <w:szCs w:val="28"/>
+          <w:u w:val="single"/>
+          <w:lang w:val="en-US"/>
+        </w:rPr>
+      </w:pPr>
+    </w:p>
+    <w:p>
+      <w:pPr>
+        <w:pStyle w:val="KeinLeerraum"/>
+        <w:jc w:val="both"/>
+        <w:rPr>
+          <w:b/>
+          <w:sz w:val="28"/>
+          <w:szCs w:val="28"/>
+          <w:u w:val="single"/>
+          <w:lang w:val="en-US"/>
+        </w:rPr>
+      </w:pPr>
+    </w:p>
+    <w:p>
+      <w:pPr>
+        <w:pStyle w:val="KeinLeerraum"/>
+        <w:jc w:val="both"/>
+        <w:rPr>
+          <w:b/>
+          <w:sz w:val="28"/>
+          <w:szCs w:val="28"/>
+          <w:u w:val="single"/>
+          <w:lang w:val="en-US"/>
+        </w:rPr>
+      </w:pPr>
+    </w:p>
+    <w:p>
+      <w:pPr>
+        <w:pStyle w:val="KeinLeerraum"/>
+        <w:jc w:val="both"/>
+        <w:rPr>
+          <w:b/>
+          <w:sz w:val="28"/>
+          <w:szCs w:val="28"/>
+          <w:u w:val="single"/>
+          <w:lang w:val="en-US"/>
+        </w:rPr>
+      </w:pPr>
+      <w:r>
+        <w:rPr>
+          <w:b/>
+          <w:sz w:val="28"/>
+          <w:szCs w:val="28"/>
+          <w:u w:val="single"/>
+          <w:lang w:val="en-US"/>
         </w:rPr>
         <w:lastRenderedPageBreak/>
         <w:t xml:space="preserve">Wireframe </w:t>
@@ -1244,15 +1790,17 @@
           <w:sz w:val="28"/>
           <w:szCs w:val="28"/>
           <w:u w:val="single"/>
-        </w:rPr>
-        <w:t>3</w:t>
-      </w:r>
-      <w:r>
-        <w:rPr>
-          <w:b/>
-          <w:sz w:val="28"/>
-          <w:szCs w:val="28"/>
-          <w:u w:val="single"/>
+          <w:lang w:val="en-US"/>
+        </w:rPr>
+        <w:t>4</w:t>
+      </w:r>
+      <w:r>
+        <w:rPr>
+          <w:b/>
+          <w:sz w:val="28"/>
+          <w:szCs w:val="28"/>
+          <w:u w:val="single"/>
+          <w:lang w:val="en-US"/>
         </w:rPr>
         <w:t>.1</w:t>
       </w:r>
@@ -1262,6 +1810,7 @@
           <w:sz w:val="28"/>
           <w:szCs w:val="28"/>
           <w:u w:val="single"/>
+          <w:lang w:val="en-US"/>
         </w:rPr>
         <w:t xml:space="preserve">: </w:t>
       </w:r>
@@ -1271,6 +1820,7 @@
           <w:sz w:val="28"/>
           <w:szCs w:val="28"/>
           <w:u w:val="single"/>
+          <w:lang w:val="en-US"/>
         </w:rPr>
         <w:t>Top-</w:t>
       </w:r>
@@ -1280,6 +1830,7 @@
           <w:sz w:val="28"/>
           <w:szCs w:val="28"/>
           <w:u w:val="single"/>
+          <w:lang w:val="en-US"/>
         </w:rPr>
         <w:t>Landingpage</w:t>
       </w:r>
@@ -1287,21 +1838,10 @@
     <w:p>
       <w:pPr>
         <w:pStyle w:val="KeinLeerraum"/>
-        <w:jc w:val="both"/>
-        <w:rPr>
-          <w:b/>
-          <w:sz w:val="28"/>
-          <w:szCs w:val="28"/>
-          <w:u w:val="single"/>
-        </w:rPr>
-      </w:pPr>
-    </w:p>
-    <w:p>
-      <w:pPr>
-        <w:pStyle w:val="KeinLeerraum"/>
         <w:rPr>
           <w:b/>
           <w:bCs/>
+          <w:lang w:val="en-US"/>
         </w:rPr>
       </w:pPr>
     </w:p>
@@ -1320,16 +1860,16 @@
         <mc:AlternateContent>
           <mc:Choice Requires="wps">
             <w:drawing>
-              <wp:anchor distT="0" distB="0" distL="114300" distR="114300" simplePos="0" relativeHeight="251661312" behindDoc="0" locked="0" layoutInCell="1" allowOverlap="1" wp14:anchorId="102AA3C8" wp14:editId="5AD2BF1A">
+              <wp:anchor distT="0" distB="0" distL="114300" distR="114300" simplePos="0" relativeHeight="251661312" behindDoc="0" locked="0" layoutInCell="1" allowOverlap="1" wp14:anchorId="102AA3C8" wp14:editId="5C01CDCB">
                 <wp:simplePos x="0" y="0"/>
                 <wp:positionH relativeFrom="column">
-                  <wp:posOffset>130810</wp:posOffset>
+                  <wp:posOffset>227214</wp:posOffset>
                 </wp:positionH>
                 <wp:positionV relativeFrom="paragraph">
-                  <wp:posOffset>2240915</wp:posOffset>
+                  <wp:posOffset>4164965</wp:posOffset>
                 </wp:positionV>
-                <wp:extent cx="3282950" cy="1854200"/>
-                <wp:effectExtent l="19050" t="19050" r="12700" b="12700"/>
+                <wp:extent cx="4843895" cy="1854200"/>
+                <wp:effectExtent l="19050" t="19050" r="13970" b="12700"/>
                 <wp:wrapNone/>
                 <wp:docPr id="1521954222" name="Rechteck 5"/>
                 <wp:cNvGraphicFramePr/>
@@ -1340,7 +1880,7 @@
                       <wps:spPr>
                         <a:xfrm>
                           <a:off x="0" y="0"/>
-                          <a:ext cx="3282950" cy="1854200"/>
+                          <a:ext cx="4843895" cy="1854200"/>
                         </a:xfrm>
                         <a:prstGeom prst="rect">
                           <a:avLst/>
@@ -1387,7 +1927,7 @@
           </mc:Choice>
           <mc:Fallback>
             <w:pict>
-              <v:rect w14:anchorId="34821034" id="Rechteck 5" o:spid="_x0000_s1026" style="position:absolute;margin-left:10.3pt;margin-top:176.45pt;width:258.5pt;height:146pt;z-index:251661312;visibility:visible;mso-wrap-style:square;mso-width-percent:0;mso-wrap-distance-left:9pt;mso-wrap-distance-top:0;mso-wrap-distance-right:9pt;mso-wrap-distance-bottom:0;mso-position-horizontal:absolute;mso-position-horizontal-relative:text;mso-position-vertical:absolute;mso-position-vertical-relative:text;mso-width-percent:0;mso-width-relative:margin;v-text-anchor:middle" o:gfxdata="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" filled="f" strokecolor="#e00" strokeweight="3pt">
+              <v:rect w14:anchorId="72E1BA83" id="Rechteck 5" o:spid="_x0000_s1026" style="position:absolute;margin-left:17.9pt;margin-top:327.95pt;width:381.4pt;height:146pt;z-index:251661312;visibility:visible;mso-wrap-style:square;mso-width-percent:0;mso-wrap-distance-left:9pt;mso-wrap-distance-top:0;mso-wrap-distance-right:9pt;mso-wrap-distance-bottom:0;mso-position-horizontal:absolute;mso-position-horizontal-relative:text;mso-position-vertical:absolute;mso-position-vertical-relative:text;mso-width-percent:0;mso-width-relative:margin;v-text-anchor:middle" o:gfxdata="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" filled="f" strokecolor="#e00" strokeweight="3pt">
                 <v:stroke joinstyle="round"/>
               </v:rect>
             </w:pict>
@@ -1399,9 +1939,9 @@
           <w:noProof/>
         </w:rPr>
         <w:drawing>
-          <wp:inline distT="0" distB="0" distL="0" distR="0" wp14:anchorId="02C0DAC6" wp14:editId="6DF85BD7">
-            <wp:extent cx="3471333" cy="5495568"/>
-            <wp:effectExtent l="0" t="0" r="0" b="0"/>
+          <wp:inline distT="0" distB="0" distL="0" distR="0" wp14:anchorId="02C0DAC6" wp14:editId="0E037E00">
+            <wp:extent cx="5181600" cy="8203139"/>
+            <wp:effectExtent l="0" t="0" r="0" b="7620"/>
             <wp:docPr id="938288719" name="Grafik 3"/>
             <wp:cNvGraphicFramePr>
               <a:graphicFrameLocks xmlns:a="http://schemas.openxmlformats.org/drawingml/2006/main" noChangeAspect="1"/>
@@ -1416,7 +1956,7 @@
                     </pic:cNvPicPr>
                   </pic:nvPicPr>
                   <pic:blipFill rotWithShape="1">
-                    <a:blip r:embed="rId13" cstate="print">
+                    <a:blip r:embed="rId14" cstate="print">
                       <a:extLst>
                         <a:ext uri="{28A0092B-C50C-407E-A947-70E740481C1C}">
                           <a14:useLocalDpi xmlns:a14="http://schemas.microsoft.com/office/drawing/2010/main" val="0"/>
@@ -1431,7 +1971,7 @@
                   <pic:spPr bwMode="auto">
                     <a:xfrm>
                       <a:off x="0" y="0"/>
-                      <a:ext cx="3475708" cy="5502493"/>
+                      <a:ext cx="5181600" cy="8203139"/>
                     </a:xfrm>
                     <a:prstGeom prst="rect">
                       <a:avLst/>
@@ -1456,6 +1996,7 @@
     <w:p>
       <w:pPr>
         <w:pStyle w:val="KeinLeerraum"/>
+        <w:jc w:val="both"/>
         <w:rPr>
           <w:b/>
           <w:bCs/>
@@ -1465,141 +2006,6 @@
     <w:p>
       <w:pPr>
         <w:pStyle w:val="KeinLeerraum"/>
-        <w:rPr>
-          <w:b/>
-          <w:bCs/>
-        </w:rPr>
-      </w:pPr>
-    </w:p>
-    <w:p>
-      <w:pPr>
-        <w:pStyle w:val="KeinLeerraum"/>
-        <w:rPr>
-          <w:b/>
-          <w:bCs/>
-        </w:rPr>
-      </w:pPr>
-    </w:p>
-    <w:p>
-      <w:pPr>
-        <w:pStyle w:val="KeinLeerraum"/>
-        <w:rPr>
-          <w:b/>
-          <w:bCs/>
-        </w:rPr>
-      </w:pPr>
-    </w:p>
-    <w:p>
-      <w:pPr>
-        <w:pStyle w:val="KeinLeerraum"/>
-        <w:rPr>
-          <w:b/>
-          <w:bCs/>
-        </w:rPr>
-      </w:pPr>
-    </w:p>
-    <w:p>
-      <w:pPr>
-        <w:pStyle w:val="KeinLeerraum"/>
-        <w:rPr>
-          <w:b/>
-          <w:bCs/>
-        </w:rPr>
-      </w:pPr>
-    </w:p>
-    <w:p>
-      <w:pPr>
-        <w:pStyle w:val="KeinLeerraum"/>
-        <w:rPr>
-          <w:b/>
-          <w:bCs/>
-        </w:rPr>
-      </w:pPr>
-    </w:p>
-    <w:p>
-      <w:pPr>
-        <w:pStyle w:val="KeinLeerraum"/>
-        <w:rPr>
-          <w:b/>
-          <w:bCs/>
-        </w:rPr>
-      </w:pPr>
-    </w:p>
-    <w:p>
-      <w:pPr>
-        <w:pStyle w:val="KeinLeerraum"/>
-        <w:rPr>
-          <w:b/>
-          <w:bCs/>
-        </w:rPr>
-      </w:pPr>
-    </w:p>
-    <w:p>
-      <w:pPr>
-        <w:pStyle w:val="KeinLeerraum"/>
-        <w:rPr>
-          <w:b/>
-          <w:bCs/>
-        </w:rPr>
-      </w:pPr>
-    </w:p>
-    <w:p>
-      <w:pPr>
-        <w:pStyle w:val="KeinLeerraum"/>
-        <w:rPr>
-          <w:b/>
-          <w:bCs/>
-        </w:rPr>
-      </w:pPr>
-    </w:p>
-    <w:p>
-      <w:pPr>
-        <w:pStyle w:val="KeinLeerraum"/>
-        <w:rPr>
-          <w:b/>
-          <w:bCs/>
-        </w:rPr>
-      </w:pPr>
-    </w:p>
-    <w:p>
-      <w:pPr>
-        <w:pStyle w:val="KeinLeerraum"/>
-        <w:rPr>
-          <w:b/>
-          <w:bCs/>
-        </w:rPr>
-      </w:pPr>
-    </w:p>
-    <w:p>
-      <w:pPr>
-        <w:pStyle w:val="KeinLeerraum"/>
-        <w:rPr>
-          <w:b/>
-          <w:bCs/>
-        </w:rPr>
-      </w:pPr>
-    </w:p>
-    <w:p>
-      <w:pPr>
-        <w:pStyle w:val="KeinLeerraum"/>
-        <w:rPr>
-          <w:b/>
-          <w:bCs/>
-        </w:rPr>
-      </w:pPr>
-    </w:p>
-    <w:p>
-      <w:pPr>
-        <w:pStyle w:val="KeinLeerraum"/>
-        <w:rPr>
-          <w:b/>
-          <w:bCs/>
-        </w:rPr>
-      </w:pPr>
-    </w:p>
-    <w:p>
-      <w:pPr>
-        <w:pStyle w:val="KeinLeerraum"/>
         <w:jc w:val="both"/>
         <w:rPr>
           <w:b/>
@@ -1609,7 +2015,11 @@
           <w:lang w:val="en-GB"/>
         </w:rPr>
       </w:pPr>
-      <w:r>
+    </w:p>
+    <w:p>
+      <w:pPr>
+        <w:pStyle w:val="KeinLeerraum"/>
+        <w:jc w:val="both"/>
         <w:rPr>
           <w:b/>
           <w:sz w:val="28"/>
@@ -1617,10 +2027,12 @@
           <w:u w:val="single"/>
           <w:lang w:val="en-GB"/>
         </w:rPr>
-        <w:lastRenderedPageBreak/>
-        <w:t>Wireframe 3.</w:t>
-      </w:r>
-      <w:r>
+      </w:pPr>
+    </w:p>
+    <w:p>
+      <w:pPr>
+        <w:pStyle w:val="KeinLeerraum"/>
+        <w:jc w:val="both"/>
         <w:rPr>
           <w:b/>
           <w:sz w:val="28"/>
@@ -1628,9 +2040,12 @@
           <w:u w:val="single"/>
           <w:lang w:val="en-GB"/>
         </w:rPr>
-        <w:t>2</w:t>
-      </w:r>
-      <w:r>
+      </w:pPr>
+    </w:p>
+    <w:p>
+      <w:pPr>
+        <w:pStyle w:val="KeinLeerraum"/>
+        <w:jc w:val="both"/>
         <w:rPr>
           <w:b/>
           <w:sz w:val="28"/>
@@ -1638,8 +2053,7 @@
           <w:u w:val="single"/>
           <w:lang w:val="en-GB"/>
         </w:rPr>
-        <w:t xml:space="preserve">: </w:t>
-      </w:r>
+      </w:pPr>
       <w:r>
         <w:rPr>
           <w:b/>
@@ -1648,7 +2062,7 @@
           <w:u w:val="single"/>
           <w:lang w:val="en-GB"/>
         </w:rPr>
-        <w:t>Bottom</w:t>
+        <w:t xml:space="preserve">Wireframe </w:t>
       </w:r>
       <w:r>
         <w:rPr>
@@ -1658,7 +2072,17 @@
           <w:u w:val="single"/>
           <w:lang w:val="en-GB"/>
         </w:rPr>
-        <w:t>-Landingpage</w:t>
+        <w:t>4</w:t>
+      </w:r>
+      <w:r>
+        <w:rPr>
+          <w:b/>
+          <w:sz w:val="28"/>
+          <w:szCs w:val="28"/>
+          <w:u w:val="single"/>
+          <w:lang w:val="en-GB"/>
+        </w:rPr>
+        <w:t>.2: Bottom-Landingpage</w:t>
       </w:r>
     </w:p>
     <w:p>
@@ -1670,24 +2094,14 @@
           <w:lang w:val="en-GB"/>
         </w:rPr>
       </w:pPr>
-    </w:p>
-    <w:p>
-      <w:pPr>
-        <w:pStyle w:val="KeinLeerraum"/>
-        <w:rPr>
-          <w:b/>
-          <w:bCs/>
-          <w:lang w:val="en-GB"/>
-        </w:rPr>
-      </w:pPr>
       <w:r>
         <w:rPr>
           <w:noProof/>
         </w:rPr>
         <w:drawing>
-          <wp:inline distT="0" distB="0" distL="0" distR="0" wp14:anchorId="5ED2DC48" wp14:editId="10C4EE58">
-            <wp:extent cx="3158066" cy="6032696"/>
-            <wp:effectExtent l="0" t="0" r="4445" b="6350"/>
+          <wp:inline distT="0" distB="0" distL="0" distR="0" wp14:anchorId="5ED2DC48" wp14:editId="2B0F1400">
+            <wp:extent cx="4391891" cy="8389610"/>
+            <wp:effectExtent l="0" t="0" r="8890" b="0"/>
             <wp:docPr id="1640462913" name="Grafik 4"/>
             <wp:cNvGraphicFramePr>
               <a:graphicFrameLocks xmlns:a="http://schemas.openxmlformats.org/drawingml/2006/main" noChangeAspect="1"/>
@@ -1702,7 +2116,7 @@
                     </pic:cNvPicPr>
                   </pic:nvPicPr>
                   <pic:blipFill rotWithShape="1">
-                    <a:blip r:embed="rId14" cstate="print">
+                    <a:blip r:embed="rId15" cstate="print">
                       <a:extLst>
                         <a:ext uri="{28A0092B-C50C-407E-A947-70E740481C1C}">
                           <a14:useLocalDpi xmlns:a14="http://schemas.microsoft.com/office/drawing/2010/main" val="0"/>
@@ -1717,7 +2131,7 @@
                   <pic:spPr bwMode="auto">
                     <a:xfrm>
                       <a:off x="0" y="0"/>
-                      <a:ext cx="3160339" cy="6037038"/>
+                      <a:ext cx="4391891" cy="8389610"/>
                     </a:xfrm>
                     <a:prstGeom prst="rect">
                       <a:avLst/>
@@ -1758,117 +2172,14 @@
           <w:szCs w:val="32"/>
         </w:rPr>
       </w:pPr>
-    </w:p>
-    <w:p>
-      <w:pPr>
-        <w:pStyle w:val="KeinLeerraum"/>
+      <w:r>
         <w:rPr>
           <w:b/>
           <w:sz w:val="32"/>
           <w:szCs w:val="32"/>
         </w:rPr>
-      </w:pPr>
-    </w:p>
-    <w:p>
-      <w:pPr>
-        <w:pStyle w:val="KeinLeerraum"/>
-        <w:rPr>
-          <w:b/>
-          <w:sz w:val="32"/>
-          <w:szCs w:val="32"/>
-        </w:rPr>
-      </w:pPr>
-    </w:p>
-    <w:p>
-      <w:pPr>
-        <w:pStyle w:val="KeinLeerraum"/>
-        <w:rPr>
-          <w:b/>
-          <w:sz w:val="32"/>
-          <w:szCs w:val="32"/>
-        </w:rPr>
-      </w:pPr>
-    </w:p>
-    <w:p>
-      <w:pPr>
-        <w:pStyle w:val="KeinLeerraum"/>
-        <w:rPr>
-          <w:b/>
-          <w:sz w:val="32"/>
-          <w:szCs w:val="32"/>
-        </w:rPr>
-      </w:pPr>
-    </w:p>
-    <w:p>
-      <w:pPr>
-        <w:pStyle w:val="KeinLeerraum"/>
-        <w:rPr>
-          <w:b/>
-          <w:sz w:val="32"/>
-          <w:szCs w:val="32"/>
-        </w:rPr>
-      </w:pPr>
-    </w:p>
-    <w:p>
-      <w:pPr>
-        <w:pStyle w:val="KeinLeerraum"/>
-        <w:rPr>
-          <w:b/>
-          <w:sz w:val="32"/>
-          <w:szCs w:val="32"/>
-        </w:rPr>
-      </w:pPr>
-    </w:p>
-    <w:p>
-      <w:pPr>
-        <w:pStyle w:val="KeinLeerraum"/>
-        <w:rPr>
-          <w:b/>
-          <w:sz w:val="32"/>
-          <w:szCs w:val="32"/>
-        </w:rPr>
-      </w:pPr>
-    </w:p>
-    <w:p>
-      <w:pPr>
-        <w:pStyle w:val="KeinLeerraum"/>
-        <w:rPr>
-          <w:b/>
-          <w:sz w:val="32"/>
-          <w:szCs w:val="32"/>
-        </w:rPr>
-      </w:pPr>
-    </w:p>
-    <w:p>
-      <w:pPr>
-        <w:pStyle w:val="KeinLeerraum"/>
-        <w:rPr>
-          <w:b/>
-          <w:sz w:val="32"/>
-          <w:szCs w:val="32"/>
-        </w:rPr>
-      </w:pPr>
-    </w:p>
-    <w:p>
-      <w:pPr>
-        <w:pStyle w:val="KeinLeerraum"/>
-        <w:rPr>
-          <w:b/>
-          <w:sz w:val="32"/>
-          <w:szCs w:val="32"/>
-        </w:rPr>
-      </w:pPr>
-      <w:proofErr w:type="spellStart"/>
-      <w:r>
-        <w:rPr>
-          <w:b/>
-          <w:sz w:val="32"/>
-          <w:szCs w:val="32"/>
-        </w:rPr>
-        <w:lastRenderedPageBreak/>
         <w:t>ParkShare</w:t>
       </w:r>
-      <w:proofErr w:type="spellEnd"/>
     </w:p>
     <w:p>
       <w:pPr>
@@ -1936,9 +2247,22 @@
         <w:pStyle w:val="KeinLeerraum"/>
         <w:rPr>
           <w:b/>
-          <w:bCs/>
-        </w:rPr>
-      </w:pPr>
+        </w:rPr>
+      </w:pPr>
+    </w:p>
+    <w:p>
+      <w:pPr>
+        <w:pStyle w:val="KeinLeerraum"/>
+        <w:rPr>
+          <w:b/>
+        </w:rPr>
+      </w:pPr>
+      <w:r>
+        <w:rPr>
+          <w:b/>
+        </w:rPr>
+        <w:t>User Flow:</w:t>
+      </w:r>
     </w:p>
     <w:p>
       <w:pPr>
@@ -1960,13 +2284,8 @@
           <w:numId w:val="3"/>
         </w:numPr>
       </w:pPr>
-      <w:proofErr w:type="spellStart"/>
-      <w:r>
-        <w:t>ParkShare</w:t>
-      </w:r>
-      <w:proofErr w:type="spellEnd"/>
-      <w:r>
-        <w:t xml:space="preserve"> zeigt die verfügbaren privaten Parkplätze an.</w:t>
+      <w:r>
+        <w:t>ParkShare zeigt die verfügbaren privaten Parkplätze an.</w:t>
       </w:r>
     </w:p>
     <w:p>
@@ -2118,21 +2437,7 @@
         <w:rPr>
           <w:bCs/>
         </w:rPr>
-        <w:t xml:space="preserve"> und bereit ist, einen verfügbaren Parkplatz über </w:t>
-      </w:r>
-      <w:proofErr w:type="spellStart"/>
-      <w:r>
-        <w:rPr>
-          <w:bCs/>
-        </w:rPr>
-        <w:t>ParkShare</w:t>
-      </w:r>
-      <w:proofErr w:type="spellEnd"/>
-      <w:r>
-        <w:rPr>
-          <w:bCs/>
-        </w:rPr>
-        <w:t xml:space="preserve"> zu reservieren.</w:t>
+        <w:t xml:space="preserve"> und bereit ist, einen verfügbaren Parkplatz über ParkShare zu reservieren.</w:t>
       </w:r>
     </w:p>
     <w:p>
@@ -2166,21 +2471,7 @@
         <w:rPr>
           <w:b/>
         </w:rPr>
-        <w:t xml:space="preserve">dass die in </w:t>
-      </w:r>
-      <w:proofErr w:type="spellStart"/>
-      <w:r>
-        <w:rPr>
-          <w:b/>
-        </w:rPr>
-        <w:t>ParkShare</w:t>
-      </w:r>
-      <w:proofErr w:type="spellEnd"/>
-      <w:r>
-        <w:rPr>
-          <w:b/>
-        </w:rPr>
-        <w:t xml:space="preserve"> angezeigten Parkplätze tatsächlich verfügbar und zuverlässig reservierbar sind, sodass die Person nach der Reservation sicher einen Parkplatz vorfindet.</w:t>
+        <w:t>dass die in ParkShare angezeigten Parkplätze tatsächlich verfügbar und zuverlässig reservierbar sind, sodass die Person nach der Reservation sicher einen Parkplatz vorfindet.</w:t>
       </w:r>
     </w:p>
     <w:p>
@@ -2384,7 +2675,7 @@
                     </pic:cNvPicPr>
                   </pic:nvPicPr>
                   <pic:blipFill>
-                    <a:blip r:embed="rId15" cstate="print">
+                    <a:blip r:embed="rId16" cstate="print">
                       <a:extLst>
                         <a:ext uri="{28A0092B-C50C-407E-A947-70E740481C1C}">
                           <a14:useLocalDpi xmlns:a14="http://schemas.microsoft.com/office/drawing/2010/main" val="0"/>
@@ -2481,7 +2772,6 @@
           <w:u w:val="single"/>
           <w:lang w:val="en-GB"/>
         </w:rPr>
-        <w:lastRenderedPageBreak/>
         <w:t xml:space="preserve">Wireframe </w:t>
       </w:r>
       <w:r>
@@ -2551,7 +2841,7 @@
                     </pic:cNvPicPr>
                   </pic:nvPicPr>
                   <pic:blipFill>
-                    <a:blip r:embed="rId16" cstate="print">
+                    <a:blip r:embed="rId17" cstate="print">
                       <a:extLst>
                         <a:ext uri="{28A0092B-C50C-407E-A947-70E740481C1C}">
                           <a14:useLocalDpi xmlns:a14="http://schemas.microsoft.com/office/drawing/2010/main" val="0"/>
@@ -2703,7 +2993,6 @@
           <w:u w:val="single"/>
           <w:lang w:val="en-GB"/>
         </w:rPr>
-        <w:lastRenderedPageBreak/>
         <w:t xml:space="preserve">Wireframe </w:t>
       </w:r>
       <w:r>
@@ -2768,7 +3057,7 @@
                     </pic:cNvPicPr>
                   </pic:nvPicPr>
                   <pic:blipFill>
-                    <a:blip r:embed="rId17" cstate="print">
+                    <a:blip r:embed="rId18" cstate="print">
                       <a:extLst>
                         <a:ext uri="{28A0092B-C50C-407E-A947-70E740481C1C}">
                           <a14:useLocalDpi xmlns:a14="http://schemas.microsoft.com/office/drawing/2010/main" val="0"/>
@@ -2801,7 +3090,7 @@
       </w:r>
     </w:p>
     <w:sectPr>
-      <w:footerReference w:type="default" r:id="rId18"/>
+      <w:footerReference w:type="default" r:id="rId19"/>
       <w:pgSz w:w="11906" w:h="16838"/>
       <w:pgMar w:top="1134" w:right="1134" w:bottom="1134" w:left="1134" w:header="708" w:footer="708" w:gutter="0"/>
       <w:cols w:space="708"/>
@@ -4069,6 +4358,7 @@
   <w:style w:type="character" w:default="1" w:styleId="Absatz-Standardschriftart">
     <w:name w:val="Default Paragraph Font"/>
     <w:uiPriority w:val="1"/>
+    <w:semiHidden/>
     <w:unhideWhenUsed/>
   </w:style>
   <w:style w:type="table" w:default="1" w:styleId="NormaleTabelle">

--- a/Gruppe01_D1_Architektur-Blueprint_v1.1.1.docx
+++ b/Gruppe01_D1_Architektur-Blueprint_v1.1.1.docx
@@ -45,16 +45,31 @@
     </w:p>
     <w:p>
       <w:r>
-        <w:t>Zwischenstand nach LS5</w:t>
-      </w:r>
-      <w:r>
-        <w:t xml:space="preserve"> - Version 1.0, </w:t>
-      </w:r>
-      <w:r>
-        <w:t>20</w:t>
-      </w:r>
-      <w:r>
-        <w:t>.09.2026</w:t>
+        <w:t>Zwischenstand nach LS</w:t>
+      </w:r>
+      <w:r>
+        <w:t>6</w:t>
+      </w:r>
+      <w:r>
+        <w:t xml:space="preserve"> - Version 1.</w:t>
+      </w:r>
+      <w:r>
+        <w:t>1</w:t>
+      </w:r>
+      <w:r>
+        <w:t xml:space="preserve">, </w:t>
+      </w:r>
+      <w:r>
+        <w:t>17</w:t>
+      </w:r>
+      <w:r>
+        <w:t>.</w:t>
+      </w:r>
+      <w:r>
+        <w:t>10</w:t>
+      </w:r>
+      <w:r>
+        <w:t>.2026</w:t>
       </w:r>
     </w:p>
     <w:p>
@@ -708,6 +723,106 @@
           </w:p>
         </w:tc>
       </w:tr>
+      <w:tr>
+        <w:trPr>
+          <w:trHeight w:val="314"/>
+        </w:trPr>
+        <w:tc>
+          <w:tcPr>
+            <w:tcW w:w="2376" w:type="dxa"/>
+            <w:shd w:val="clear" w:color="auto" w:fill="FFFFFF" w:themeFill="background1"/>
+          </w:tcPr>
+          <w:p>
+            <w:pPr>
+              <w:jc w:val="center"/>
+              <w:rPr>
+                <w:b/>
+                <w:bCs/>
+              </w:rPr>
+            </w:pPr>
+            <w:r>
+              <w:rPr>
+                <w:b/>
+                <w:bCs/>
+              </w:rPr>
+              <w:t>V1.1</w:t>
+            </w:r>
+          </w:p>
+        </w:tc>
+        <w:tc>
+          <w:tcPr>
+            <w:tcW w:w="2389" w:type="dxa"/>
+            <w:shd w:val="clear" w:color="auto" w:fill="FFFFFF" w:themeFill="background1"/>
+          </w:tcPr>
+          <w:p>
+            <w:pPr>
+              <w:jc w:val="center"/>
+              <w:rPr>
+                <w:b/>
+                <w:bCs/>
+              </w:rPr>
+            </w:pPr>
+            <w:r>
+              <w:rPr>
+                <w:b/>
+                <w:bCs/>
+              </w:rPr>
+              <w:t>17.10.2026</w:t>
+            </w:r>
+          </w:p>
+        </w:tc>
+        <w:tc>
+          <w:tcPr>
+            <w:tcW w:w="2388" w:type="dxa"/>
+            <w:shd w:val="clear" w:color="auto" w:fill="FFFFFF" w:themeFill="background1"/>
+          </w:tcPr>
+          <w:p>
+            <w:pPr>
+              <w:jc w:val="center"/>
+              <w:rPr>
+                <w:b/>
+                <w:bCs/>
+              </w:rPr>
+            </w:pPr>
+            <w:r>
+              <w:rPr>
+                <w:b/>
+                <w:bCs/>
+              </w:rPr>
+              <w:t>Sanjivan</w:t>
+            </w:r>
+          </w:p>
+        </w:tc>
+        <w:tc>
+          <w:tcPr>
+            <w:tcW w:w="2556" w:type="dxa"/>
+            <w:shd w:val="clear" w:color="auto" w:fill="FFFFFF" w:themeFill="background1"/>
+          </w:tcPr>
+          <w:p>
+            <w:pPr>
+              <w:jc w:val="center"/>
+              <w:rPr>
+                <w:b/>
+                <w:bCs/>
+              </w:rPr>
+            </w:pPr>
+            <w:r>
+              <w:rPr>
+                <w:b/>
+                <w:bCs/>
+              </w:rPr>
+              <w:t>Erweiterung</w:t>
+            </w:r>
+            <w:r>
+              <w:rPr>
+                <w:b/>
+                <w:bCs/>
+              </w:rPr>
+              <w:t xml:space="preserve"> LS6</w:t>
+            </w:r>
+          </w:p>
+        </w:tc>
+      </w:tr>
     </w:tbl>
     <w:p>
       <w:pPr>
@@ -910,6 +1025,68 @@
           <w:b/>
         </w:rPr>
       </w:pPr>
+      <w:r>
+        <w:rPr>
+          <w:b/>
+        </w:rPr>
+        <w:t xml:space="preserve">Begründung: </w:t>
+      </w:r>
+      <w:r>
+        <w:rPr>
+          <w:b/>
+        </w:rPr>
+        <w:br/>
+      </w:r>
+      <w:r>
+        <w:rPr>
+          <w:bCs/>
+        </w:rPr>
+        <w:t xml:space="preserve">Wir haben diesen Flow ausgewählt, weil er die wichtigste Funktion von JourneyMap zeigt: das automatische Zuordnen von Reisefotos </w:t>
+      </w:r>
+      <w:r>
+        <w:rPr>
+          <w:bCs/>
+        </w:rPr>
+        <w:t xml:space="preserve">aufgrund </w:t>
+      </w:r>
+      <w:r>
+        <w:rPr>
+          <w:bCs/>
+        </w:rPr>
+        <w:t>von</w:t>
+      </w:r>
+      <w:r>
+        <w:rPr>
+          <w:bCs/>
+        </w:rPr>
+        <w:t xml:space="preserve"> der</w:t>
+      </w:r>
+      <w:r>
+        <w:rPr>
+          <w:bCs/>
+        </w:rPr>
+        <w:t xml:space="preserve"> Aufnahmezeit und Standort. Der Flow verdeutlicht, wie Nutzer ihre unsortierten Fotos hochladen und </w:t>
+      </w:r>
+      <w:r>
+        <w:rPr>
+          <w:bCs/>
+        </w:rPr>
+        <w:t>dann</w:t>
+      </w:r>
+      <w:r>
+        <w:rPr>
+          <w:bCs/>
+        </w:rPr>
+        <w:t xml:space="preserve"> übersichtlich auf einer Karte betrachten können. Gleichzeitig können wir überprüfen, ob der Ablauf verständlich und benutzerfreundlich ist.</w:t>
+      </w:r>
+    </w:p>
+    <w:p>
+      <w:pPr>
+        <w:pStyle w:val="KeinLeerraum"/>
+        <w:rPr>
+          <w:b/>
+        </w:rPr>
+      </w:pPr>
     </w:p>
     <w:p>
       <w:pPr>
@@ -1039,46 +1216,6 @@
         </w:rPr>
         <w:t>Wir nehmen an, dass der User seine Fotos selbstständig hochladen möchte und anschliessend die automatisch erstellte Reiseübersicht betrachtet.</w:t>
       </w:r>
-    </w:p>
-    <w:p>
-      <w:pPr>
-        <w:pStyle w:val="KeinLeerraum"/>
-        <w:rPr>
-          <w:bCs/>
-        </w:rPr>
-      </w:pPr>
-    </w:p>
-    <w:p>
-      <w:pPr>
-        <w:pStyle w:val="KeinLeerraum"/>
-        <w:rPr>
-          <w:bCs/>
-        </w:rPr>
-      </w:pPr>
-    </w:p>
-    <w:p>
-      <w:pPr>
-        <w:pStyle w:val="KeinLeerraum"/>
-        <w:rPr>
-          <w:bCs/>
-        </w:rPr>
-      </w:pPr>
-    </w:p>
-    <w:p>
-      <w:pPr>
-        <w:pStyle w:val="KeinLeerraum"/>
-        <w:rPr>
-          <w:bCs/>
-        </w:rPr>
-      </w:pPr>
-    </w:p>
-    <w:p>
-      <w:pPr>
-        <w:pStyle w:val="KeinLeerraum"/>
-        <w:rPr>
-          <w:bCs/>
-        </w:rPr>
-      </w:pPr>
     </w:p>
     <w:p>
       <w:pPr>
@@ -1211,6 +1348,30 @@
           <w:u w:val="single"/>
         </w:rPr>
       </w:pPr>
+    </w:p>
+    <w:p>
+      <w:pPr>
+        <w:pStyle w:val="KeinLeerraum"/>
+        <w:jc w:val="both"/>
+        <w:rPr>
+          <w:b/>
+          <w:sz w:val="28"/>
+          <w:szCs w:val="28"/>
+          <w:u w:val="single"/>
+        </w:rPr>
+      </w:pPr>
+    </w:p>
+    <w:p>
+      <w:pPr>
+        <w:pStyle w:val="KeinLeerraum"/>
+        <w:jc w:val="both"/>
+        <w:rPr>
+          <w:b/>
+          <w:sz w:val="28"/>
+          <w:szCs w:val="28"/>
+          <w:u w:val="single"/>
+        </w:rPr>
+      </w:pPr>
       <w:r>
         <w:rPr>
           <w:noProof/>
@@ -1218,16 +1379,16 @@
         <mc:AlternateContent>
           <mc:Choice Requires="wps">
             <w:drawing>
-              <wp:anchor distT="0" distB="0" distL="114300" distR="114300" simplePos="0" relativeHeight="251659264" behindDoc="0" locked="0" layoutInCell="1" allowOverlap="1" wp14:anchorId="1C4D2934" wp14:editId="3C2444BA">
+              <wp:anchor distT="0" distB="0" distL="114300" distR="114300" simplePos="0" relativeHeight="251659264" behindDoc="0" locked="0" layoutInCell="1" allowOverlap="1" wp14:anchorId="1C4D2934" wp14:editId="12856166">
                 <wp:simplePos x="0" y="0"/>
                 <wp:positionH relativeFrom="column">
-                  <wp:posOffset>86360</wp:posOffset>
+                  <wp:posOffset>89534</wp:posOffset>
                 </wp:positionH>
                 <wp:positionV relativeFrom="paragraph">
-                  <wp:posOffset>1256030</wp:posOffset>
+                  <wp:posOffset>948690</wp:posOffset>
                 </wp:positionV>
-                <wp:extent cx="2304000" cy="1854200"/>
-                <wp:effectExtent l="19050" t="19050" r="20320" b="12700"/>
+                <wp:extent cx="2657475" cy="1504950"/>
+                <wp:effectExtent l="19050" t="19050" r="28575" b="19050"/>
                 <wp:wrapNone/>
                 <wp:docPr id="104126636" name="Rechteck 5"/>
                 <wp:cNvGraphicFramePr/>
@@ -1238,7 +1399,7 @@
                       <wps:spPr>
                         <a:xfrm>
                           <a:off x="0" y="0"/>
-                          <a:ext cx="2304000" cy="1854200"/>
+                          <a:ext cx="2657475" cy="1504950"/>
                         </a:xfrm>
                         <a:prstGeom prst="rect">
                           <a:avLst/>
@@ -1280,12 +1441,15 @@
                 <wp14:sizeRelH relativeFrom="margin">
                   <wp14:pctWidth>0</wp14:pctWidth>
                 </wp14:sizeRelH>
+                <wp14:sizeRelV relativeFrom="margin">
+                  <wp14:pctHeight>0</wp14:pctHeight>
+                </wp14:sizeRelV>
               </wp:anchor>
             </w:drawing>
           </mc:Choice>
           <mc:Fallback>
             <w:pict>
-              <v:rect w14:anchorId="28EBEC42" id="Rechteck 5" o:spid="_x0000_s1026" style="position:absolute;margin-left:6.8pt;margin-top:98.9pt;width:181.4pt;height:146pt;z-index:251659264;visibility:visible;mso-wrap-style:square;mso-width-percent:0;mso-wrap-distance-left:9pt;mso-wrap-distance-top:0;mso-wrap-distance-right:9pt;mso-wrap-distance-bottom:0;mso-position-horizontal:absolute;mso-position-horizontal-relative:text;mso-position-vertical:absolute;mso-position-vertical-relative:text;mso-width-percent:0;mso-width-relative:margin;v-text-anchor:middle" o:gfxdata="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" filled="f" strokecolor="#e00" strokeweight="3pt">
+              <v:rect w14:anchorId="39468395" id="Rechteck 5" o:spid="_x0000_s1026" style="position:absolute;margin-left:7.05pt;margin-top:74.7pt;width:209.25pt;height:118.5pt;z-index:251659264;visibility:visible;mso-wrap-style:square;mso-width-percent:0;mso-height-percent:0;mso-wrap-distance-left:9pt;mso-wrap-distance-top:0;mso-wrap-distance-right:9pt;mso-wrap-distance-bottom:0;mso-position-horizontal:absolute;mso-position-horizontal-relative:text;mso-position-vertical:absolute;mso-position-vertical-relative:text;mso-width-percent:0;mso-height-percent:0;mso-width-relative:margin;mso-height-relative:margin;v-text-anchor:middle" o:gfxdata="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" filled="f" strokecolor="#e00" strokeweight="3pt">
                 <v:stroke joinstyle="round"/>
               </v:rect>
             </w:pict>
@@ -1297,9 +1461,9 @@
           <w:noProof/>
         </w:rPr>
         <w:drawing>
-          <wp:inline distT="0" distB="0" distL="0" distR="0" wp14:anchorId="32AC7C33" wp14:editId="34504D05">
-            <wp:extent cx="3535680" cy="4123690"/>
-            <wp:effectExtent l="0" t="0" r="7620" b="0"/>
+          <wp:inline distT="0" distB="0" distL="0" distR="0" wp14:anchorId="32AC7C33" wp14:editId="04B5E9E3">
+            <wp:extent cx="2875221" cy="3352800"/>
+            <wp:effectExtent l="0" t="0" r="1905" b="0"/>
             <wp:docPr id="1449203038" name="Grafik 2"/>
             <wp:cNvGraphicFramePr>
               <a:graphicFrameLocks xmlns:a="http://schemas.openxmlformats.org/drawingml/2006/main" noChangeAspect="1"/>
@@ -1329,7 +1493,7 @@
                   <pic:spPr bwMode="auto">
                     <a:xfrm>
                       <a:off x="0" y="0"/>
-                      <a:ext cx="3535680" cy="4123690"/>
+                      <a:ext cx="2880533" cy="3358994"/>
                     </a:xfrm>
                     <a:prstGeom prst="rect">
                       <a:avLst/>
@@ -2028,6 +2192,37 @@
           <w:lang w:val="en-GB"/>
         </w:rPr>
       </w:pPr>
+      <w:r>
+        <w:rPr>
+          <w:b/>
+          <w:sz w:val="28"/>
+          <w:szCs w:val="28"/>
+          <w:u w:val="single"/>
+          <w:lang w:val="en-GB"/>
+        </w:rPr>
+        <w:lastRenderedPageBreak/>
+        <w:t xml:space="preserve">Wireframe </w:t>
+      </w:r>
+      <w:r>
+        <w:rPr>
+          <w:b/>
+          <w:sz w:val="28"/>
+          <w:szCs w:val="28"/>
+          <w:u w:val="single"/>
+          <w:lang w:val="en-GB"/>
+        </w:rPr>
+        <w:t>4</w:t>
+      </w:r>
+      <w:r>
+        <w:rPr>
+          <w:b/>
+          <w:sz w:val="28"/>
+          <w:szCs w:val="28"/>
+          <w:u w:val="single"/>
+          <w:lang w:val="en-GB"/>
+        </w:rPr>
+        <w:t>.2: Bottom-Landingpage</w:t>
+      </w:r>
     </w:p>
     <w:p>
       <w:pPr>
@@ -2041,49 +2236,6 @@
           <w:lang w:val="en-GB"/>
         </w:rPr>
       </w:pPr>
-    </w:p>
-    <w:p>
-      <w:pPr>
-        <w:pStyle w:val="KeinLeerraum"/>
-        <w:jc w:val="both"/>
-        <w:rPr>
-          <w:b/>
-          <w:sz w:val="28"/>
-          <w:szCs w:val="28"/>
-          <w:u w:val="single"/>
-          <w:lang w:val="en-GB"/>
-        </w:rPr>
-      </w:pPr>
-      <w:r>
-        <w:rPr>
-          <w:b/>
-          <w:sz w:val="28"/>
-          <w:szCs w:val="28"/>
-          <w:u w:val="single"/>
-          <w:lang w:val="en-GB"/>
-        </w:rPr>
-        <w:t xml:space="preserve">Wireframe </w:t>
-      </w:r>
-      <w:r>
-        <w:rPr>
-          <w:b/>
-          <w:sz w:val="28"/>
-          <w:szCs w:val="28"/>
-          <w:u w:val="single"/>
-          <w:lang w:val="en-GB"/>
-        </w:rPr>
-        <w:t>4</w:t>
-      </w:r>
-      <w:r>
-        <w:rPr>
-          <w:b/>
-          <w:sz w:val="28"/>
-          <w:szCs w:val="28"/>
-          <w:u w:val="single"/>
-          <w:lang w:val="en-GB"/>
-        </w:rPr>
-        <w:t>.2: Bottom-Landingpage</w:t>
-      </w:r>
     </w:p>
     <w:p>
       <w:pPr>
@@ -2156,10 +2308,1021 @@
     <w:p>
       <w:pPr>
         <w:pStyle w:val="KeinLeerraum"/>
+        <w:jc w:val="both"/>
         <w:rPr>
           <w:b/>
           <w:bCs/>
           <w:lang w:val="en-GB"/>
+        </w:rPr>
+      </w:pPr>
+    </w:p>
+    <w:p>
+      <w:pPr>
+        <w:pStyle w:val="KeinLeerraum"/>
+        <w:jc w:val="both"/>
+        <w:rPr>
+          <w:b/>
+          <w:sz w:val="28"/>
+          <w:szCs w:val="28"/>
+          <w:u w:val="single"/>
+        </w:rPr>
+      </w:pPr>
+      <w:r>
+        <w:rPr>
+          <w:b/>
+          <w:sz w:val="28"/>
+          <w:szCs w:val="28"/>
+          <w:u w:val="single"/>
+        </w:rPr>
+        <w:lastRenderedPageBreak/>
+        <w:t>Mockup</w:t>
+      </w:r>
+      <w:r>
+        <w:rPr>
+          <w:b/>
+          <w:sz w:val="28"/>
+          <w:szCs w:val="28"/>
+          <w:u w:val="single"/>
+        </w:rPr>
+        <w:t xml:space="preserve"> 1: Dashboard</w:t>
+      </w:r>
+    </w:p>
+    <w:p>
+      <w:pPr>
+        <w:pStyle w:val="KeinLeerraum"/>
+        <w:jc w:val="both"/>
+        <w:rPr>
+          <w:b/>
+          <w:sz w:val="28"/>
+          <w:szCs w:val="28"/>
+          <w:u w:val="single"/>
+        </w:rPr>
+      </w:pPr>
+    </w:p>
+    <w:p>
+      <w:pPr>
+        <w:pStyle w:val="KeinLeerraum"/>
+        <w:jc w:val="both"/>
+        <w:rPr>
+          <w:b/>
+          <w:sz w:val="28"/>
+          <w:szCs w:val="28"/>
+          <w:u w:val="single"/>
+        </w:rPr>
+      </w:pPr>
+      <w:r>
+        <w:rPr>
+          <w:b/>
+          <w:noProof/>
+          <w:sz w:val="28"/>
+          <w:szCs w:val="28"/>
+          <w:u w:val="single"/>
+        </w:rPr>
+        <w:drawing>
+          <wp:inline distT="0" distB="0" distL="0" distR="0" wp14:anchorId="270A9B0F" wp14:editId="41F8CED2">
+            <wp:extent cx="6115050" cy="6372225"/>
+            <wp:effectExtent l="0" t="0" r="0" b="9525"/>
+            <wp:docPr id="1642393409" name="Grafik 3"/>
+            <wp:cNvGraphicFramePr>
+              <a:graphicFrameLocks xmlns:a="http://schemas.openxmlformats.org/drawingml/2006/main" noChangeAspect="1"/>
+            </wp:cNvGraphicFramePr>
+            <a:graphic xmlns:a="http://schemas.openxmlformats.org/drawingml/2006/main">
+              <a:graphicData uri="http://schemas.openxmlformats.org/drawingml/2006/picture">
+                <pic:pic xmlns:pic="http://schemas.openxmlformats.org/drawingml/2006/picture">
+                  <pic:nvPicPr>
+                    <pic:cNvPr id="0" name="Picture 1"/>
+                    <pic:cNvPicPr>
+                      <a:picLocks noChangeAspect="1" noChangeArrowheads="1"/>
+                    </pic:cNvPicPr>
+                  </pic:nvPicPr>
+                  <pic:blipFill>
+                    <a:blip r:embed="rId16">
+                      <a:extLst>
+                        <a:ext uri="{28A0092B-C50C-407E-A947-70E740481C1C}">
+                          <a14:useLocalDpi xmlns:a14="http://schemas.microsoft.com/office/drawing/2010/main" val="0"/>
+                        </a:ext>
+                      </a:extLst>
+                    </a:blip>
+                    <a:srcRect/>
+                    <a:stretch>
+                      <a:fillRect/>
+                    </a:stretch>
+                  </pic:blipFill>
+                  <pic:spPr bwMode="auto">
+                    <a:xfrm>
+                      <a:off x="0" y="0"/>
+                      <a:ext cx="6115050" cy="6372225"/>
+                    </a:xfrm>
+                    <a:prstGeom prst="rect">
+                      <a:avLst/>
+                    </a:prstGeom>
+                    <a:noFill/>
+                    <a:ln>
+                      <a:noFill/>
+                    </a:ln>
+                  </pic:spPr>
+                </pic:pic>
+              </a:graphicData>
+            </a:graphic>
+          </wp:inline>
+        </w:drawing>
+      </w:r>
+    </w:p>
+    <w:p>
+      <w:pPr>
+        <w:pStyle w:val="KeinLeerraum"/>
+        <w:rPr>
+          <w:b/>
+          <w:bCs/>
+          <w:lang w:val="en-GB"/>
+        </w:rPr>
+      </w:pPr>
+    </w:p>
+    <w:p>
+      <w:pPr>
+        <w:pStyle w:val="KeinLeerraum"/>
+        <w:jc w:val="both"/>
+        <w:rPr>
+          <w:b/>
+          <w:sz w:val="28"/>
+          <w:szCs w:val="28"/>
+          <w:u w:val="single"/>
+        </w:rPr>
+      </w:pPr>
+    </w:p>
+    <w:p>
+      <w:pPr>
+        <w:pStyle w:val="KeinLeerraum"/>
+        <w:jc w:val="both"/>
+        <w:rPr>
+          <w:b/>
+          <w:sz w:val="28"/>
+          <w:szCs w:val="28"/>
+          <w:u w:val="single"/>
+        </w:rPr>
+      </w:pPr>
+    </w:p>
+    <w:p>
+      <w:pPr>
+        <w:pStyle w:val="KeinLeerraum"/>
+        <w:jc w:val="both"/>
+        <w:rPr>
+          <w:b/>
+          <w:sz w:val="28"/>
+          <w:szCs w:val="28"/>
+          <w:u w:val="single"/>
+        </w:rPr>
+      </w:pPr>
+    </w:p>
+    <w:p>
+      <w:pPr>
+        <w:pStyle w:val="KeinLeerraum"/>
+        <w:jc w:val="both"/>
+        <w:rPr>
+          <w:b/>
+          <w:sz w:val="28"/>
+          <w:szCs w:val="28"/>
+          <w:u w:val="single"/>
+        </w:rPr>
+      </w:pPr>
+    </w:p>
+    <w:p>
+      <w:pPr>
+        <w:pStyle w:val="KeinLeerraum"/>
+        <w:jc w:val="both"/>
+        <w:rPr>
+          <w:b/>
+          <w:sz w:val="28"/>
+          <w:szCs w:val="28"/>
+          <w:u w:val="single"/>
+        </w:rPr>
+      </w:pPr>
+    </w:p>
+    <w:p>
+      <w:pPr>
+        <w:pStyle w:val="KeinLeerraum"/>
+        <w:jc w:val="both"/>
+        <w:rPr>
+          <w:b/>
+          <w:sz w:val="28"/>
+          <w:szCs w:val="28"/>
+          <w:u w:val="single"/>
+        </w:rPr>
+      </w:pPr>
+    </w:p>
+    <w:p>
+      <w:pPr>
+        <w:pStyle w:val="KeinLeerraum"/>
+        <w:jc w:val="both"/>
+        <w:rPr>
+          <w:b/>
+          <w:sz w:val="28"/>
+          <w:szCs w:val="28"/>
+          <w:u w:val="single"/>
+        </w:rPr>
+      </w:pPr>
+    </w:p>
+    <w:p>
+      <w:pPr>
+        <w:pStyle w:val="KeinLeerraum"/>
+        <w:jc w:val="both"/>
+        <w:rPr>
+          <w:b/>
+          <w:sz w:val="28"/>
+          <w:szCs w:val="28"/>
+          <w:u w:val="single"/>
+        </w:rPr>
+      </w:pPr>
+    </w:p>
+    <w:p>
+      <w:pPr>
+        <w:pStyle w:val="KeinLeerraum"/>
+        <w:jc w:val="both"/>
+        <w:rPr>
+          <w:b/>
+          <w:sz w:val="28"/>
+          <w:szCs w:val="28"/>
+          <w:u w:val="single"/>
+        </w:rPr>
+      </w:pPr>
+    </w:p>
+    <w:p>
+      <w:pPr>
+        <w:pStyle w:val="KeinLeerraum"/>
+        <w:jc w:val="both"/>
+        <w:rPr>
+          <w:b/>
+          <w:sz w:val="28"/>
+          <w:szCs w:val="28"/>
+          <w:u w:val="single"/>
+        </w:rPr>
+      </w:pPr>
+      <w:r>
+        <w:rPr>
+          <w:b/>
+          <w:sz w:val="28"/>
+          <w:szCs w:val="28"/>
+          <w:u w:val="single"/>
+        </w:rPr>
+        <w:lastRenderedPageBreak/>
+        <w:t>Mockup</w:t>
+      </w:r>
+      <w:r>
+        <w:rPr>
+          <w:b/>
+          <w:sz w:val="28"/>
+          <w:szCs w:val="28"/>
+          <w:u w:val="single"/>
+        </w:rPr>
+        <w:t xml:space="preserve"> </w:t>
+      </w:r>
+      <w:r>
+        <w:rPr>
+          <w:b/>
+          <w:sz w:val="28"/>
+          <w:szCs w:val="28"/>
+          <w:u w:val="single"/>
+        </w:rPr>
+        <w:t>2</w:t>
+      </w:r>
+      <w:r>
+        <w:rPr>
+          <w:b/>
+          <w:sz w:val="28"/>
+          <w:szCs w:val="28"/>
+          <w:u w:val="single"/>
+        </w:rPr>
+        <w:t xml:space="preserve">: </w:t>
+      </w:r>
+      <w:r>
+        <w:rPr>
+          <w:b/>
+          <w:sz w:val="28"/>
+          <w:szCs w:val="28"/>
+          <w:u w:val="single"/>
+        </w:rPr>
+        <w:t>Fotos</w:t>
+      </w:r>
+      <w:r>
+        <w:rPr>
+          <w:b/>
+          <w:sz w:val="28"/>
+          <w:szCs w:val="28"/>
+          <w:u w:val="single"/>
+        </w:rPr>
+        <w:t xml:space="preserve"> </w:t>
+      </w:r>
+      <w:r>
+        <w:rPr>
+          <w:b/>
+          <w:sz w:val="28"/>
+          <w:szCs w:val="28"/>
+          <w:u w:val="single"/>
+        </w:rPr>
+        <w:t>Hochladen</w:t>
+      </w:r>
+    </w:p>
+    <w:p>
+      <w:pPr>
+        <w:pStyle w:val="KeinLeerraum"/>
+        <w:jc w:val="both"/>
+        <w:rPr>
+          <w:b/>
+          <w:sz w:val="28"/>
+          <w:szCs w:val="28"/>
+          <w:u w:val="single"/>
+        </w:rPr>
+      </w:pPr>
+    </w:p>
+    <w:p>
+      <w:pPr>
+        <w:pStyle w:val="KeinLeerraum"/>
+        <w:jc w:val="both"/>
+        <w:rPr>
+          <w:b/>
+          <w:sz w:val="28"/>
+          <w:szCs w:val="28"/>
+          <w:u w:val="single"/>
+        </w:rPr>
+      </w:pPr>
+      <w:r>
+        <w:rPr>
+          <w:b/>
+          <w:noProof/>
+          <w:sz w:val="28"/>
+          <w:szCs w:val="28"/>
+          <w:u w:val="single"/>
+        </w:rPr>
+        <w:drawing>
+          <wp:inline distT="0" distB="0" distL="0" distR="0" wp14:anchorId="4A0EE100" wp14:editId="7720E3ED">
+            <wp:extent cx="4092118" cy="3581400"/>
+            <wp:effectExtent l="0" t="0" r="3810" b="0"/>
+            <wp:docPr id="1280133103" name="Grafik 4"/>
+            <wp:cNvGraphicFramePr>
+              <a:graphicFrameLocks xmlns:a="http://schemas.openxmlformats.org/drawingml/2006/main" noChangeAspect="1"/>
+            </wp:cNvGraphicFramePr>
+            <a:graphic xmlns:a="http://schemas.openxmlformats.org/drawingml/2006/main">
+              <a:graphicData uri="http://schemas.openxmlformats.org/drawingml/2006/picture">
+                <pic:pic xmlns:pic="http://schemas.openxmlformats.org/drawingml/2006/picture">
+                  <pic:nvPicPr>
+                    <pic:cNvPr id="0" name="Picture 2"/>
+                    <pic:cNvPicPr>
+                      <a:picLocks noChangeAspect="1" noChangeArrowheads="1"/>
+                    </pic:cNvPicPr>
+                  </pic:nvPicPr>
+                  <pic:blipFill>
+                    <a:blip r:embed="rId17" cstate="print">
+                      <a:extLst>
+                        <a:ext uri="{28A0092B-C50C-407E-A947-70E740481C1C}">
+                          <a14:useLocalDpi xmlns:a14="http://schemas.microsoft.com/office/drawing/2010/main" val="0"/>
+                        </a:ext>
+                      </a:extLst>
+                    </a:blip>
+                    <a:srcRect/>
+                    <a:stretch>
+                      <a:fillRect/>
+                    </a:stretch>
+                  </pic:blipFill>
+                  <pic:spPr bwMode="auto">
+                    <a:xfrm>
+                      <a:off x="0" y="0"/>
+                      <a:ext cx="4097911" cy="3586470"/>
+                    </a:xfrm>
+                    <a:prstGeom prst="rect">
+                      <a:avLst/>
+                    </a:prstGeom>
+                    <a:noFill/>
+                    <a:ln>
+                      <a:noFill/>
+                    </a:ln>
+                  </pic:spPr>
+                </pic:pic>
+              </a:graphicData>
+            </a:graphic>
+          </wp:inline>
+        </w:drawing>
+      </w:r>
+    </w:p>
+    <w:p>
+      <w:pPr>
+        <w:pStyle w:val="KeinLeerraum"/>
+        <w:rPr>
+          <w:b/>
+          <w:bCs/>
+          <w:lang w:val="en-GB"/>
+        </w:rPr>
+      </w:pPr>
+    </w:p>
+    <w:p>
+      <w:pPr>
+        <w:pStyle w:val="KeinLeerraum"/>
+        <w:jc w:val="both"/>
+        <w:rPr>
+          <w:b/>
+          <w:sz w:val="28"/>
+          <w:szCs w:val="28"/>
+          <w:u w:val="single"/>
+        </w:rPr>
+      </w:pPr>
+      <w:r>
+        <w:rPr>
+          <w:b/>
+          <w:sz w:val="28"/>
+          <w:szCs w:val="28"/>
+          <w:u w:val="single"/>
+        </w:rPr>
+        <w:t>Mockup</w:t>
+      </w:r>
+      <w:r>
+        <w:rPr>
+          <w:b/>
+          <w:sz w:val="28"/>
+          <w:szCs w:val="28"/>
+          <w:u w:val="single"/>
+        </w:rPr>
+        <w:t xml:space="preserve"> </w:t>
+      </w:r>
+      <w:r>
+        <w:rPr>
+          <w:b/>
+          <w:sz w:val="28"/>
+          <w:szCs w:val="28"/>
+          <w:u w:val="single"/>
+        </w:rPr>
+        <w:t>3</w:t>
+      </w:r>
+      <w:r>
+        <w:rPr>
+          <w:b/>
+          <w:sz w:val="28"/>
+          <w:szCs w:val="28"/>
+          <w:u w:val="single"/>
+        </w:rPr>
+        <w:t xml:space="preserve">: </w:t>
+      </w:r>
+      <w:r>
+        <w:rPr>
+          <w:b/>
+          <w:sz w:val="28"/>
+          <w:szCs w:val="28"/>
+          <w:u w:val="single"/>
+        </w:rPr>
+        <w:t>Zuordnung</w:t>
+      </w:r>
+      <w:r>
+        <w:rPr>
+          <w:b/>
+          <w:sz w:val="28"/>
+          <w:szCs w:val="28"/>
+          <w:u w:val="single"/>
+        </w:rPr>
+        <w:t xml:space="preserve"> </w:t>
+      </w:r>
+      <w:r>
+        <w:rPr>
+          <w:b/>
+          <w:sz w:val="28"/>
+          <w:szCs w:val="28"/>
+          <w:u w:val="single"/>
+        </w:rPr>
+        <w:t>Prüfen</w:t>
+      </w:r>
+    </w:p>
+    <w:p>
+      <w:pPr>
+        <w:pStyle w:val="KeinLeerraum"/>
+        <w:jc w:val="both"/>
+        <w:rPr>
+          <w:b/>
+          <w:sz w:val="28"/>
+          <w:szCs w:val="28"/>
+          <w:u w:val="single"/>
+        </w:rPr>
+      </w:pPr>
+    </w:p>
+    <w:p>
+      <w:pPr>
+        <w:pStyle w:val="KeinLeerraum"/>
+        <w:jc w:val="both"/>
+        <w:rPr>
+          <w:b/>
+          <w:sz w:val="28"/>
+          <w:szCs w:val="28"/>
+          <w:u w:val="single"/>
+        </w:rPr>
+      </w:pPr>
+      <w:r>
+        <w:rPr>
+          <w:b/>
+          <w:noProof/>
+          <w:sz w:val="28"/>
+          <w:szCs w:val="28"/>
+          <w:u w:val="single"/>
+        </w:rPr>
+        <w:drawing>
+          <wp:inline distT="0" distB="0" distL="0" distR="0" wp14:anchorId="01C82439" wp14:editId="3528BE7F">
+            <wp:extent cx="4895850" cy="4284824"/>
+            <wp:effectExtent l="0" t="0" r="0" b="1905"/>
+            <wp:docPr id="1088616866" name="Grafik 5"/>
+            <wp:cNvGraphicFramePr>
+              <a:graphicFrameLocks xmlns:a="http://schemas.openxmlformats.org/drawingml/2006/main" noChangeAspect="1"/>
+            </wp:cNvGraphicFramePr>
+            <a:graphic xmlns:a="http://schemas.openxmlformats.org/drawingml/2006/main">
+              <a:graphicData uri="http://schemas.openxmlformats.org/drawingml/2006/picture">
+                <pic:pic xmlns:pic="http://schemas.openxmlformats.org/drawingml/2006/picture">
+                  <pic:nvPicPr>
+                    <pic:cNvPr id="0" name="Picture 3"/>
+                    <pic:cNvPicPr>
+                      <a:picLocks noChangeAspect="1" noChangeArrowheads="1"/>
+                    </pic:cNvPicPr>
+                  </pic:nvPicPr>
+                  <pic:blipFill>
+                    <a:blip r:embed="rId18" cstate="print">
+                      <a:extLst>
+                        <a:ext uri="{28A0092B-C50C-407E-A947-70E740481C1C}">
+                          <a14:useLocalDpi xmlns:a14="http://schemas.microsoft.com/office/drawing/2010/main" val="0"/>
+                        </a:ext>
+                      </a:extLst>
+                    </a:blip>
+                    <a:srcRect/>
+                    <a:stretch>
+                      <a:fillRect/>
+                    </a:stretch>
+                  </pic:blipFill>
+                  <pic:spPr bwMode="auto">
+                    <a:xfrm>
+                      <a:off x="0" y="0"/>
+                      <a:ext cx="4932340" cy="4316760"/>
+                    </a:xfrm>
+                    <a:prstGeom prst="rect">
+                      <a:avLst/>
+                    </a:prstGeom>
+                    <a:noFill/>
+                    <a:ln>
+                      <a:noFill/>
+                    </a:ln>
+                  </pic:spPr>
+                </pic:pic>
+              </a:graphicData>
+            </a:graphic>
+          </wp:inline>
+        </w:drawing>
+      </w:r>
+    </w:p>
+    <w:p>
+      <w:pPr>
+        <w:pStyle w:val="KeinLeerraum"/>
+        <w:jc w:val="both"/>
+        <w:rPr>
+          <w:b/>
+          <w:sz w:val="28"/>
+          <w:szCs w:val="28"/>
+          <w:u w:val="single"/>
+        </w:rPr>
+      </w:pPr>
+      <w:r>
+        <w:rPr>
+          <w:b/>
+          <w:sz w:val="28"/>
+          <w:szCs w:val="28"/>
+          <w:u w:val="single"/>
+        </w:rPr>
+        <w:lastRenderedPageBreak/>
+        <w:t>Mockup</w:t>
+      </w:r>
+      <w:r>
+        <w:rPr>
+          <w:b/>
+          <w:sz w:val="28"/>
+          <w:szCs w:val="28"/>
+          <w:u w:val="single"/>
+        </w:rPr>
+        <w:t xml:space="preserve"> </w:t>
+      </w:r>
+      <w:r>
+        <w:rPr>
+          <w:b/>
+          <w:sz w:val="28"/>
+          <w:szCs w:val="28"/>
+          <w:u w:val="single"/>
+        </w:rPr>
+        <w:t>4</w:t>
+      </w:r>
+      <w:r>
+        <w:rPr>
+          <w:b/>
+          <w:sz w:val="28"/>
+          <w:szCs w:val="28"/>
+          <w:u w:val="single"/>
+        </w:rPr>
+        <w:t>:</w:t>
+      </w:r>
+      <w:r>
+        <w:rPr>
+          <w:b/>
+          <w:sz w:val="28"/>
+          <w:szCs w:val="28"/>
+          <w:u w:val="single"/>
+        </w:rPr>
+        <w:t xml:space="preserve"> Bestätigung</w:t>
+      </w:r>
+    </w:p>
+    <w:p>
+      <w:pPr>
+        <w:pStyle w:val="KeinLeerraum"/>
+        <w:jc w:val="both"/>
+        <w:rPr>
+          <w:b/>
+          <w:sz w:val="28"/>
+          <w:szCs w:val="28"/>
+          <w:u w:val="single"/>
+        </w:rPr>
+      </w:pPr>
+    </w:p>
+    <w:p>
+      <w:pPr>
+        <w:pStyle w:val="KeinLeerraum"/>
+        <w:jc w:val="both"/>
+        <w:rPr>
+          <w:b/>
+          <w:sz w:val="28"/>
+          <w:szCs w:val="28"/>
+          <w:u w:val="single"/>
+        </w:rPr>
+      </w:pPr>
+      <w:r>
+        <w:rPr>
+          <w:b/>
+          <w:noProof/>
+          <w:sz w:val="28"/>
+          <w:szCs w:val="28"/>
+          <w:u w:val="single"/>
+        </w:rPr>
+        <w:drawing>
+          <wp:inline distT="0" distB="0" distL="0" distR="0" wp14:anchorId="37AF0C6A" wp14:editId="6B97AF30">
+            <wp:extent cx="4210050" cy="3685433"/>
+            <wp:effectExtent l="0" t="0" r="0" b="0"/>
+            <wp:docPr id="390808775" name="Grafik 6"/>
+            <wp:cNvGraphicFramePr>
+              <a:graphicFrameLocks xmlns:a="http://schemas.openxmlformats.org/drawingml/2006/main" noChangeAspect="1"/>
+            </wp:cNvGraphicFramePr>
+            <a:graphic xmlns:a="http://schemas.openxmlformats.org/drawingml/2006/main">
+              <a:graphicData uri="http://schemas.openxmlformats.org/drawingml/2006/picture">
+                <pic:pic xmlns:pic="http://schemas.openxmlformats.org/drawingml/2006/picture">
+                  <pic:nvPicPr>
+                    <pic:cNvPr id="0" name="Picture 4"/>
+                    <pic:cNvPicPr>
+                      <a:picLocks noChangeAspect="1" noChangeArrowheads="1"/>
+                    </pic:cNvPicPr>
+                  </pic:nvPicPr>
+                  <pic:blipFill>
+                    <a:blip r:embed="rId19" cstate="print">
+                      <a:extLst>
+                        <a:ext uri="{28A0092B-C50C-407E-A947-70E740481C1C}">
+                          <a14:useLocalDpi xmlns:a14="http://schemas.microsoft.com/office/drawing/2010/main" val="0"/>
+                        </a:ext>
+                      </a:extLst>
+                    </a:blip>
+                    <a:srcRect/>
+                    <a:stretch>
+                      <a:fillRect/>
+                    </a:stretch>
+                  </pic:blipFill>
+                  <pic:spPr bwMode="auto">
+                    <a:xfrm>
+                      <a:off x="0" y="0"/>
+                      <a:ext cx="4212949" cy="3687970"/>
+                    </a:xfrm>
+                    <a:prstGeom prst="rect">
+                      <a:avLst/>
+                    </a:prstGeom>
+                    <a:noFill/>
+                    <a:ln>
+                      <a:noFill/>
+                    </a:ln>
+                  </pic:spPr>
+                </pic:pic>
+              </a:graphicData>
+            </a:graphic>
+          </wp:inline>
+        </w:drawing>
+      </w:r>
+    </w:p>
+    <w:p>
+      <w:pPr>
+        <w:pStyle w:val="KeinLeerraum"/>
+        <w:rPr>
+          <w:b/>
+          <w:bCs/>
+          <w:lang w:val="en-GB"/>
+        </w:rPr>
+      </w:pPr>
+    </w:p>
+    <w:p>
+      <w:pPr>
+        <w:pStyle w:val="KeinLeerraum"/>
+        <w:jc w:val="both"/>
+        <w:rPr>
+          <w:b/>
+          <w:sz w:val="28"/>
+          <w:szCs w:val="28"/>
+          <w:u w:val="single"/>
+        </w:rPr>
+      </w:pPr>
+      <w:r>
+        <w:rPr>
+          <w:b/>
+          <w:sz w:val="28"/>
+          <w:szCs w:val="28"/>
+          <w:u w:val="single"/>
+        </w:rPr>
+        <w:t>Mockup</w:t>
+      </w:r>
+      <w:r>
+        <w:rPr>
+          <w:b/>
+          <w:sz w:val="28"/>
+          <w:szCs w:val="28"/>
+          <w:u w:val="single"/>
+        </w:rPr>
+        <w:t xml:space="preserve"> </w:t>
+      </w:r>
+      <w:r>
+        <w:rPr>
+          <w:b/>
+          <w:sz w:val="28"/>
+          <w:szCs w:val="28"/>
+          <w:u w:val="single"/>
+        </w:rPr>
+        <w:t>5</w:t>
+      </w:r>
+      <w:r>
+        <w:rPr>
+          <w:b/>
+          <w:sz w:val="28"/>
+          <w:szCs w:val="28"/>
+          <w:u w:val="single"/>
+        </w:rPr>
+        <w:t xml:space="preserve">: </w:t>
+      </w:r>
+      <w:r>
+        <w:rPr>
+          <w:b/>
+          <w:sz w:val="28"/>
+          <w:szCs w:val="28"/>
+          <w:u w:val="single"/>
+        </w:rPr>
+        <w:t>Meine Reisen</w:t>
+      </w:r>
+    </w:p>
+    <w:p>
+      <w:pPr>
+        <w:pStyle w:val="KeinLeerraum"/>
+        <w:jc w:val="both"/>
+        <w:rPr>
+          <w:b/>
+          <w:sz w:val="28"/>
+          <w:szCs w:val="28"/>
+          <w:u w:val="single"/>
+        </w:rPr>
+      </w:pPr>
+    </w:p>
+    <w:p>
+      <w:pPr>
+        <w:pStyle w:val="KeinLeerraum"/>
+        <w:jc w:val="both"/>
+        <w:rPr>
+          <w:b/>
+          <w:sz w:val="28"/>
+          <w:szCs w:val="28"/>
+          <w:u w:val="single"/>
+        </w:rPr>
+      </w:pPr>
+      <w:r>
+        <w:rPr>
+          <w:b/>
+          <w:noProof/>
+          <w:sz w:val="28"/>
+          <w:szCs w:val="28"/>
+          <w:u w:val="single"/>
+        </w:rPr>
+        <w:drawing>
+          <wp:inline distT="0" distB="0" distL="0" distR="0" wp14:anchorId="6D2C54F9" wp14:editId="52824B83">
+            <wp:extent cx="4799580" cy="4200525"/>
+            <wp:effectExtent l="0" t="0" r="1270" b="0"/>
+            <wp:docPr id="996819789" name="Grafik 7"/>
+            <wp:cNvGraphicFramePr>
+              <a:graphicFrameLocks xmlns:a="http://schemas.openxmlformats.org/drawingml/2006/main" noChangeAspect="1"/>
+            </wp:cNvGraphicFramePr>
+            <a:graphic xmlns:a="http://schemas.openxmlformats.org/drawingml/2006/main">
+              <a:graphicData uri="http://schemas.openxmlformats.org/drawingml/2006/picture">
+                <pic:pic xmlns:pic="http://schemas.openxmlformats.org/drawingml/2006/picture">
+                  <pic:nvPicPr>
+                    <pic:cNvPr id="0" name="Picture 5"/>
+                    <pic:cNvPicPr>
+                      <a:picLocks noChangeAspect="1" noChangeArrowheads="1"/>
+                    </pic:cNvPicPr>
+                  </pic:nvPicPr>
+                  <pic:blipFill>
+                    <a:blip r:embed="rId20" cstate="print">
+                      <a:extLst>
+                        <a:ext uri="{28A0092B-C50C-407E-A947-70E740481C1C}">
+                          <a14:useLocalDpi xmlns:a14="http://schemas.microsoft.com/office/drawing/2010/main" val="0"/>
+                        </a:ext>
+                      </a:extLst>
+                    </a:blip>
+                    <a:srcRect/>
+                    <a:stretch>
+                      <a:fillRect/>
+                    </a:stretch>
+                  </pic:blipFill>
+                  <pic:spPr bwMode="auto">
+                    <a:xfrm>
+                      <a:off x="0" y="0"/>
+                      <a:ext cx="4812947" cy="4212223"/>
+                    </a:xfrm>
+                    <a:prstGeom prst="rect">
+                      <a:avLst/>
+                    </a:prstGeom>
+                    <a:noFill/>
+                    <a:ln>
+                      <a:noFill/>
+                    </a:ln>
+                  </pic:spPr>
+                </pic:pic>
+              </a:graphicData>
+            </a:graphic>
+          </wp:inline>
+        </w:drawing>
+      </w:r>
+    </w:p>
+    <w:p>
+      <w:pPr>
+        <w:pStyle w:val="KeinLeerraum"/>
+        <w:rPr>
+          <w:b/>
+          <w:bCs/>
+          <w:lang w:val="en-GB"/>
+        </w:rPr>
+      </w:pPr>
+    </w:p>
+    <w:p>
+      <w:pPr>
+        <w:pStyle w:val="KeinLeerraum"/>
+        <w:rPr>
+          <w:b/>
+        </w:rPr>
+      </w:pPr>
+      <w:r>
+        <w:rPr>
+          <w:b/>
+        </w:rPr>
+        <w:t>Prüfpunkte:</w:t>
+      </w:r>
+    </w:p>
+    <w:p>
+      <w:pPr>
+        <w:pStyle w:val="KeinLeerraum"/>
+        <w:numPr>
+          <w:ilvl w:val="0"/>
+          <w:numId w:val="6"/>
+        </w:numPr>
+        <w:rPr>
+          <w:lang w:val="de-DE"/>
+        </w:rPr>
+      </w:pPr>
+      <w:r>
+        <w:rPr>
+          <w:lang w:val="de-DE"/>
+        </w:rPr>
+        <w:t>Foto-Upload: Ist für die Nutzer verständlich, wie sie ihre Reisefotos hochladen können?</w:t>
+      </w:r>
+    </w:p>
+    <w:p>
+      <w:pPr>
+        <w:pStyle w:val="KeinLeerraum"/>
+        <w:numPr>
+          <w:ilvl w:val="0"/>
+          <w:numId w:val="6"/>
+        </w:numPr>
+        <w:rPr>
+          <w:lang w:val="de-DE"/>
+        </w:rPr>
+      </w:pPr>
+      <w:r>
+        <w:rPr>
+          <w:lang w:val="de-DE"/>
+        </w:rPr>
+        <w:t>Automatische Zuordnung: Verstehen die Nutzer, dass ihre Fotos anhand von Aufnahmezeit und Standort automatisch einer Reise zugeordnet werden?</w:t>
+      </w:r>
+    </w:p>
+    <w:p>
+      <w:pPr>
+        <w:pStyle w:val="KeinLeerraum"/>
+        <w:numPr>
+          <w:ilvl w:val="0"/>
+          <w:numId w:val="6"/>
+        </w:numPr>
+        <w:rPr>
+          <w:lang w:val="de-DE"/>
+        </w:rPr>
+      </w:pPr>
+      <w:r>
+        <w:rPr>
+          <w:lang w:val="de-DE"/>
+        </w:rPr>
+        <w:t>Reiseübersicht: Können die Nutzer ihre Reisen einfach finden und die zugehörigen Fotos auf einer Karte betrachten?</w:t>
+      </w:r>
+    </w:p>
+    <w:p>
+      <w:pPr>
+        <w:pStyle w:val="KeinLeerraum"/>
+        <w:rPr>
+          <w:b/>
+          <w:bCs/>
+          <w:lang w:val="de-DE"/>
+        </w:rPr>
+      </w:pPr>
+      <w:r>
+        <w:rPr>
+          <w:b/>
+          <w:bCs/>
+          <w:lang w:val="de-DE"/>
+        </w:rPr>
+        <w:t>Design- und Interaktionsentscheidungen</w:t>
+      </w:r>
+    </w:p>
+    <w:p>
+      <w:pPr>
+        <w:pStyle w:val="KeinLeerraum"/>
+        <w:numPr>
+          <w:ilvl w:val="0"/>
+          <w:numId w:val="7"/>
+        </w:numPr>
+        <w:rPr>
+          <w:lang w:val="de-DE"/>
+        </w:rPr>
+      </w:pPr>
+      <w:r>
+        <w:rPr>
+          <w:lang w:val="de-DE"/>
+        </w:rPr>
+        <w:t>Einfacher Foto-Upload: Fotos können über eine übersichtliche Upload-Funktion ausgewählt und hochgeladen werden.</w:t>
+      </w:r>
+    </w:p>
+    <w:p>
+      <w:pPr>
+        <w:pStyle w:val="KeinLeerraum"/>
+        <w:numPr>
+          <w:ilvl w:val="0"/>
+          <w:numId w:val="7"/>
+        </w:numPr>
+        <w:rPr>
+          <w:lang w:val="de-DE"/>
+        </w:rPr>
+      </w:pPr>
+      <w:r>
+        <w:rPr>
+          <w:lang w:val="de-DE"/>
+        </w:rPr>
+        <w:t>Automatische Sortierung: Die Fotos werden anhand ihrer Metadaten automatisch nach Reisen und Orten sortiert, damit die Nutzer sie nicht manuell organisieren müssen.</w:t>
+      </w:r>
+    </w:p>
+    <w:p>
+      <w:pPr>
+        <w:pStyle w:val="KeinLeerraum"/>
+        <w:numPr>
+          <w:ilvl w:val="0"/>
+          <w:numId w:val="7"/>
+        </w:numPr>
+        <w:rPr>
+          <w:lang w:val="de-DE"/>
+        </w:rPr>
+      </w:pPr>
+      <w:r>
+        <w:rPr>
+          <w:lang w:val="de-DE"/>
+        </w:rPr>
+        <w:t>Interaktive Reiseübersicht: Reisen werden auf einer Karte mit den zugehörigen Fotos dargestellt, damit die Nutzer ihre Erinnerungen einfach wiederfinden können.</w:t>
+      </w:r>
+    </w:p>
+    <w:p>
+      <w:pPr>
+        <w:pStyle w:val="KeinLeerraum"/>
+        <w:rPr>
+          <w:b/>
+          <w:bCs/>
+          <w:lang w:val="de-DE"/>
+        </w:rPr>
+      </w:pPr>
+    </w:p>
+    <w:p>
+      <w:pPr>
+        <w:pStyle w:val="KeinLeerraum"/>
+        <w:rPr>
+          <w:b/>
+          <w:sz w:val="32"/>
+          <w:szCs w:val="32"/>
         </w:rPr>
       </w:pPr>
     </w:p>
@@ -2347,6 +3510,39 @@
     <w:p>
       <w:pPr>
         <w:pStyle w:val="KeinLeerraum"/>
+        <w:rPr>
+          <w:b/>
+          <w:bCs/>
+        </w:rPr>
+      </w:pPr>
+    </w:p>
+    <w:p>
+      <w:pPr>
+        <w:pStyle w:val="KeinLeerraum"/>
+        <w:rPr>
+          <w:b/>
+          <w:bCs/>
+        </w:rPr>
+      </w:pPr>
+      <w:r>
+        <w:rPr>
+          <w:b/>
+          <w:bCs/>
+        </w:rPr>
+        <w:t>Begründung:</w:t>
+      </w:r>
+    </w:p>
+    <w:p>
+      <w:pPr>
+        <w:pStyle w:val="KeinLeerraum"/>
+      </w:pPr>
+      <w:r>
+        <w:t>Wir haben uns für diesen Flow entschieden, da er den zentralen Nutzen von ParkShare darstellt: eine schnelle und unkomplizierte Parkplatzsuche. Dabei wird gezeigt, wie eine Person einen Parkplatz sucht, auswählt und reserviert. Ausserdem können wir testen, ob die einzelnen Schritte für die Nutzer verständlich sind und die Reservation einfach durchgeführt werden kann.</w:t>
+      </w:r>
+    </w:p>
+    <w:p>
+      <w:pPr>
+        <w:pStyle w:val="KeinLeerraum"/>
       </w:pPr>
     </w:p>
     <w:p>
@@ -2419,6 +3615,7 @@
         <w:rPr>
           <w:bCs/>
         </w:rPr>
+        <w:lastRenderedPageBreak/>
         <w:t xml:space="preserve">Wir nehmen an, </w:t>
       </w:r>
       <w:r>
@@ -2477,115 +3674,10 @@
     <w:p>
       <w:pPr>
         <w:pStyle w:val="KeinLeerraum"/>
-        <w:ind w:left="708"/>
-        <w:rPr>
-          <w:bCs/>
-        </w:rPr>
-      </w:pPr>
-    </w:p>
-    <w:p>
-      <w:pPr>
-        <w:pStyle w:val="KeinLeerraum"/>
-      </w:pPr>
-    </w:p>
-    <w:p>
-      <w:pPr>
-        <w:pStyle w:val="KeinLeerraum"/>
-      </w:pPr>
-    </w:p>
-    <w:p>
-      <w:pPr>
-        <w:pStyle w:val="KeinLeerraum"/>
-      </w:pPr>
-    </w:p>
-    <w:p>
-      <w:pPr>
-        <w:pStyle w:val="KeinLeerraum"/>
-      </w:pPr>
-    </w:p>
-    <w:p>
-      <w:pPr>
-        <w:pStyle w:val="KeinLeerraum"/>
-      </w:pPr>
-    </w:p>
-    <w:p>
-      <w:pPr>
-        <w:pStyle w:val="KeinLeerraum"/>
-      </w:pPr>
-    </w:p>
-    <w:p>
-      <w:pPr>
-        <w:pStyle w:val="KeinLeerraum"/>
-      </w:pPr>
-    </w:p>
-    <w:p>
-      <w:pPr>
-        <w:pStyle w:val="KeinLeerraum"/>
-      </w:pPr>
-    </w:p>
-    <w:p>
-      <w:pPr>
-        <w:pStyle w:val="KeinLeerraum"/>
-      </w:pPr>
-    </w:p>
-    <w:p>
-      <w:pPr>
-        <w:pStyle w:val="KeinLeerraum"/>
-      </w:pPr>
-    </w:p>
-    <w:p>
-      <w:pPr>
-        <w:pStyle w:val="KeinLeerraum"/>
-      </w:pPr>
-    </w:p>
-    <w:p>
-      <w:pPr>
-        <w:pStyle w:val="KeinLeerraum"/>
-      </w:pPr>
-    </w:p>
-    <w:p>
-      <w:pPr>
-        <w:pStyle w:val="KeinLeerraum"/>
-      </w:pPr>
-    </w:p>
-    <w:p>
-      <w:pPr>
-        <w:pStyle w:val="KeinLeerraum"/>
-      </w:pPr>
-    </w:p>
-    <w:p>
-      <w:pPr>
-        <w:pStyle w:val="KeinLeerraum"/>
-      </w:pPr>
-    </w:p>
-    <w:p>
-      <w:pPr>
-        <w:pStyle w:val="KeinLeerraum"/>
-      </w:pPr>
-    </w:p>
-    <w:p>
-      <w:pPr>
-        <w:pStyle w:val="KeinLeerraum"/>
-      </w:pPr>
-    </w:p>
-    <w:p>
-      <w:pPr>
-        <w:pStyle w:val="KeinLeerraum"/>
-      </w:pPr>
-    </w:p>
-    <w:p>
-      <w:pPr>
-        <w:pStyle w:val="KeinLeerraum"/>
-      </w:pPr>
-    </w:p>
-    <w:p>
-      <w:pPr>
-        <w:pStyle w:val="KeinLeerraum"/>
-      </w:pPr>
-    </w:p>
-    <w:p>
-      <w:pPr>
-        <w:pStyle w:val="KeinLeerraum"/>
+        <w:ind w:left="720"/>
+        <w:rPr>
+          <w:b/>
+        </w:rPr>
       </w:pPr>
     </w:p>
     <w:p>
@@ -2675,7 +3767,7 @@
                     </pic:cNvPicPr>
                   </pic:nvPicPr>
                   <pic:blipFill>
-                    <a:blip r:embed="rId16" cstate="print">
+                    <a:blip r:embed="rId21" cstate="print">
                       <a:extLst>
                         <a:ext uri="{28A0092B-C50C-407E-A947-70E740481C1C}">
                           <a14:useLocalDpi xmlns:a14="http://schemas.microsoft.com/office/drawing/2010/main" val="0"/>
@@ -2725,37 +3817,13 @@
     <w:p>
       <w:pPr>
         <w:pStyle w:val="KeinLeerraum"/>
-      </w:pPr>
-    </w:p>
-    <w:p>
-      <w:pPr>
-        <w:pStyle w:val="KeinLeerraum"/>
-      </w:pPr>
-    </w:p>
-    <w:p>
-      <w:pPr>
-        <w:pStyle w:val="KeinLeerraum"/>
-      </w:pPr>
-    </w:p>
-    <w:p>
-      <w:pPr>
-        <w:pStyle w:val="KeinLeerraum"/>
-      </w:pPr>
-    </w:p>
-    <w:p>
-      <w:pPr>
-        <w:pStyle w:val="KeinLeerraum"/>
-      </w:pPr>
-    </w:p>
-    <w:p>
-      <w:pPr>
-        <w:pStyle w:val="KeinLeerraum"/>
-      </w:pPr>
-    </w:p>
-    <w:p>
-      <w:pPr>
-        <w:pStyle w:val="KeinLeerraum"/>
         <w:jc w:val="both"/>
+      </w:pPr>
+    </w:p>
+    <w:p>
+      <w:pPr>
+        <w:pStyle w:val="KeinLeerraum"/>
+        <w:jc w:val="both"/>
         <w:rPr>
           <w:b/>
           <w:sz w:val="28"/>
@@ -2772,6 +3840,7 @@
           <w:u w:val="single"/>
           <w:lang w:val="en-GB"/>
         </w:rPr>
+        <w:lastRenderedPageBreak/>
         <w:t xml:space="preserve">Wireframe </w:t>
       </w:r>
       <w:r>
@@ -2841,7 +3910,7 @@
                     </pic:cNvPicPr>
                   </pic:nvPicPr>
                   <pic:blipFill>
-                    <a:blip r:embed="rId17" cstate="print">
+                    <a:blip r:embed="rId22" cstate="print">
                       <a:extLst>
                         <a:ext uri="{28A0092B-C50C-407E-A947-70E740481C1C}">
                           <a14:useLocalDpi xmlns:a14="http://schemas.microsoft.com/office/drawing/2010/main" val="0"/>
@@ -2993,6 +4062,7 @@
           <w:u w:val="single"/>
           <w:lang w:val="en-GB"/>
         </w:rPr>
+        <w:lastRenderedPageBreak/>
         <w:t xml:space="preserve">Wireframe </w:t>
       </w:r>
       <w:r>
@@ -3057,7 +4127,7 @@
                     </pic:cNvPicPr>
                   </pic:nvPicPr>
                   <pic:blipFill>
-                    <a:blip r:embed="rId18" cstate="print">
+                    <a:blip r:embed="rId23" cstate="print">
                       <a:extLst>
                         <a:ext uri="{28A0092B-C50C-407E-A947-70E740481C1C}">
                           <a14:useLocalDpi xmlns:a14="http://schemas.microsoft.com/office/drawing/2010/main" val="0"/>
@@ -3089,8 +4159,352 @@
         </w:drawing>
       </w:r>
     </w:p>
+    <w:p>
+      <w:pPr>
+        <w:pStyle w:val="KeinLeerraum"/>
+      </w:pPr>
+    </w:p>
+    <w:p>
+      <w:pPr>
+        <w:pStyle w:val="KeinLeerraum"/>
+      </w:pPr>
+    </w:p>
+    <w:p>
+      <w:pPr>
+        <w:pStyle w:val="KeinLeerraum"/>
+      </w:pPr>
+    </w:p>
+    <w:p>
+      <w:pPr>
+        <w:pStyle w:val="KeinLeerraum"/>
+      </w:pPr>
+    </w:p>
+    <w:p>
+      <w:pPr>
+        <w:pStyle w:val="KeinLeerraum"/>
+      </w:pPr>
+    </w:p>
+    <w:p>
+      <w:pPr>
+        <w:pStyle w:val="KeinLeerraum"/>
+        <w:jc w:val="both"/>
+        <w:rPr>
+          <w:b/>
+          <w:sz w:val="28"/>
+          <w:szCs w:val="28"/>
+          <w:u w:val="single"/>
+          <w:lang w:val="en-GB"/>
+        </w:rPr>
+      </w:pPr>
+      <w:r>
+        <w:rPr>
+          <w:b/>
+          <w:sz w:val="28"/>
+          <w:szCs w:val="28"/>
+          <w:u w:val="single"/>
+          <w:lang w:val="en-GB"/>
+        </w:rPr>
+        <w:lastRenderedPageBreak/>
+        <w:t xml:space="preserve">Wireframe </w:t>
+      </w:r>
+      <w:r>
+        <w:rPr>
+          <w:b/>
+          <w:sz w:val="28"/>
+          <w:szCs w:val="28"/>
+          <w:u w:val="single"/>
+          <w:lang w:val="en-GB"/>
+        </w:rPr>
+        <w:t>1</w:t>
+      </w:r>
+      <w:r>
+        <w:rPr>
+          <w:b/>
+          <w:sz w:val="28"/>
+          <w:szCs w:val="28"/>
+          <w:u w:val="single"/>
+          <w:lang w:val="en-GB"/>
+        </w:rPr>
+        <w:t xml:space="preserve">: </w:t>
+      </w:r>
+      <w:r>
+        <w:rPr>
+          <w:b/>
+          <w:sz w:val="28"/>
+          <w:szCs w:val="28"/>
+          <w:u w:val="single"/>
+          <w:lang w:val="en-GB"/>
+        </w:rPr>
+        <w:t>…</w:t>
+      </w:r>
+    </w:p>
+    <w:p>
+      <w:pPr>
+        <w:pStyle w:val="KeinLeerraum"/>
+        <w:jc w:val="both"/>
+        <w:rPr>
+          <w:b/>
+          <w:sz w:val="28"/>
+          <w:szCs w:val="28"/>
+          <w:u w:val="single"/>
+          <w:lang w:val="en-GB"/>
+        </w:rPr>
+      </w:pPr>
+    </w:p>
+    <w:p>
+      <w:pPr>
+        <w:pStyle w:val="KeinLeerraum"/>
+        <w:jc w:val="both"/>
+        <w:rPr>
+          <w:b/>
+          <w:sz w:val="28"/>
+          <w:szCs w:val="28"/>
+          <w:u w:val="single"/>
+          <w:lang w:val="de-DE"/>
+        </w:rPr>
+      </w:pPr>
+      <w:r>
+        <w:rPr>
+          <w:b/>
+          <w:sz w:val="28"/>
+          <w:szCs w:val="28"/>
+          <w:u w:val="single"/>
+          <w:lang w:val="de-DE"/>
+        </w:rPr>
+        <w:t xml:space="preserve">Wireframe </w:t>
+      </w:r>
+      <w:r>
+        <w:rPr>
+          <w:b/>
+          <w:sz w:val="28"/>
+          <w:szCs w:val="28"/>
+          <w:u w:val="single"/>
+          <w:lang w:val="de-DE"/>
+        </w:rPr>
+        <w:t>2</w:t>
+      </w:r>
+      <w:r>
+        <w:rPr>
+          <w:b/>
+          <w:sz w:val="28"/>
+          <w:szCs w:val="28"/>
+          <w:u w:val="single"/>
+          <w:lang w:val="de-DE"/>
+        </w:rPr>
+        <w:t>: …</w:t>
+      </w:r>
+    </w:p>
+    <w:p>
+      <w:pPr>
+        <w:pStyle w:val="KeinLeerraum"/>
+        <w:jc w:val="both"/>
+        <w:rPr>
+          <w:b/>
+          <w:sz w:val="28"/>
+          <w:szCs w:val="28"/>
+          <w:u w:val="single"/>
+          <w:lang w:val="de-DE"/>
+        </w:rPr>
+      </w:pPr>
+    </w:p>
+    <w:p>
+      <w:pPr>
+        <w:pStyle w:val="KeinLeerraum"/>
+        <w:jc w:val="both"/>
+        <w:rPr>
+          <w:b/>
+          <w:sz w:val="28"/>
+          <w:szCs w:val="28"/>
+          <w:u w:val="single"/>
+          <w:lang w:val="de-DE"/>
+        </w:rPr>
+      </w:pPr>
+      <w:r>
+        <w:rPr>
+          <w:b/>
+          <w:sz w:val="28"/>
+          <w:szCs w:val="28"/>
+          <w:u w:val="single"/>
+          <w:lang w:val="de-DE"/>
+        </w:rPr>
+        <w:t xml:space="preserve">Wireframe </w:t>
+      </w:r>
+      <w:r>
+        <w:rPr>
+          <w:b/>
+          <w:sz w:val="28"/>
+          <w:szCs w:val="28"/>
+          <w:u w:val="single"/>
+          <w:lang w:val="de-DE"/>
+        </w:rPr>
+        <w:t>3</w:t>
+      </w:r>
+      <w:r>
+        <w:rPr>
+          <w:b/>
+          <w:sz w:val="28"/>
+          <w:szCs w:val="28"/>
+          <w:u w:val="single"/>
+          <w:lang w:val="de-DE"/>
+        </w:rPr>
+        <w:t>: …</w:t>
+      </w:r>
+    </w:p>
+    <w:p>
+      <w:pPr>
+        <w:pStyle w:val="KeinLeerraum"/>
+        <w:jc w:val="both"/>
+        <w:rPr>
+          <w:b/>
+          <w:sz w:val="28"/>
+          <w:szCs w:val="28"/>
+          <w:u w:val="single"/>
+          <w:lang w:val="de-DE"/>
+        </w:rPr>
+      </w:pPr>
+    </w:p>
+    <w:p>
+      <w:pPr>
+        <w:pStyle w:val="KeinLeerraum"/>
+        <w:rPr>
+          <w:b/>
+        </w:rPr>
+      </w:pPr>
+      <w:r>
+        <w:rPr>
+          <w:b/>
+        </w:rPr>
+        <w:t>Prüfpunkte:</w:t>
+      </w:r>
+    </w:p>
+    <w:p>
+      <w:pPr>
+        <w:pStyle w:val="KeinLeerraum"/>
+        <w:numPr>
+          <w:ilvl w:val="0"/>
+          <w:numId w:val="9"/>
+        </w:numPr>
+        <w:rPr>
+          <w:lang w:val="de-DE"/>
+        </w:rPr>
+      </w:pPr>
+      <w:r>
+        <w:rPr>
+          <w:lang w:val="de-DE"/>
+        </w:rPr>
+        <w:t>Parkplatzsuche: Ist für die Nutzer verständlich, wie sie den gewünschten Ort und Zeitraum eingeben können?</w:t>
+      </w:r>
+    </w:p>
+    <w:p>
+      <w:pPr>
+        <w:pStyle w:val="KeinLeerraum"/>
+        <w:numPr>
+          <w:ilvl w:val="0"/>
+          <w:numId w:val="9"/>
+        </w:numPr>
+        <w:rPr>
+          <w:lang w:val="de-DE"/>
+        </w:rPr>
+      </w:pPr>
+      <w:r>
+        <w:rPr>
+          <w:lang w:val="de-DE"/>
+        </w:rPr>
+        <w:t>Parkplatzauswahl: Können die Nutzer die verfügbaren Parkplätze einfach vergleichen und einen passenden auswählen?</w:t>
+      </w:r>
+    </w:p>
+    <w:p>
+      <w:pPr>
+        <w:pStyle w:val="KeinLeerraum"/>
+        <w:numPr>
+          <w:ilvl w:val="0"/>
+          <w:numId w:val="9"/>
+        </w:numPr>
+        <w:rPr>
+          <w:lang w:val="de-DE"/>
+        </w:rPr>
+      </w:pPr>
+      <w:r>
+        <w:rPr>
+          <w:lang w:val="de-DE"/>
+        </w:rPr>
+        <w:t>Reservation: Ist der Reservierungsprozess verständlich und erkennen die Nutzer, ob ihre Reservation erfolgreich war?</w:t>
+      </w:r>
+    </w:p>
+    <w:p>
+      <w:pPr>
+        <w:pStyle w:val="KeinLeerraum"/>
+        <w:rPr>
+          <w:b/>
+          <w:bCs/>
+          <w:lang w:val="de-DE"/>
+        </w:rPr>
+      </w:pPr>
+      <w:r>
+        <w:rPr>
+          <w:b/>
+          <w:bCs/>
+          <w:lang w:val="de-DE"/>
+        </w:rPr>
+        <w:t>Design- und Interaktionsentscheidungen</w:t>
+      </w:r>
+    </w:p>
+    <w:p>
+      <w:pPr>
+        <w:pStyle w:val="KeinLeerraum"/>
+        <w:numPr>
+          <w:ilvl w:val="0"/>
+          <w:numId w:val="8"/>
+        </w:numPr>
+        <w:rPr>
+          <w:lang w:val="de-DE"/>
+        </w:rPr>
+      </w:pPr>
+      <w:r>
+        <w:rPr>
+          <w:lang w:val="de-DE"/>
+        </w:rPr>
+        <w:t>Einfache Suchfunktion: Ort und Zeitraum werden über übersichtliche Eingabefelder erfasst, damit die Suche schnell durchgeführt werden kann.</w:t>
+      </w:r>
+    </w:p>
+    <w:p>
+      <w:pPr>
+        <w:pStyle w:val="KeinLeerraum"/>
+        <w:numPr>
+          <w:ilvl w:val="0"/>
+          <w:numId w:val="8"/>
+        </w:numPr>
+        <w:rPr>
+          <w:lang w:val="de-DE"/>
+        </w:rPr>
+      </w:pPr>
+      <w:r>
+        <w:rPr>
+          <w:lang w:val="de-DE"/>
+        </w:rPr>
+        <w:t>Übersichtliche Parkplatzanzeige: Verfügbare Parkplätze werden mit wichtigen Informationen wie Preis, Standort und Verfügbarkeit dargestellt.</w:t>
+      </w:r>
+    </w:p>
+    <w:p>
+      <w:pPr>
+        <w:pStyle w:val="KeinLeerraum"/>
+        <w:numPr>
+          <w:ilvl w:val="0"/>
+          <w:numId w:val="8"/>
+        </w:numPr>
+        <w:rPr>
+          <w:lang w:val="de-DE"/>
+        </w:rPr>
+      </w:pPr>
+      <w:r>
+        <w:rPr>
+          <w:lang w:val="de-DE"/>
+        </w:rPr>
+        <w:t>Klare Reservierungsbestätigung: Nach der Reservation wird eine Bestätigung angezeigt, damit die Nutzer wissen, dass der Parkplatz erfolgreich reserviert wurde.</w:t>
+      </w:r>
+    </w:p>
     <w:sectPr>
-      <w:footerReference w:type="default" r:id="rId19"/>
+      <w:footerReference w:type="default" r:id="rId24"/>
       <w:pgSz w:w="11906" w:h="16838"/>
       <w:pgMar w:top="1134" w:right="1134" w:bottom="1134" w:left="1134" w:header="708" w:footer="708" w:gutter="0"/>
       <w:cols w:space="708"/>
@@ -3241,6 +4655,119 @@
 <file path=word/numbering.xml><?xml version="1.0" encoding="utf-8"?>
 <w:numbering xmlns:wpc="http://schemas.microsoft.com/office/word/2010/wordprocessingCanvas" xmlns:cx="http://schemas.microsoft.com/office/drawing/2014/chartex" xmlns:cx1="http://schemas.microsoft.com/office/drawing/2015/9/8/chartex" xmlns:cx2="http://schemas.microsoft.com/office/drawing/2015/10/21/chartex" xmlns:cx3="http://schemas.microsoft.com/office/drawing/2016/5/9/chartex" xmlns:cx4="http://schemas.microsoft.com/office/drawing/2016/5/10/chartex" xmlns:cx5="http://schemas.microsoft.com/office/drawing/2016/5/11/chartex" xmlns:cx6="http://schemas.microsoft.com/office/drawing/2016/5/12/chartex" xmlns:cx7="http://schemas.microsoft.com/office/drawing/2016/5/13/chartex" xmlns:cx8="http://schemas.microsoft.com/office/drawing/2016/5/14/chartex" xmlns:mc="http://schemas.openxmlformats.org/markup-compatibility/2006" xmlns:aink="http://schemas.microsoft.com/office/drawing/2016/ink" xmlns:am3d="http://schemas.microsoft.com/office/drawing/2017/model3d" xmlns:o="urn:schemas-microsoft-com:office:office" xmlns:oel="http://schemas.microsoft.com/office/2019/extlst" xmlns:r="http://schemas.openxmlformats.org/officeDocument/2006/relationships" xmlns:m="http://schemas.openxmlformats.org/officeDocument/2006/math" xmlns:v="urn:schemas-microsoft-com:vml" xmlns:wp14="http://schemas.microsoft.com/office/word/2010/wordprocessingDrawing" xmlns:wp="http://schemas.openxmlformats.org/drawingml/2006/wordprocessingDrawing" xmlns:w10="urn:schemas-microsoft-com:office:word" xmlns:w="http://schemas.openxmlformats.org/wordprocessingml/2006/main" xmlns:w14="http://schemas.microsoft.com/office/word/2010/wordml" xmlns:w15="http://schemas.microsoft.com/office/word/2012/wordml" xmlns:w16cex="http://schemas.microsoft.com/office/word/2018/wordml/cex" xmlns:w16cid="http://schemas.microsoft.com/office/word/2016/wordml/cid" xmlns:w16="http://schemas.microsoft.com/office/word/2018/wordml" xmlns:w16du="http://schemas.microsoft.com/office/word/2023/wordml/word16du" xmlns:w16sdtdh="http://schemas.microsoft.com/office/word/2020/wordml/sdtdatahash" xmlns:w16sdtfl="http://schemas.microsoft.com/office/word/2024/wordml/sdtformatlock" xmlns:w16se="http://schemas.microsoft.com/office/word/2015/wordml/symex" xmlns:wpg="http://schemas.microsoft.com/office/word/2010/wordprocessingGroup" xmlns:wpi="http://schemas.microsoft.com/office/word/2010/wordprocessingInk" xmlns:wne="http://schemas.microsoft.com/office/word/2006/wordml" xmlns:wps="http://schemas.microsoft.com/office/word/2010/wordprocessingShape" mc:Ignorable="w14 w15 w16se w16cid w16 w16cex w16sdtdh w16sdtfl w16du wp14">
   <w:abstractNum w:abstractNumId="0" w15:restartNumberingAfterBreak="0">
+    <w:nsid w:val="01C1069D"/>
+    <w:multiLevelType w:val="hybridMultilevel"/>
+    <w:tmpl w:val="D93A3AE0"/>
+    <w:lvl w:ilvl="0" w:tplc="04070001">
+      <w:start w:val="1"/>
+      <w:numFmt w:val="bullet"/>
+      <w:lvlText w:val=""/>
+      <w:lvlJc w:val="left"/>
+      <w:pPr>
+        <w:ind w:left="720" w:hanging="360"/>
+      </w:pPr>
+      <w:rPr>
+        <w:rFonts w:ascii="Symbol" w:hAnsi="Symbol" w:hint="default"/>
+      </w:rPr>
+    </w:lvl>
+    <w:lvl w:ilvl="1" w:tplc="04070003" w:tentative="1">
+      <w:start w:val="1"/>
+      <w:numFmt w:val="bullet"/>
+      <w:lvlText w:val="o"/>
+      <w:lvlJc w:val="left"/>
+      <w:pPr>
+        <w:ind w:left="1440" w:hanging="360"/>
+      </w:pPr>
+      <w:rPr>
+        <w:rFonts w:ascii="Courier New" w:hAnsi="Courier New" w:cs="Courier New" w:hint="default"/>
+      </w:rPr>
+    </w:lvl>
+    <w:lvl w:ilvl="2" w:tplc="04070005" w:tentative="1">
+      <w:start w:val="1"/>
+      <w:numFmt w:val="bullet"/>
+      <w:lvlText w:val=""/>
+      <w:lvlJc w:val="left"/>
+      <w:pPr>
+        <w:ind w:left="2160" w:hanging="360"/>
+      </w:pPr>
+      <w:rPr>
+        <w:rFonts w:ascii="Wingdings" w:hAnsi="Wingdings" w:hint="default"/>
+      </w:rPr>
+    </w:lvl>
+    <w:lvl w:ilvl="3" w:tplc="04070001" w:tentative="1">
+      <w:start w:val="1"/>
+      <w:numFmt w:val="bullet"/>
+      <w:lvlText w:val=""/>
+      <w:lvlJc w:val="left"/>
+      <w:pPr>
+        <w:ind w:left="2880" w:hanging="360"/>
+      </w:pPr>
+      <w:rPr>
+        <w:rFonts w:ascii="Symbol" w:hAnsi="Symbol" w:hint="default"/>
+      </w:rPr>
+    </w:lvl>
+    <w:lvl w:ilvl="4" w:tplc="04070003" w:tentative="1">
+      <w:start w:val="1"/>
+      <w:numFmt w:val="bullet"/>
+      <w:lvlText w:val="o"/>
+      <w:lvlJc w:val="left"/>
+      <w:pPr>
+        <w:ind w:left="3600" w:hanging="360"/>
+      </w:pPr>
+      <w:rPr>
+        <w:rFonts w:ascii="Courier New" w:hAnsi="Courier New" w:cs="Courier New" w:hint="default"/>
+      </w:rPr>
+    </w:lvl>
+    <w:lvl w:ilvl="5" w:tplc="04070005" w:tentative="1">
+      <w:start w:val="1"/>
+      <w:numFmt w:val="bullet"/>
+      <w:lvlText w:val=""/>
+      <w:lvlJc w:val="left"/>
+      <w:pPr>
+        <w:ind w:left="4320" w:hanging="360"/>
+      </w:pPr>
+      <w:rPr>
+        <w:rFonts w:ascii="Wingdings" w:hAnsi="Wingdings" w:hint="default"/>
+      </w:rPr>
+    </w:lvl>
+    <w:lvl w:ilvl="6" w:tplc="04070001" w:tentative="1">
+      <w:start w:val="1"/>
+      <w:numFmt w:val="bullet"/>
+      <w:lvlText w:val=""/>
+      <w:lvlJc w:val="left"/>
+      <w:pPr>
+        <w:ind w:left="5040" w:hanging="360"/>
+      </w:pPr>
+      <w:rPr>
+        <w:rFonts w:ascii="Symbol" w:hAnsi="Symbol" w:hint="default"/>
+      </w:rPr>
+    </w:lvl>
+    <w:lvl w:ilvl="7" w:tplc="04070003" w:tentative="1">
+      <w:start w:val="1"/>
+      <w:numFmt w:val="bullet"/>
+      <w:lvlText w:val="o"/>
+      <w:lvlJc w:val="left"/>
+      <w:pPr>
+        <w:ind w:left="5760" w:hanging="360"/>
+      </w:pPr>
+      <w:rPr>
+        <w:rFonts w:ascii="Courier New" w:hAnsi="Courier New" w:cs="Courier New" w:hint="default"/>
+      </w:rPr>
+    </w:lvl>
+    <w:lvl w:ilvl="8" w:tplc="04070005" w:tentative="1">
+      <w:start w:val="1"/>
+      <w:numFmt w:val="bullet"/>
+      <w:lvlText w:val=""/>
+      <w:lvlJc w:val="left"/>
+      <w:pPr>
+        <w:ind w:left="6480" w:hanging="360"/>
+      </w:pPr>
+      <w:rPr>
+        <w:rFonts w:ascii="Wingdings" w:hAnsi="Wingdings" w:hint="default"/>
+      </w:rPr>
+    </w:lvl>
+  </w:abstractNum>
+  <w:abstractNum w:abstractNumId="1" w15:restartNumberingAfterBreak="0">
     <w:nsid w:val="084C77AC"/>
     <w:multiLevelType w:val="hybridMultilevel"/>
     <w:tmpl w:val="541C2674"/>
@@ -3331,7 +4858,7 @@
       </w:pPr>
     </w:lvl>
   </w:abstractNum>
-  <w:abstractNum w:abstractNumId="1" w15:restartNumberingAfterBreak="0">
+  <w:abstractNum w:abstractNumId="2" w15:restartNumberingAfterBreak="0">
     <w:nsid w:val="0D2D233D"/>
     <w:multiLevelType w:val="hybridMultilevel"/>
     <w:tmpl w:val="45100B1E"/>
@@ -3444,7 +4971,7 @@
       </w:rPr>
     </w:lvl>
   </w:abstractNum>
-  <w:abstractNum w:abstractNumId="2" w15:restartNumberingAfterBreak="0">
+  <w:abstractNum w:abstractNumId="3" w15:restartNumberingAfterBreak="0">
     <w:nsid w:val="12E62C5F"/>
     <w:multiLevelType w:val="hybridMultilevel"/>
     <w:tmpl w:val="F11C4BAA"/>
@@ -3533,7 +5060,120 @@
       </w:pPr>
     </w:lvl>
   </w:abstractNum>
-  <w:abstractNum w:abstractNumId="3" w15:restartNumberingAfterBreak="0">
+  <w:abstractNum w:abstractNumId="4" w15:restartNumberingAfterBreak="0">
+    <w:nsid w:val="262F07F7"/>
+    <w:multiLevelType w:val="hybridMultilevel"/>
+    <w:tmpl w:val="83443DD2"/>
+    <w:lvl w:ilvl="0" w:tplc="04070001">
+      <w:start w:val="1"/>
+      <w:numFmt w:val="bullet"/>
+      <w:lvlText w:val=""/>
+      <w:lvlJc w:val="left"/>
+      <w:pPr>
+        <w:ind w:left="720" w:hanging="360"/>
+      </w:pPr>
+      <w:rPr>
+        <w:rFonts w:ascii="Symbol" w:hAnsi="Symbol" w:hint="default"/>
+      </w:rPr>
+    </w:lvl>
+    <w:lvl w:ilvl="1" w:tplc="04070003" w:tentative="1">
+      <w:start w:val="1"/>
+      <w:numFmt w:val="bullet"/>
+      <w:lvlText w:val="o"/>
+      <w:lvlJc w:val="left"/>
+      <w:pPr>
+        <w:ind w:left="1440" w:hanging="360"/>
+      </w:pPr>
+      <w:rPr>
+        <w:rFonts w:ascii="Courier New" w:hAnsi="Courier New" w:cs="Courier New" w:hint="default"/>
+      </w:rPr>
+    </w:lvl>
+    <w:lvl w:ilvl="2" w:tplc="04070005" w:tentative="1">
+      <w:start w:val="1"/>
+      <w:numFmt w:val="bullet"/>
+      <w:lvlText w:val=""/>
+      <w:lvlJc w:val="left"/>
+      <w:pPr>
+        <w:ind w:left="2160" w:hanging="360"/>
+      </w:pPr>
+      <w:rPr>
+        <w:rFonts w:ascii="Wingdings" w:hAnsi="Wingdings" w:hint="default"/>
+      </w:rPr>
+    </w:lvl>
+    <w:lvl w:ilvl="3" w:tplc="04070001" w:tentative="1">
+      <w:start w:val="1"/>
+      <w:numFmt w:val="bullet"/>
+      <w:lvlText w:val=""/>
+      <w:lvlJc w:val="left"/>
+      <w:pPr>
+        <w:ind w:left="2880" w:hanging="360"/>
+      </w:pPr>
+      <w:rPr>
+        <w:rFonts w:ascii="Symbol" w:hAnsi="Symbol" w:hint="default"/>
+      </w:rPr>
+    </w:lvl>
+    <w:lvl w:ilvl="4" w:tplc="04070003" w:tentative="1">
+      <w:start w:val="1"/>
+      <w:numFmt w:val="bullet"/>
+      <w:lvlText w:val="o"/>
+      <w:lvlJc w:val="left"/>
+      <w:pPr>
+        <w:ind w:left="3600" w:hanging="360"/>
+      </w:pPr>
+      <w:rPr>
+        <w:rFonts w:ascii="Courier New" w:hAnsi="Courier New" w:cs="Courier New" w:hint="default"/>
+      </w:rPr>
+    </w:lvl>
+    <w:lvl w:ilvl="5" w:tplc="04070005" w:tentative="1">
+      <w:start w:val="1"/>
+      <w:numFmt w:val="bullet"/>
+      <w:lvlText w:val=""/>
+      <w:lvlJc w:val="left"/>
+      <w:pPr>
+        <w:ind w:left="4320" w:hanging="360"/>
+      </w:pPr>
+      <w:rPr>
+        <w:rFonts w:ascii="Wingdings" w:hAnsi="Wingdings" w:hint="default"/>
+      </w:rPr>
+    </w:lvl>
+    <w:lvl w:ilvl="6" w:tplc="04070001" w:tentative="1">
+      <w:start w:val="1"/>
+      <w:numFmt w:val="bullet"/>
+      <w:lvlText w:val=""/>
+      <w:lvlJc w:val="left"/>
+      <w:pPr>
+        <w:ind w:left="5040" w:hanging="360"/>
+      </w:pPr>
+      <w:rPr>
+        <w:rFonts w:ascii="Symbol" w:hAnsi="Symbol" w:hint="default"/>
+      </w:rPr>
+    </w:lvl>
+    <w:lvl w:ilvl="7" w:tplc="04070003" w:tentative="1">
+      <w:start w:val="1"/>
+      <w:numFmt w:val="bullet"/>
+      <w:lvlText w:val="o"/>
+      <w:lvlJc w:val="left"/>
+      <w:pPr>
+        <w:ind w:left="5760" w:hanging="360"/>
+      </w:pPr>
+      <w:rPr>
+        <w:rFonts w:ascii="Courier New" w:hAnsi="Courier New" w:cs="Courier New" w:hint="default"/>
+      </w:rPr>
+    </w:lvl>
+    <w:lvl w:ilvl="8" w:tplc="04070005" w:tentative="1">
+      <w:start w:val="1"/>
+      <w:numFmt w:val="bullet"/>
+      <w:lvlText w:val=""/>
+      <w:lvlJc w:val="left"/>
+      <w:pPr>
+        <w:ind w:left="6480" w:hanging="360"/>
+      </w:pPr>
+      <w:rPr>
+        <w:rFonts w:ascii="Wingdings" w:hAnsi="Wingdings" w:hint="default"/>
+      </w:rPr>
+    </w:lvl>
+  </w:abstractNum>
+  <w:abstractNum w:abstractNumId="5" w15:restartNumberingAfterBreak="0">
     <w:nsid w:val="26F41614"/>
     <w:multiLevelType w:val="hybridMultilevel"/>
     <w:tmpl w:val="541C2674"/>
@@ -3624,7 +5264,233 @@
       </w:pPr>
     </w:lvl>
   </w:abstractNum>
-  <w:abstractNum w:abstractNumId="4" w15:restartNumberingAfterBreak="0">
+  <w:abstractNum w:abstractNumId="6" w15:restartNumberingAfterBreak="0">
+    <w:nsid w:val="2FD77F89"/>
+    <w:multiLevelType w:val="hybridMultilevel"/>
+    <w:tmpl w:val="039CB72A"/>
+    <w:lvl w:ilvl="0" w:tplc="04070001">
+      <w:start w:val="1"/>
+      <w:numFmt w:val="bullet"/>
+      <w:lvlText w:val=""/>
+      <w:lvlJc w:val="left"/>
+      <w:pPr>
+        <w:ind w:left="720" w:hanging="360"/>
+      </w:pPr>
+      <w:rPr>
+        <w:rFonts w:ascii="Symbol" w:hAnsi="Symbol" w:hint="default"/>
+      </w:rPr>
+    </w:lvl>
+    <w:lvl w:ilvl="1" w:tplc="04070003" w:tentative="1">
+      <w:start w:val="1"/>
+      <w:numFmt w:val="bullet"/>
+      <w:lvlText w:val="o"/>
+      <w:lvlJc w:val="left"/>
+      <w:pPr>
+        <w:ind w:left="1440" w:hanging="360"/>
+      </w:pPr>
+      <w:rPr>
+        <w:rFonts w:ascii="Courier New" w:hAnsi="Courier New" w:cs="Courier New" w:hint="default"/>
+      </w:rPr>
+    </w:lvl>
+    <w:lvl w:ilvl="2" w:tplc="04070005" w:tentative="1">
+      <w:start w:val="1"/>
+      <w:numFmt w:val="bullet"/>
+      <w:lvlText w:val=""/>
+      <w:lvlJc w:val="left"/>
+      <w:pPr>
+        <w:ind w:left="2160" w:hanging="360"/>
+      </w:pPr>
+      <w:rPr>
+        <w:rFonts w:ascii="Wingdings" w:hAnsi="Wingdings" w:hint="default"/>
+      </w:rPr>
+    </w:lvl>
+    <w:lvl w:ilvl="3" w:tplc="04070001" w:tentative="1">
+      <w:start w:val="1"/>
+      <w:numFmt w:val="bullet"/>
+      <w:lvlText w:val=""/>
+      <w:lvlJc w:val="left"/>
+      <w:pPr>
+        <w:ind w:left="2880" w:hanging="360"/>
+      </w:pPr>
+      <w:rPr>
+        <w:rFonts w:ascii="Symbol" w:hAnsi="Symbol" w:hint="default"/>
+      </w:rPr>
+    </w:lvl>
+    <w:lvl w:ilvl="4" w:tplc="04070003" w:tentative="1">
+      <w:start w:val="1"/>
+      <w:numFmt w:val="bullet"/>
+      <w:lvlText w:val="o"/>
+      <w:lvlJc w:val="left"/>
+      <w:pPr>
+        <w:ind w:left="3600" w:hanging="360"/>
+      </w:pPr>
+      <w:rPr>
+        <w:rFonts w:ascii="Courier New" w:hAnsi="Courier New" w:cs="Courier New" w:hint="default"/>
+      </w:rPr>
+    </w:lvl>
+    <w:lvl w:ilvl="5" w:tplc="04070005" w:tentative="1">
+      <w:start w:val="1"/>
+      <w:numFmt w:val="bullet"/>
+      <w:lvlText w:val=""/>
+      <w:lvlJc w:val="left"/>
+      <w:pPr>
+        <w:ind w:left="4320" w:hanging="360"/>
+      </w:pPr>
+      <w:rPr>
+        <w:rFonts w:ascii="Wingdings" w:hAnsi="Wingdings" w:hint="default"/>
+      </w:rPr>
+    </w:lvl>
+    <w:lvl w:ilvl="6" w:tplc="04070001" w:tentative="1">
+      <w:start w:val="1"/>
+      <w:numFmt w:val="bullet"/>
+      <w:lvlText w:val=""/>
+      <w:lvlJc w:val="left"/>
+      <w:pPr>
+        <w:ind w:left="5040" w:hanging="360"/>
+      </w:pPr>
+      <w:rPr>
+        <w:rFonts w:ascii="Symbol" w:hAnsi="Symbol" w:hint="default"/>
+      </w:rPr>
+    </w:lvl>
+    <w:lvl w:ilvl="7" w:tplc="04070003" w:tentative="1">
+      <w:start w:val="1"/>
+      <w:numFmt w:val="bullet"/>
+      <w:lvlText w:val="o"/>
+      <w:lvlJc w:val="left"/>
+      <w:pPr>
+        <w:ind w:left="5760" w:hanging="360"/>
+      </w:pPr>
+      <w:rPr>
+        <w:rFonts w:ascii="Courier New" w:hAnsi="Courier New" w:cs="Courier New" w:hint="default"/>
+      </w:rPr>
+    </w:lvl>
+    <w:lvl w:ilvl="8" w:tplc="04070005" w:tentative="1">
+      <w:start w:val="1"/>
+      <w:numFmt w:val="bullet"/>
+      <w:lvlText w:val=""/>
+      <w:lvlJc w:val="left"/>
+      <w:pPr>
+        <w:ind w:left="6480" w:hanging="360"/>
+      </w:pPr>
+      <w:rPr>
+        <w:rFonts w:ascii="Wingdings" w:hAnsi="Wingdings" w:hint="default"/>
+      </w:rPr>
+    </w:lvl>
+  </w:abstractNum>
+  <w:abstractNum w:abstractNumId="7" w15:restartNumberingAfterBreak="0">
+    <w:nsid w:val="38403CD9"/>
+    <w:multiLevelType w:val="hybridMultilevel"/>
+    <w:tmpl w:val="21B2F856"/>
+    <w:lvl w:ilvl="0" w:tplc="04070001">
+      <w:start w:val="1"/>
+      <w:numFmt w:val="bullet"/>
+      <w:lvlText w:val=""/>
+      <w:lvlJc w:val="left"/>
+      <w:pPr>
+        <w:ind w:left="720" w:hanging="360"/>
+      </w:pPr>
+      <w:rPr>
+        <w:rFonts w:ascii="Symbol" w:hAnsi="Symbol" w:hint="default"/>
+      </w:rPr>
+    </w:lvl>
+    <w:lvl w:ilvl="1" w:tplc="04070003" w:tentative="1">
+      <w:start w:val="1"/>
+      <w:numFmt w:val="bullet"/>
+      <w:lvlText w:val="o"/>
+      <w:lvlJc w:val="left"/>
+      <w:pPr>
+        <w:ind w:left="1440" w:hanging="360"/>
+      </w:pPr>
+      <w:rPr>
+        <w:rFonts w:ascii="Courier New" w:hAnsi="Courier New" w:cs="Courier New" w:hint="default"/>
+      </w:rPr>
+    </w:lvl>
+    <w:lvl w:ilvl="2" w:tplc="04070005" w:tentative="1">
+      <w:start w:val="1"/>
+      <w:numFmt w:val="bullet"/>
+      <w:lvlText w:val=""/>
+      <w:lvlJc w:val="left"/>
+      <w:pPr>
+        <w:ind w:left="2160" w:hanging="360"/>
+      </w:pPr>
+      <w:rPr>
+        <w:rFonts w:ascii="Wingdings" w:hAnsi="Wingdings" w:hint="default"/>
+      </w:rPr>
+    </w:lvl>
+    <w:lvl w:ilvl="3" w:tplc="04070001" w:tentative="1">
+      <w:start w:val="1"/>
+      <w:numFmt w:val="bullet"/>
+      <w:lvlText w:val=""/>
+      <w:lvlJc w:val="left"/>
+      <w:pPr>
+        <w:ind w:left="2880" w:hanging="360"/>
+      </w:pPr>
+      <w:rPr>
+        <w:rFonts w:ascii="Symbol" w:hAnsi="Symbol" w:hint="default"/>
+      </w:rPr>
+    </w:lvl>
+    <w:lvl w:ilvl="4" w:tplc="04070003" w:tentative="1">
+      <w:start w:val="1"/>
+      <w:numFmt w:val="bullet"/>
+      <w:lvlText w:val="o"/>
+      <w:lvlJc w:val="left"/>
+      <w:pPr>
+        <w:ind w:left="3600" w:hanging="360"/>
+      </w:pPr>
+      <w:rPr>
+        <w:rFonts w:ascii="Courier New" w:hAnsi="Courier New" w:cs="Courier New" w:hint="default"/>
+      </w:rPr>
+    </w:lvl>
+    <w:lvl w:ilvl="5" w:tplc="04070005" w:tentative="1">
+      <w:start w:val="1"/>
+      <w:numFmt w:val="bullet"/>
+      <w:lvlText w:val=""/>
+      <w:lvlJc w:val="left"/>
+      <w:pPr>
+        <w:ind w:left="4320" w:hanging="360"/>
+      </w:pPr>
+      <w:rPr>
+        <w:rFonts w:ascii="Wingdings" w:hAnsi="Wingdings" w:hint="default"/>
+      </w:rPr>
+    </w:lvl>
+    <w:lvl w:ilvl="6" w:tplc="04070001" w:tentative="1">
+      <w:start w:val="1"/>
+      <w:numFmt w:val="bullet"/>
+      <w:lvlText w:val=""/>
+      <w:lvlJc w:val="left"/>
+      <w:pPr>
+        <w:ind w:left="5040" w:hanging="360"/>
+      </w:pPr>
+      <w:rPr>
+        <w:rFonts w:ascii="Symbol" w:hAnsi="Symbol" w:hint="default"/>
+      </w:rPr>
+    </w:lvl>
+    <w:lvl w:ilvl="7" w:tplc="04070003" w:tentative="1">
+      <w:start w:val="1"/>
+      <w:numFmt w:val="bullet"/>
+      <w:lvlText w:val="o"/>
+      <w:lvlJc w:val="left"/>
+      <w:pPr>
+        <w:ind w:left="5760" w:hanging="360"/>
+      </w:pPr>
+      <w:rPr>
+        <w:rFonts w:ascii="Courier New" w:hAnsi="Courier New" w:cs="Courier New" w:hint="default"/>
+      </w:rPr>
+    </w:lvl>
+    <w:lvl w:ilvl="8" w:tplc="04070005" w:tentative="1">
+      <w:start w:val="1"/>
+      <w:numFmt w:val="bullet"/>
+      <w:lvlText w:val=""/>
+      <w:lvlJc w:val="left"/>
+      <w:pPr>
+        <w:ind w:left="6480" w:hanging="360"/>
+      </w:pPr>
+      <w:rPr>
+        <w:rFonts w:ascii="Wingdings" w:hAnsi="Wingdings" w:hint="default"/>
+      </w:rPr>
+    </w:lvl>
+  </w:abstractNum>
+  <w:abstractNum w:abstractNumId="8" w15:restartNumberingAfterBreak="0">
     <w:nsid w:val="45D82331"/>
     <w:multiLevelType w:val="hybridMultilevel"/>
     <w:tmpl w:val="7BB097A6"/>
@@ -3738,19 +5604,31 @@
     </w:lvl>
   </w:abstractNum>
   <w:num w:numId="1" w16cid:durableId="1027873679">
+    <w:abstractNumId w:val="3"/>
+  </w:num>
+  <w:num w:numId="2" w16cid:durableId="114717862">
+    <w:abstractNumId w:val="8"/>
+  </w:num>
+  <w:num w:numId="3" w16cid:durableId="356394323">
     <w:abstractNumId w:val="2"/>
   </w:num>
-  <w:num w:numId="2" w16cid:durableId="114717862">
+  <w:num w:numId="4" w16cid:durableId="719717418">
+    <w:abstractNumId w:val="1"/>
+  </w:num>
+  <w:num w:numId="5" w16cid:durableId="977538753">
+    <w:abstractNumId w:val="5"/>
+  </w:num>
+  <w:num w:numId="6" w16cid:durableId="1644310645">
+    <w:abstractNumId w:val="7"/>
+  </w:num>
+  <w:num w:numId="7" w16cid:durableId="1355840768">
+    <w:abstractNumId w:val="6"/>
+  </w:num>
+  <w:num w:numId="8" w16cid:durableId="1847209463">
     <w:abstractNumId w:val="4"/>
   </w:num>
-  <w:num w:numId="3" w16cid:durableId="356394323">
-    <w:abstractNumId w:val="1"/>
-  </w:num>
-  <w:num w:numId="4" w16cid:durableId="719717418">
+  <w:num w:numId="9" w16cid:durableId="1503661042">
     <w:abstractNumId w:val="0"/>
-  </w:num>
-  <w:num w:numId="5" w16cid:durableId="977538753">
-    <w:abstractNumId w:val="3"/>
   </w:num>
 </w:numbering>
 </file>
@@ -4358,7 +6236,6 @@
   <w:style w:type="character" w:default="1" w:styleId="Absatz-Standardschriftart">
     <w:name w:val="Default Paragraph Font"/>
     <w:uiPriority w:val="1"/>
-    <w:semiHidden/>
     <w:unhideWhenUsed/>
   </w:style>
   <w:style w:type="table" w:default="1" w:styleId="NormaleTabelle">
@@ -5043,15 +6920,18 @@
 </file>
 
 <file path=customXml/item1.xml><?xml version="1.0" encoding="utf-8"?>
-<?mso-contentType ?>
-<FormTemplates xmlns="http://schemas.microsoft.com/sharepoint/v3/contenttype/forms">
-  <Display>DocumentLibraryForm</Display>
-  <Edit>DocumentLibraryForm</Edit>
-  <New>DocumentLibraryForm</New>
-</FormTemplates>
+<b:Sources xmlns:b="http://schemas.openxmlformats.org/officeDocument/2006/bibliography" xmlns="http://schemas.openxmlformats.org/officeDocument/2006/bibliography" SelectedStyle="\APASixthEditionOfficeOnline.xsl" StyleName="APA" Version="6"/>
 </file>
 
 <file path=customXml/item2.xml><?xml version="1.0" encoding="utf-8"?>
+<p:properties xmlns:p="http://schemas.microsoft.com/office/2006/metadata/properties" xmlns:xsi="http://www.w3.org/2001/XMLSchema-instance" xmlns:pc="http://schemas.microsoft.com/office/infopath/2007/PartnerControls">
+  <documentManagement>
+    <_activity xmlns="7428d6b1-3919-45ca-a810-a9f24c98c389" xsi:nil="true"/>
+  </documentManagement>
+</p:properties>
+</file>
+
+<file path=customXml/item3.xml><?xml version="1.0" encoding="utf-8"?>
 <ct:contentTypeSchema xmlns:ct="http://schemas.microsoft.com/office/2006/metadata/contentType" xmlns:ma="http://schemas.microsoft.com/office/2006/metadata/properties/metaAttributes" ct:_="" ma:_="" ma:contentTypeName="Dokument" ma:contentTypeID="0x010100474F511FE9344346B3B565D439640D46" ma:contentTypeVersion="12" ma:contentTypeDescription="Ein neues Dokument erstellen." ma:contentTypeScope="" ma:versionID="21da785c10f7c5f43f37cca8904c7fb7">
   <xsd:schema xmlns:xsd="http://www.w3.org/2001/XMLSchema" xmlns:xs="http://www.w3.org/2001/XMLSchema" xmlns:p="http://schemas.microsoft.com/office/2006/metadata/properties" xmlns:ns3="7428d6b1-3919-45ca-a810-a9f24c98c389" targetNamespace="http://schemas.microsoft.com/office/2006/metadata/properties" ma:root="true" ma:fieldsID="602e5a62d6284efa4700467c044525af" ns3:_="">
     <xsd:import namespace="7428d6b1-3919-45ca-a810-a9f24c98c389"/>
@@ -5245,27 +7125,34 @@
 </ct:contentTypeSchema>
 </file>
 
-<file path=customXml/item3.xml><?xml version="1.0" encoding="utf-8"?>
-<p:properties xmlns:p="http://schemas.microsoft.com/office/2006/metadata/properties" xmlns:xsi="http://www.w3.org/2001/XMLSchema-instance" xmlns:pc="http://schemas.microsoft.com/office/infopath/2007/PartnerControls">
-  <documentManagement>
-    <_activity xmlns="7428d6b1-3919-45ca-a810-a9f24c98c389" xsi:nil="true"/>
-  </documentManagement>
-</p:properties>
-</file>
-
 <file path=customXml/item4.xml><?xml version="1.0" encoding="utf-8"?>
-<b:Sources xmlns:b="http://schemas.openxmlformats.org/officeDocument/2006/bibliography" xmlns="http://schemas.openxmlformats.org/officeDocument/2006/bibliography" SelectedStyle="\APASixthEditionOfficeOnline.xsl" StyleName="APA" Version="6"/>
+<?mso-contentType ?>
+<FormTemplates xmlns="http://schemas.microsoft.com/sharepoint/v3/contenttype/forms">
+  <Display>DocumentLibraryForm</Display>
+  <Edit>DocumentLibraryForm</Edit>
+  <New>DocumentLibraryForm</New>
+</FormTemplates>
 </file>
 
 <file path=customXml/itemProps1.xml><?xml version="1.0" encoding="utf-8"?>
-<ds:datastoreItem xmlns:ds="http://schemas.openxmlformats.org/officeDocument/2006/customXml" ds:itemID="{CA19C714-D9B5-4EC0-B804-2B38919C1892}">
+<ds:datastoreItem xmlns:ds="http://schemas.openxmlformats.org/officeDocument/2006/customXml" ds:itemID="{834FDCA9-C787-484D-9DA7-E011CD4F87EC}">
   <ds:schemaRefs>
-    <ds:schemaRef ds:uri="http://schemas.microsoft.com/sharepoint/v3/contenttype/forms"/>
+    <ds:schemaRef ds:uri="http://schemas.openxmlformats.org/officeDocument/2006/bibliography"/>
   </ds:schemaRefs>
 </ds:datastoreItem>
 </file>
 
 <file path=customXml/itemProps2.xml><?xml version="1.0" encoding="utf-8"?>
+<ds:datastoreItem xmlns:ds="http://schemas.openxmlformats.org/officeDocument/2006/customXml" ds:itemID="{0FE506EE-2545-4C5A-9D73-FE5D29400588}">
+  <ds:schemaRefs>
+    <ds:schemaRef ds:uri="http://schemas.microsoft.com/office/2006/metadata/properties"/>
+    <ds:schemaRef ds:uri="http://schemas.microsoft.com/office/infopath/2007/PartnerControls"/>
+    <ds:schemaRef ds:uri="7428d6b1-3919-45ca-a810-a9f24c98c389"/>
+  </ds:schemaRefs>
+</ds:datastoreItem>
+</file>
+
+<file path=customXml/itemProps3.xml><?xml version="1.0" encoding="utf-8"?>
 <ds:datastoreItem xmlns:ds="http://schemas.openxmlformats.org/officeDocument/2006/customXml" ds:itemID="{782FCD1F-152C-44BD-82F0-3D7ADB64DC3D}">
   <ds:schemaRefs>
     <ds:schemaRef ds:uri="http://schemas.microsoft.com/office/2006/metadata/contentType"/>
@@ -5283,20 +7170,10 @@
 </ds:datastoreItem>
 </file>
 
-<file path=customXml/itemProps3.xml><?xml version="1.0" encoding="utf-8"?>
-<ds:datastoreItem xmlns:ds="http://schemas.openxmlformats.org/officeDocument/2006/customXml" ds:itemID="{0FE506EE-2545-4C5A-9D73-FE5D29400588}">
+<file path=customXml/itemProps4.xml><?xml version="1.0" encoding="utf-8"?>
+<ds:datastoreItem xmlns:ds="http://schemas.openxmlformats.org/officeDocument/2006/customXml" ds:itemID="{CA19C714-D9B5-4EC0-B804-2B38919C1892}">
   <ds:schemaRefs>
-    <ds:schemaRef ds:uri="http://schemas.microsoft.com/office/2006/metadata/properties"/>
-    <ds:schemaRef ds:uri="http://schemas.microsoft.com/office/infopath/2007/PartnerControls"/>
-    <ds:schemaRef ds:uri="7428d6b1-3919-45ca-a810-a9f24c98c389"/>
-  </ds:schemaRefs>
-</ds:datastoreItem>
-</file>
-
-<file path=customXml/itemProps4.xml><?xml version="1.0" encoding="utf-8"?>
-<ds:datastoreItem xmlns:ds="http://schemas.openxmlformats.org/officeDocument/2006/customXml" ds:itemID="{834FDCA9-C787-484D-9DA7-E011CD4F87EC}">
-  <ds:schemaRefs>
-    <ds:schemaRef ds:uri="http://schemas.openxmlformats.org/officeDocument/2006/bibliography"/>
+    <ds:schemaRef ds:uri="http://schemas.microsoft.com/sharepoint/v3/contenttype/forms"/>
   </ds:schemaRefs>
 </ds:datastoreItem>
 </file>
--- a/Gruppe01_D1_Architektur-Blueprint_v1.1.1.docx
+++ b/Gruppe01_D1_Architektur-Blueprint_v1.1.1.docx
@@ -54,13 +54,13 @@
         <w:t xml:space="preserve"> - Version 1.</w:t>
       </w:r>
       <w:r>
-        <w:t>1</w:t>
+        <w:t>2</w:t>
       </w:r>
       <w:r>
         <w:t xml:space="preserve">, </w:t>
       </w:r>
       <w:r>
-        <w:t>17</w:t>
+        <w:t>18</w:t>
       </w:r>
       <w:r>
         <w:t>.</w:t>
@@ -97,10 +97,10 @@
         <w:tblLook w:val="04A0" w:firstRow="1" w:lastRow="0" w:firstColumn="1" w:lastColumn="0" w:noHBand="0" w:noVBand="1"/>
       </w:tblPr>
       <w:tblGrid>
-        <w:gridCol w:w="2376"/>
-        <w:gridCol w:w="2389"/>
-        <w:gridCol w:w="2388"/>
-        <w:gridCol w:w="2556"/>
+        <w:gridCol w:w="2321"/>
+        <w:gridCol w:w="2347"/>
+        <w:gridCol w:w="2345"/>
+        <w:gridCol w:w="2696"/>
       </w:tblGrid>
       <w:tr>
         <w:trPr>
@@ -823,6 +823,99 @@
           </w:p>
         </w:tc>
       </w:tr>
+      <w:tr>
+        <w:trPr>
+          <w:trHeight w:val="314"/>
+        </w:trPr>
+        <w:tc>
+          <w:tcPr>
+            <w:tcW w:w="2376" w:type="dxa"/>
+            <w:shd w:val="clear" w:color="auto" w:fill="FFFFFF" w:themeFill="background1"/>
+          </w:tcPr>
+          <w:p>
+            <w:pPr>
+              <w:jc w:val="center"/>
+              <w:rPr>
+                <w:b/>
+                <w:bCs/>
+              </w:rPr>
+            </w:pPr>
+            <w:r>
+              <w:rPr>
+                <w:b/>
+                <w:bCs/>
+              </w:rPr>
+              <w:t>V1.2</w:t>
+            </w:r>
+          </w:p>
+        </w:tc>
+        <w:tc>
+          <w:tcPr>
+            <w:tcW w:w="2389" w:type="dxa"/>
+            <w:shd w:val="clear" w:color="auto" w:fill="FFFFFF" w:themeFill="background1"/>
+          </w:tcPr>
+          <w:p>
+            <w:pPr>
+              <w:jc w:val="center"/>
+              <w:rPr>
+                <w:b/>
+                <w:bCs/>
+              </w:rPr>
+            </w:pPr>
+            <w:r>
+              <w:rPr>
+                <w:b/>
+                <w:bCs/>
+              </w:rPr>
+              <w:t>18.10.2026</w:t>
+            </w:r>
+          </w:p>
+        </w:tc>
+        <w:tc>
+          <w:tcPr>
+            <w:tcW w:w="2388" w:type="dxa"/>
+            <w:shd w:val="clear" w:color="auto" w:fill="FFFFFF" w:themeFill="background1"/>
+          </w:tcPr>
+          <w:p>
+            <w:pPr>
+              <w:jc w:val="center"/>
+              <w:rPr>
+                <w:b/>
+                <w:bCs/>
+              </w:rPr>
+            </w:pPr>
+            <w:r>
+              <w:rPr>
+                <w:b/>
+                <w:bCs/>
+              </w:rPr>
+              <w:t>Sanjivan</w:t>
+            </w:r>
+          </w:p>
+        </w:tc>
+        <w:tc>
+          <w:tcPr>
+            <w:tcW w:w="2556" w:type="dxa"/>
+            <w:shd w:val="clear" w:color="auto" w:fill="FFFFFF" w:themeFill="background1"/>
+          </w:tcPr>
+          <w:p>
+            <w:pPr>
+              <w:jc w:val="center"/>
+              <w:rPr>
+                <w:b/>
+                <w:bCs/>
+              </w:rPr>
+            </w:pPr>
+            <w:r>
+              <w:rPr>
+                <w:b/>
+                <w:bCs/>
+              </w:rPr>
+              <w:t>Links,Überarbeitungen</w:t>
+            </w:r>
+          </w:p>
+        </w:tc>
+      </w:tr>
     </w:tbl>
     <w:p>
       <w:pPr>
@@ -1163,6 +1256,7 @@
           <w:b/>
           <w:highlight w:val="red"/>
         </w:rPr>
+        <w:lastRenderedPageBreak/>
         <w:t>KRITISCH</w:t>
       </w:r>
       <w:r>
@@ -1376,6 +1470,7 @@
         <w:rPr>
           <w:noProof/>
         </w:rPr>
+        <w:lastRenderedPageBreak/>
         <mc:AlternateContent>
           <mc:Choice Requires="wps">
             <w:drawing>
@@ -1535,7 +1630,6 @@
           <w:u w:val="single"/>
           <w:lang w:val="en-US"/>
         </w:rPr>
-        <w:lastRenderedPageBreak/>
         <w:t xml:space="preserve">Wireframe 3: </w:t>
       </w:r>
       <w:r>
@@ -1945,7 +2039,6 @@
           <w:u w:val="single"/>
           <w:lang w:val="en-US"/>
         </w:rPr>
-        <w:lastRenderedPageBreak/>
         <w:t xml:space="preserve">Wireframe </w:t>
       </w:r>
       <w:r>
@@ -2021,6 +2114,7 @@
         <w:rPr>
           <w:noProof/>
         </w:rPr>
+        <w:lastRenderedPageBreak/>
         <mc:AlternateContent>
           <mc:Choice Requires="wps">
             <w:drawing>
@@ -2200,7 +2294,6 @@
           <w:u w:val="single"/>
           <w:lang w:val="en-GB"/>
         </w:rPr>
-        <w:lastRenderedPageBreak/>
         <w:t xml:space="preserve">Wireframe </w:t>
       </w:r>
       <w:r>
@@ -2250,6 +2343,7 @@
         <w:rPr>
           <w:noProof/>
         </w:rPr>
+        <w:lastRenderedPageBreak/>
         <w:drawing>
           <wp:inline distT="0" distB="0" distL="0" distR="0" wp14:anchorId="5ED2DC48" wp14:editId="2B0F1400">
             <wp:extent cx="4391891" cy="8389610"/>
@@ -2334,50 +2428,50 @@
           <w:szCs w:val="28"/>
           <w:u w:val="single"/>
         </w:rPr>
+        <w:t>Mockup</w:t>
+      </w:r>
+      <w:r>
+        <w:rPr>
+          <w:b/>
+          <w:sz w:val="28"/>
+          <w:szCs w:val="28"/>
+          <w:u w:val="single"/>
+        </w:rPr>
+        <w:t xml:space="preserve"> 1: Dashboard</w:t>
+      </w:r>
+    </w:p>
+    <w:p>
+      <w:pPr>
+        <w:pStyle w:val="KeinLeerraum"/>
+        <w:jc w:val="both"/>
+        <w:rPr>
+          <w:b/>
+          <w:sz w:val="28"/>
+          <w:szCs w:val="28"/>
+          <w:u w:val="single"/>
+        </w:rPr>
+      </w:pPr>
+    </w:p>
+    <w:p>
+      <w:pPr>
+        <w:pStyle w:val="KeinLeerraum"/>
+        <w:jc w:val="both"/>
+        <w:rPr>
+          <w:b/>
+          <w:sz w:val="28"/>
+          <w:szCs w:val="28"/>
+          <w:u w:val="single"/>
+        </w:rPr>
+      </w:pPr>
+      <w:r>
+        <w:rPr>
+          <w:b/>
+          <w:noProof/>
+          <w:sz w:val="28"/>
+          <w:szCs w:val="28"/>
+          <w:u w:val="single"/>
+        </w:rPr>
         <w:lastRenderedPageBreak/>
-        <w:t>Mockup</w:t>
-      </w:r>
-      <w:r>
-        <w:rPr>
-          <w:b/>
-          <w:sz w:val="28"/>
-          <w:szCs w:val="28"/>
-          <w:u w:val="single"/>
-        </w:rPr>
-        <w:t xml:space="preserve"> 1: Dashboard</w:t>
-      </w:r>
-    </w:p>
-    <w:p>
-      <w:pPr>
-        <w:pStyle w:val="KeinLeerraum"/>
-        <w:jc w:val="both"/>
-        <w:rPr>
-          <w:b/>
-          <w:sz w:val="28"/>
-          <w:szCs w:val="28"/>
-          <w:u w:val="single"/>
-        </w:rPr>
-      </w:pPr>
-    </w:p>
-    <w:p>
-      <w:pPr>
-        <w:pStyle w:val="KeinLeerraum"/>
-        <w:jc w:val="both"/>
-        <w:rPr>
-          <w:b/>
-          <w:sz w:val="28"/>
-          <w:szCs w:val="28"/>
-          <w:u w:val="single"/>
-        </w:rPr>
-      </w:pPr>
-      <w:r>
-        <w:rPr>
-          <w:b/>
-          <w:noProof/>
-          <w:sz w:val="28"/>
-          <w:szCs w:val="28"/>
-          <w:u w:val="single"/>
-        </w:rPr>
         <w:drawing>
           <wp:inline distT="0" distB="0" distL="0" distR="0" wp14:anchorId="270A9B0F" wp14:editId="41F8CED2">
             <wp:extent cx="6115050" cy="6372225"/>
@@ -2564,95 +2658,95 @@
           <w:szCs w:val="28"/>
           <w:u w:val="single"/>
         </w:rPr>
+        <w:t>Mockup</w:t>
+      </w:r>
+      <w:r>
+        <w:rPr>
+          <w:b/>
+          <w:sz w:val="28"/>
+          <w:szCs w:val="28"/>
+          <w:u w:val="single"/>
+        </w:rPr>
+        <w:t xml:space="preserve"> </w:t>
+      </w:r>
+      <w:r>
+        <w:rPr>
+          <w:b/>
+          <w:sz w:val="28"/>
+          <w:szCs w:val="28"/>
+          <w:u w:val="single"/>
+        </w:rPr>
+        <w:t>2</w:t>
+      </w:r>
+      <w:r>
+        <w:rPr>
+          <w:b/>
+          <w:sz w:val="28"/>
+          <w:szCs w:val="28"/>
+          <w:u w:val="single"/>
+        </w:rPr>
+        <w:t xml:space="preserve">: </w:t>
+      </w:r>
+      <w:r>
+        <w:rPr>
+          <w:b/>
+          <w:sz w:val="28"/>
+          <w:szCs w:val="28"/>
+          <w:u w:val="single"/>
+        </w:rPr>
+        <w:t>Fotos</w:t>
+      </w:r>
+      <w:r>
+        <w:rPr>
+          <w:b/>
+          <w:sz w:val="28"/>
+          <w:szCs w:val="28"/>
+          <w:u w:val="single"/>
+        </w:rPr>
+        <w:t xml:space="preserve"> </w:t>
+      </w:r>
+      <w:r>
+        <w:rPr>
+          <w:b/>
+          <w:sz w:val="28"/>
+          <w:szCs w:val="28"/>
+          <w:u w:val="single"/>
+        </w:rPr>
+        <w:t>Hochladen</w:t>
+      </w:r>
+    </w:p>
+    <w:p>
+      <w:pPr>
+        <w:pStyle w:val="KeinLeerraum"/>
+        <w:jc w:val="both"/>
+        <w:rPr>
+          <w:b/>
+          <w:sz w:val="28"/>
+          <w:szCs w:val="28"/>
+          <w:u w:val="single"/>
+        </w:rPr>
+      </w:pPr>
+    </w:p>
+    <w:p>
+      <w:pPr>
+        <w:pStyle w:val="KeinLeerraum"/>
+        <w:jc w:val="both"/>
+        <w:rPr>
+          <w:b/>
+          <w:sz w:val="28"/>
+          <w:szCs w:val="28"/>
+          <w:u w:val="single"/>
+        </w:rPr>
+      </w:pPr>
+      <w:r>
+        <w:rPr>
+          <w:b/>
+          <w:noProof/>
+          <w:sz w:val="28"/>
+          <w:szCs w:val="28"/>
+          <w:u w:val="single"/>
+        </w:rPr>
         <w:lastRenderedPageBreak/>
-        <w:t>Mockup</w:t>
-      </w:r>
-      <w:r>
-        <w:rPr>
-          <w:b/>
-          <w:sz w:val="28"/>
-          <w:szCs w:val="28"/>
-          <w:u w:val="single"/>
-        </w:rPr>
-        <w:t xml:space="preserve"> </w:t>
-      </w:r>
-      <w:r>
-        <w:rPr>
-          <w:b/>
-          <w:sz w:val="28"/>
-          <w:szCs w:val="28"/>
-          <w:u w:val="single"/>
-        </w:rPr>
-        <w:t>2</w:t>
-      </w:r>
-      <w:r>
-        <w:rPr>
-          <w:b/>
-          <w:sz w:val="28"/>
-          <w:szCs w:val="28"/>
-          <w:u w:val="single"/>
-        </w:rPr>
-        <w:t xml:space="preserve">: </w:t>
-      </w:r>
-      <w:r>
-        <w:rPr>
-          <w:b/>
-          <w:sz w:val="28"/>
-          <w:szCs w:val="28"/>
-          <w:u w:val="single"/>
-        </w:rPr>
-        <w:t>Fotos</w:t>
-      </w:r>
-      <w:r>
-        <w:rPr>
-          <w:b/>
-          <w:sz w:val="28"/>
-          <w:szCs w:val="28"/>
-          <w:u w:val="single"/>
-        </w:rPr>
-        <w:t xml:space="preserve"> </w:t>
-      </w:r>
-      <w:r>
-        <w:rPr>
-          <w:b/>
-          <w:sz w:val="28"/>
-          <w:szCs w:val="28"/>
-          <w:u w:val="single"/>
-        </w:rPr>
-        <w:t>Hochladen</w:t>
-      </w:r>
-    </w:p>
-    <w:p>
-      <w:pPr>
-        <w:pStyle w:val="KeinLeerraum"/>
-        <w:jc w:val="both"/>
-        <w:rPr>
-          <w:b/>
-          <w:sz w:val="28"/>
-          <w:szCs w:val="28"/>
-          <w:u w:val="single"/>
-        </w:rPr>
-      </w:pPr>
-    </w:p>
-    <w:p>
-      <w:pPr>
-        <w:pStyle w:val="KeinLeerraum"/>
-        <w:jc w:val="both"/>
-        <w:rPr>
-          <w:b/>
-          <w:sz w:val="28"/>
-          <w:szCs w:val="28"/>
-          <w:u w:val="single"/>
-        </w:rPr>
-      </w:pPr>
-      <w:r>
-        <w:rPr>
-          <w:b/>
-          <w:noProof/>
-          <w:sz w:val="28"/>
-          <w:szCs w:val="28"/>
-          <w:u w:val="single"/>
-        </w:rPr>
         <w:drawing>
           <wp:inline distT="0" distB="0" distL="0" distR="0" wp14:anchorId="4A0EE100" wp14:editId="7720E3ED">
             <wp:extent cx="4092118" cy="3581400"/>
@@ -2887,77 +2981,77 @@
           <w:szCs w:val="28"/>
           <w:u w:val="single"/>
         </w:rPr>
+        <w:t>Mockup</w:t>
+      </w:r>
+      <w:r>
+        <w:rPr>
+          <w:b/>
+          <w:sz w:val="28"/>
+          <w:szCs w:val="28"/>
+          <w:u w:val="single"/>
+        </w:rPr>
+        <w:t xml:space="preserve"> </w:t>
+      </w:r>
+      <w:r>
+        <w:rPr>
+          <w:b/>
+          <w:sz w:val="28"/>
+          <w:szCs w:val="28"/>
+          <w:u w:val="single"/>
+        </w:rPr>
+        <w:t>4</w:t>
+      </w:r>
+      <w:r>
+        <w:rPr>
+          <w:b/>
+          <w:sz w:val="28"/>
+          <w:szCs w:val="28"/>
+          <w:u w:val="single"/>
+        </w:rPr>
+        <w:t>:</w:t>
+      </w:r>
+      <w:r>
+        <w:rPr>
+          <w:b/>
+          <w:sz w:val="28"/>
+          <w:szCs w:val="28"/>
+          <w:u w:val="single"/>
+        </w:rPr>
+        <w:t xml:space="preserve"> Bestätigung</w:t>
+      </w:r>
+    </w:p>
+    <w:p>
+      <w:pPr>
+        <w:pStyle w:val="KeinLeerraum"/>
+        <w:jc w:val="both"/>
+        <w:rPr>
+          <w:b/>
+          <w:sz w:val="28"/>
+          <w:szCs w:val="28"/>
+          <w:u w:val="single"/>
+        </w:rPr>
+      </w:pPr>
+    </w:p>
+    <w:p>
+      <w:pPr>
+        <w:pStyle w:val="KeinLeerraum"/>
+        <w:jc w:val="both"/>
+        <w:rPr>
+          <w:b/>
+          <w:sz w:val="28"/>
+          <w:szCs w:val="28"/>
+          <w:u w:val="single"/>
+        </w:rPr>
+      </w:pPr>
+      <w:r>
+        <w:rPr>
+          <w:b/>
+          <w:noProof/>
+          <w:sz w:val="28"/>
+          <w:szCs w:val="28"/>
+          <w:u w:val="single"/>
+        </w:rPr>
         <w:lastRenderedPageBreak/>
-        <w:t>Mockup</w:t>
-      </w:r>
-      <w:r>
-        <w:rPr>
-          <w:b/>
-          <w:sz w:val="28"/>
-          <w:szCs w:val="28"/>
-          <w:u w:val="single"/>
-        </w:rPr>
-        <w:t xml:space="preserve"> </w:t>
-      </w:r>
-      <w:r>
-        <w:rPr>
-          <w:b/>
-          <w:sz w:val="28"/>
-          <w:szCs w:val="28"/>
-          <w:u w:val="single"/>
-        </w:rPr>
-        <w:t>4</w:t>
-      </w:r>
-      <w:r>
-        <w:rPr>
-          <w:b/>
-          <w:sz w:val="28"/>
-          <w:szCs w:val="28"/>
-          <w:u w:val="single"/>
-        </w:rPr>
-        <w:t>:</w:t>
-      </w:r>
-      <w:r>
-        <w:rPr>
-          <w:b/>
-          <w:sz w:val="28"/>
-          <w:szCs w:val="28"/>
-          <w:u w:val="single"/>
-        </w:rPr>
-        <w:t xml:space="preserve"> Bestätigung</w:t>
-      </w:r>
-    </w:p>
-    <w:p>
-      <w:pPr>
-        <w:pStyle w:val="KeinLeerraum"/>
-        <w:jc w:val="both"/>
-        <w:rPr>
-          <w:b/>
-          <w:sz w:val="28"/>
-          <w:szCs w:val="28"/>
-          <w:u w:val="single"/>
-        </w:rPr>
-      </w:pPr>
-    </w:p>
-    <w:p>
-      <w:pPr>
-        <w:pStyle w:val="KeinLeerraum"/>
-        <w:jc w:val="both"/>
-        <w:rPr>
-          <w:b/>
-          <w:sz w:val="28"/>
-          <w:szCs w:val="28"/>
-          <w:u w:val="single"/>
-        </w:rPr>
-      </w:pPr>
-      <w:r>
-        <w:rPr>
-          <w:b/>
-          <w:noProof/>
-          <w:sz w:val="28"/>
-          <w:szCs w:val="28"/>
-          <w:u w:val="single"/>
-        </w:rPr>
         <w:drawing>
           <wp:inline distT="0" distB="0" distL="0" distR="0" wp14:anchorId="37AF0C6A" wp14:editId="6B97AF30">
             <wp:extent cx="4210050" cy="3685433"/>
@@ -3195,6 +3289,7 @@
         <w:rPr>
           <w:lang w:val="de-DE"/>
         </w:rPr>
+        <w:lastRenderedPageBreak/>
         <w:t>Foto-Upload: Ist für die Nutzer verständlich, wie sie ihre Reisefotos hochladen können?</w:t>
       </w:r>
     </w:p>
@@ -3321,6 +3416,117 @@
         <w:pStyle w:val="KeinLeerraum"/>
         <w:rPr>
           <w:b/>
+          <w:bCs/>
+          <w:lang w:val="de-DE"/>
+        </w:rPr>
+      </w:pPr>
+      <w:r>
+        <w:rPr>
+          <w:b/>
+          <w:bCs/>
+          <w:lang w:val="de-DE"/>
+        </w:rPr>
+        <w:t>Link zum ursprünglichen Mockup</w:t>
+      </w:r>
+      <w:r>
+        <w:rPr>
+          <w:b/>
+          <w:bCs/>
+          <w:lang w:val="de-DE"/>
+        </w:rPr>
+        <w:t>:</w:t>
+      </w:r>
+    </w:p>
+    <w:p>
+      <w:pPr>
+        <w:pStyle w:val="KeinLeerraum"/>
+        <w:rPr>
+          <w:lang w:val="de-DE"/>
+        </w:rPr>
+      </w:pPr>
+      <w:hyperlink r:id="rId21" w:history="1">
+        <w:r>
+          <w:rPr>
+            <w:rStyle w:val="Hyperlink"/>
+            <w:lang w:val="de-DE"/>
+          </w:rPr>
+          <w:t>https://border-fern-64388099.figma.site/#d</w:t>
+        </w:r>
+        <w:r>
+          <w:rPr>
+            <w:rStyle w:val="Hyperlink"/>
+            <w:lang w:val="de-DE"/>
+          </w:rPr>
+          <w:t>a</w:t>
+        </w:r>
+        <w:r>
+          <w:rPr>
+            <w:rStyle w:val="Hyperlink"/>
+            <w:lang w:val="de-DE"/>
+          </w:rPr>
+          <w:t>shboard</w:t>
+        </w:r>
+      </w:hyperlink>
+    </w:p>
+    <w:p>
+      <w:pPr>
+        <w:pStyle w:val="KeinLeerraum"/>
+        <w:rPr>
+          <w:b/>
+          <w:bCs/>
+          <w:lang w:val="de-DE"/>
+        </w:rPr>
+      </w:pPr>
+    </w:p>
+    <w:p>
+      <w:pPr>
+        <w:pStyle w:val="KeinLeerraum"/>
+        <w:rPr>
+          <w:b/>
+          <w:bCs/>
+          <w:lang w:val="de-DE"/>
+        </w:rPr>
+      </w:pPr>
+      <w:r>
+        <w:rPr>
+          <w:b/>
+          <w:bCs/>
+          <w:lang w:val="de-DE"/>
+        </w:rPr>
+        <w:t>Link zum überarbeiteten Mockup</w:t>
+      </w:r>
+      <w:r>
+        <w:rPr>
+          <w:b/>
+          <w:bCs/>
+          <w:lang w:val="de-DE"/>
+        </w:rPr>
+        <w:t>:</w:t>
+      </w:r>
+    </w:p>
+    <w:p>
+      <w:pPr>
+        <w:pStyle w:val="KeinLeerraum"/>
+        <w:rPr>
+          <w:b/>
+          <w:bCs/>
+          <w:lang w:val="de-DE"/>
+        </w:rPr>
+      </w:pPr>
+      <w:r>
+        <w:rPr>
+          <w:b/>
+          <w:bCs/>
+          <w:lang w:val="de-DE"/>
+        </w:rPr>
+        <w:t>…</w:t>
+      </w:r>
+    </w:p>
+    <w:p>
+      <w:pPr>
+        <w:pStyle w:val="KeinLeerraum"/>
+        <w:rPr>
+          <w:b/>
           <w:sz w:val="32"/>
           <w:szCs w:val="32"/>
         </w:rPr>
@@ -3582,6 +3788,7 @@
         <w:rPr>
           <w:bCs/>
         </w:rPr>
+        <w:lastRenderedPageBreak/>
         <w:t xml:space="preserve">Wir </w:t>
       </w:r>
       <w:r>
@@ -3615,7 +3822,6 @@
         <w:rPr>
           <w:bCs/>
         </w:rPr>
-        <w:lastRenderedPageBreak/>
         <w:t xml:space="preserve">Wir nehmen an, </w:t>
       </w:r>
       <w:r>
@@ -3767,7 +3973,7 @@
                     </pic:cNvPicPr>
                   </pic:nvPicPr>
                   <pic:blipFill>
-                    <a:blip r:embed="rId21" cstate="print">
+                    <a:blip r:embed="rId22" cstate="print">
                       <a:extLst>
                         <a:ext uri="{28A0092B-C50C-407E-A947-70E740481C1C}">
                           <a14:useLocalDpi xmlns:a14="http://schemas.microsoft.com/office/drawing/2010/main" val="0"/>
@@ -3840,7 +4046,6 @@
           <w:u w:val="single"/>
           <w:lang w:val="en-GB"/>
         </w:rPr>
-        <w:lastRenderedPageBreak/>
         <w:t xml:space="preserve">Wireframe </w:t>
       </w:r>
       <w:r>
@@ -3910,7 +4115,7 @@
                     </pic:cNvPicPr>
                   </pic:nvPicPr>
                   <pic:blipFill>
-                    <a:blip r:embed="rId22" cstate="print">
+                    <a:blip r:embed="rId23" cstate="print">
                       <a:extLst>
                         <a:ext uri="{28A0092B-C50C-407E-A947-70E740481C1C}">
                           <a14:useLocalDpi xmlns:a14="http://schemas.microsoft.com/office/drawing/2010/main" val="0"/>
@@ -4062,7 +4267,6 @@
           <w:u w:val="single"/>
           <w:lang w:val="en-GB"/>
         </w:rPr>
-        <w:lastRenderedPageBreak/>
         <w:t xml:space="preserve">Wireframe </w:t>
       </w:r>
       <w:r>
@@ -4127,7 +4331,7 @@
                     </pic:cNvPicPr>
                   </pic:nvPicPr>
                   <pic:blipFill>
-                    <a:blip r:embed="rId23" cstate="print">
+                    <a:blip r:embed="rId24" cstate="print">
                       <a:extLst>
                         <a:ext uri="{28A0092B-C50C-407E-A947-70E740481C1C}">
                           <a14:useLocalDpi xmlns:a14="http://schemas.microsoft.com/office/drawing/2010/main" val="0"/>
@@ -4204,8 +4408,7 @@
           <w:u w:val="single"/>
           <w:lang w:val="en-GB"/>
         </w:rPr>
-        <w:lastRenderedPageBreak/>
-        <w:t xml:space="preserve">Wireframe </w:t>
+        <w:t>Mockup</w:t>
       </w:r>
       <w:r>
         <w:rPr>
@@ -4215,6 +4418,16 @@
           <w:u w:val="single"/>
           <w:lang w:val="en-GB"/>
         </w:rPr>
+        <w:t xml:space="preserve"> </w:t>
+      </w:r>
+      <w:r>
+        <w:rPr>
+          <w:b/>
+          <w:sz w:val="28"/>
+          <w:szCs w:val="28"/>
+          <w:u w:val="single"/>
+          <w:lang w:val="en-GB"/>
+        </w:rPr>
         <w:t>1</w:t>
       </w:r>
       <w:r>
@@ -4269,11 +4482,35 @@
           <w:sz w:val="28"/>
           <w:szCs w:val="28"/>
           <w:u w:val="single"/>
+          <w:lang w:val="en-GB"/>
+        </w:rPr>
+        <w:t>Mockup</w:t>
+      </w:r>
+      <w:r>
+        <w:rPr>
+          <w:b/>
+          <w:sz w:val="28"/>
+          <w:szCs w:val="28"/>
+          <w:u w:val="single"/>
+          <w:lang w:val="en-GB"/>
+        </w:rPr>
+        <w:t xml:space="preserve"> </w:t>
+      </w:r>
+      <w:r>
+        <w:rPr>
+          <w:b/>
+          <w:sz w:val="28"/>
+          <w:szCs w:val="28"/>
+          <w:u w:val="single"/>
           <w:lang w:val="de-DE"/>
         </w:rPr>
-        <w:t xml:space="preserve">Wireframe </w:t>
-      </w:r>
-      <w:r>
+        <w:t>2: …</w:t>
+      </w:r>
+    </w:p>
+    <w:p>
+      <w:pPr>
+        <w:pStyle w:val="KeinLeerraum"/>
+        <w:jc w:val="both"/>
         <w:rPr>
           <w:b/>
           <w:sz w:val="28"/>
@@ -4281,9 +4518,12 @@
           <w:u w:val="single"/>
           <w:lang w:val="de-DE"/>
         </w:rPr>
-        <w:t>2</w:t>
-      </w:r>
-      <w:r>
+      </w:pPr>
+    </w:p>
+    <w:p>
+      <w:pPr>
+        <w:pStyle w:val="KeinLeerraum"/>
+        <w:jc w:val="both"/>
         <w:rPr>
           <w:b/>
           <w:sz w:val="28"/>
@@ -4291,13 +4531,28 @@
           <w:u w:val="single"/>
           <w:lang w:val="de-DE"/>
         </w:rPr>
-        <w:t>: …</w:t>
-      </w:r>
-    </w:p>
-    <w:p>
-      <w:pPr>
-        <w:pStyle w:val="KeinLeerraum"/>
-        <w:jc w:val="both"/>
+      </w:pPr>
+      <w:r>
+        <w:rPr>
+          <w:b/>
+          <w:sz w:val="28"/>
+          <w:szCs w:val="28"/>
+          <w:u w:val="single"/>
+          <w:lang w:val="en-GB"/>
+        </w:rPr>
+        <w:t>Mockup</w:t>
+      </w:r>
+      <w:r>
+        <w:rPr>
+          <w:b/>
+          <w:sz w:val="28"/>
+          <w:szCs w:val="28"/>
+          <w:u w:val="single"/>
+          <w:lang w:val="en-GB"/>
+        </w:rPr>
+        <w:t xml:space="preserve"> </w:t>
+      </w:r>
+      <w:r>
         <w:rPr>
           <w:b/>
           <w:sz w:val="28"/>
@@ -4305,49 +4560,7 @@
           <w:u w:val="single"/>
           <w:lang w:val="de-DE"/>
         </w:rPr>
-      </w:pPr>
-    </w:p>
-    <w:p>
-      <w:pPr>
-        <w:pStyle w:val="KeinLeerraum"/>
-        <w:jc w:val="both"/>
-        <w:rPr>
-          <w:b/>
-          <w:sz w:val="28"/>
-          <w:szCs w:val="28"/>
-          <w:u w:val="single"/>
-          <w:lang w:val="de-DE"/>
-        </w:rPr>
-      </w:pPr>
-      <w:r>
-        <w:rPr>
-          <w:b/>
-          <w:sz w:val="28"/>
-          <w:szCs w:val="28"/>
-          <w:u w:val="single"/>
-          <w:lang w:val="de-DE"/>
-        </w:rPr>
-        <w:t xml:space="preserve">Wireframe </w:t>
-      </w:r>
-      <w:r>
-        <w:rPr>
-          <w:b/>
-          <w:sz w:val="28"/>
-          <w:szCs w:val="28"/>
-          <w:u w:val="single"/>
-          <w:lang w:val="de-DE"/>
-        </w:rPr>
-        <w:t>3</w:t>
-      </w:r>
-      <w:r>
-        <w:rPr>
-          <w:b/>
-          <w:sz w:val="28"/>
-          <w:szCs w:val="28"/>
-          <w:u w:val="single"/>
-          <w:lang w:val="de-DE"/>
-        </w:rPr>
-        <w:t>: …</w:t>
+        <w:t>3: …</w:t>
       </w:r>
     </w:p>
     <w:p>
@@ -4503,8 +4716,102 @@
         <w:t>Klare Reservierungsbestätigung: Nach der Reservation wird eine Bestätigung angezeigt, damit die Nutzer wissen, dass der Parkplatz erfolgreich reserviert wurde.</w:t>
       </w:r>
     </w:p>
+    <w:p>
+      <w:pPr>
+        <w:pStyle w:val="KeinLeerraum"/>
+        <w:rPr>
+          <w:lang w:val="de-DE"/>
+        </w:rPr>
+      </w:pPr>
+    </w:p>
+    <w:p>
+      <w:pPr>
+        <w:pStyle w:val="KeinLeerraum"/>
+        <w:rPr>
+          <w:b/>
+          <w:bCs/>
+          <w:lang w:val="de-DE"/>
+        </w:rPr>
+      </w:pPr>
+      <w:r>
+        <w:rPr>
+          <w:b/>
+          <w:bCs/>
+          <w:lang w:val="de-DE"/>
+        </w:rPr>
+        <w:t>Link zum ursprünglichen Mockup:</w:t>
+      </w:r>
+    </w:p>
+    <w:p>
+      <w:pPr>
+        <w:pStyle w:val="KeinLeerraum"/>
+        <w:rPr>
+          <w:lang w:val="de-DE"/>
+        </w:rPr>
+      </w:pPr>
+      <w:r>
+        <w:rPr>
+          <w:lang w:val="de-DE"/>
+        </w:rPr>
+        <w:t>…</w:t>
+      </w:r>
+    </w:p>
+    <w:p>
+      <w:pPr>
+        <w:pStyle w:val="KeinLeerraum"/>
+        <w:rPr>
+          <w:b/>
+          <w:bCs/>
+          <w:lang w:val="de-DE"/>
+        </w:rPr>
+      </w:pPr>
+    </w:p>
+    <w:p>
+      <w:pPr>
+        <w:pStyle w:val="KeinLeerraum"/>
+        <w:rPr>
+          <w:b/>
+          <w:bCs/>
+          <w:lang w:val="de-DE"/>
+        </w:rPr>
+      </w:pPr>
+      <w:r>
+        <w:rPr>
+          <w:b/>
+          <w:bCs/>
+          <w:lang w:val="de-DE"/>
+        </w:rPr>
+        <w:t>Link zum überarbeiteten Mockup:</w:t>
+      </w:r>
+    </w:p>
+    <w:p>
+      <w:pPr>
+        <w:pStyle w:val="KeinLeerraum"/>
+        <w:rPr>
+          <w:b/>
+          <w:bCs/>
+          <w:lang w:val="de-DE"/>
+        </w:rPr>
+      </w:pPr>
+      <w:r>
+        <w:rPr>
+          <w:b/>
+          <w:bCs/>
+          <w:lang w:val="de-DE"/>
+        </w:rPr>
+        <w:t>…</w:t>
+      </w:r>
+    </w:p>
+    <w:p>
+      <w:pPr>
+        <w:pStyle w:val="KeinLeerraum"/>
+        <w:rPr>
+          <w:lang w:val="de-DE"/>
+        </w:rPr>
+      </w:pPr>
+    </w:p>
     <w:sectPr>
-      <w:footerReference w:type="default" r:id="rId24"/>
+      <w:footerReference w:type="default" r:id="rId25"/>
       <w:pgSz w:w="11906" w:h="16838"/>
       <w:pgMar w:top="1134" w:right="1134" w:bottom="1134" w:left="1134" w:header="708" w:footer="708" w:gutter="0"/>
       <w:cols w:space="708"/>
@@ -6621,6 +6928,41 @@
       <w:spacing w:after="0" w:line="240" w:lineRule="auto"/>
     </w:pPr>
   </w:style>
+  <w:style w:type="character" w:styleId="Hyperlink">
+    <w:name w:val="Hyperlink"/>
+    <w:basedOn w:val="Absatz-Standardschriftart"/>
+    <w:uiPriority w:val="99"/>
+    <w:unhideWhenUsed/>
+    <w:rsid w:val="00033730"/>
+    <w:rPr>
+      <w:color w:val="467886" w:themeColor="hyperlink"/>
+      <w:u w:val="single"/>
+    </w:rPr>
+  </w:style>
+  <w:style w:type="character" w:styleId="NichtaufgelsteErwhnung">
+    <w:name w:val="Unresolved Mention"/>
+    <w:basedOn w:val="Absatz-Standardschriftart"/>
+    <w:uiPriority w:val="99"/>
+    <w:semiHidden/>
+    <w:unhideWhenUsed/>
+    <w:rsid w:val="00033730"/>
+    <w:rPr>
+      <w:color w:val="605E5C"/>
+      <w:shd w:val="clear" w:color="auto" w:fill="E1DFDD"/>
+    </w:rPr>
+  </w:style>
+  <w:style w:type="character" w:styleId="BesuchterLink">
+    <w:name w:val="FollowedHyperlink"/>
+    <w:basedOn w:val="Absatz-Standardschriftart"/>
+    <w:uiPriority w:val="99"/>
+    <w:semiHidden/>
+    <w:unhideWhenUsed/>
+    <w:rsid w:val="00033730"/>
+    <w:rPr>
+      <w:color w:val="96607D" w:themeColor="followedHyperlink"/>
+      <w:u w:val="single"/>
+    </w:rPr>
+  </w:style>
 </w:styles>
 </file>
 
@@ -6924,11 +7266,12 @@
 </file>
 
 <file path=customXml/item2.xml><?xml version="1.0" encoding="utf-8"?>
-<p:properties xmlns:p="http://schemas.microsoft.com/office/2006/metadata/properties" xmlns:xsi="http://www.w3.org/2001/XMLSchema-instance" xmlns:pc="http://schemas.microsoft.com/office/infopath/2007/PartnerControls">
-  <documentManagement>
-    <_activity xmlns="7428d6b1-3919-45ca-a810-a9f24c98c389" xsi:nil="true"/>
-  </documentManagement>
-</p:properties>
+<?mso-contentType ?>
+<FormTemplates xmlns="http://schemas.microsoft.com/sharepoint/v3/contenttype/forms">
+  <Display>DocumentLibraryForm</Display>
+  <Edit>DocumentLibraryForm</Edit>
+  <New>DocumentLibraryForm</New>
+</FormTemplates>
 </file>
 
 <file path=customXml/item3.xml><?xml version="1.0" encoding="utf-8"?>
@@ -7126,12 +7469,11 @@
 </file>
 
 <file path=customXml/item4.xml><?xml version="1.0" encoding="utf-8"?>
-<?mso-contentType ?>
-<FormTemplates xmlns="http://schemas.microsoft.com/sharepoint/v3/contenttype/forms">
-  <Display>DocumentLibraryForm</Display>
-  <Edit>DocumentLibraryForm</Edit>
-  <New>DocumentLibraryForm</New>
-</FormTemplates>
+<p:properties xmlns:p="http://schemas.microsoft.com/office/2006/metadata/properties" xmlns:xsi="http://www.w3.org/2001/XMLSchema-instance" xmlns:pc="http://schemas.microsoft.com/office/infopath/2007/PartnerControls">
+  <documentManagement>
+    <_activity xmlns="7428d6b1-3919-45ca-a810-a9f24c98c389" xsi:nil="true"/>
+  </documentManagement>
+</p:properties>
 </file>
 
 <file path=customXml/itemProps1.xml><?xml version="1.0" encoding="utf-8"?>
@@ -7143,11 +7485,9 @@
 </file>
 
 <file path=customXml/itemProps2.xml><?xml version="1.0" encoding="utf-8"?>
-<ds:datastoreItem xmlns:ds="http://schemas.openxmlformats.org/officeDocument/2006/customXml" ds:itemID="{0FE506EE-2545-4C5A-9D73-FE5D29400588}">
+<ds:datastoreItem xmlns:ds="http://schemas.openxmlformats.org/officeDocument/2006/customXml" ds:itemID="{CA19C714-D9B5-4EC0-B804-2B38919C1892}">
   <ds:schemaRefs>
-    <ds:schemaRef ds:uri="http://schemas.microsoft.com/office/2006/metadata/properties"/>
-    <ds:schemaRef ds:uri="http://schemas.microsoft.com/office/infopath/2007/PartnerControls"/>
-    <ds:schemaRef ds:uri="7428d6b1-3919-45ca-a810-a9f24c98c389"/>
+    <ds:schemaRef ds:uri="http://schemas.microsoft.com/sharepoint/v3/contenttype/forms"/>
   </ds:schemaRefs>
 </ds:datastoreItem>
 </file>
@@ -7171,9 +7511,11 @@
 </file>
 
 <file path=customXml/itemProps4.xml><?xml version="1.0" encoding="utf-8"?>
-<ds:datastoreItem xmlns:ds="http://schemas.openxmlformats.org/officeDocument/2006/customXml" ds:itemID="{CA19C714-D9B5-4EC0-B804-2B38919C1892}">
+<ds:datastoreItem xmlns:ds="http://schemas.openxmlformats.org/officeDocument/2006/customXml" ds:itemID="{0FE506EE-2545-4C5A-9D73-FE5D29400588}">
   <ds:schemaRefs>
-    <ds:schemaRef ds:uri="http://schemas.microsoft.com/sharepoint/v3/contenttype/forms"/>
+    <ds:schemaRef ds:uri="http://schemas.microsoft.com/office/2006/metadata/properties"/>
+    <ds:schemaRef ds:uri="http://schemas.microsoft.com/office/infopath/2007/PartnerControls"/>
+    <ds:schemaRef ds:uri="7428d6b1-3919-45ca-a810-a9f24c98c389"/>
   </ds:schemaRefs>
 </ds:datastoreItem>
 </file>
--- a/Gruppe01_D1_Architektur-Blueprint_v1.1.1.docx
+++ b/Gruppe01_D1_Architektur-Blueprint_v1.1.1.docx
@@ -40,8 +40,19 @@
           <w:sz w:val="32"/>
           <w:szCs w:val="32"/>
         </w:rPr>
-        <w:t>Architektur-Blueprint</w:t>
-      </w:r>
+        <w:t>Architektur-</w:t>
+      </w:r>
+      <w:proofErr w:type="spellStart"/>
+      <w:r>
+        <w:rPr>
+          <w:b/>
+          <w:bCs/>
+          <w:sz w:val="32"/>
+          <w:szCs w:val="32"/>
+        </w:rPr>
+        <w:t>Blueprint</w:t>
+      </w:r>
+      <w:proofErr w:type="spellEnd"/>
     </w:p>
     <w:p>
       <w:r>
@@ -270,6 +281,7 @@
                 <w:bCs/>
               </w:rPr>
             </w:pPr>
+            <w:proofErr w:type="spellStart"/>
             <w:r>
               <w:rPr>
                 <w:b/>
@@ -277,6 +289,7 @@
               </w:rPr>
               <w:t>Luka.V</w:t>
             </w:r>
+            <w:proofErr w:type="spellEnd"/>
           </w:p>
         </w:tc>
         <w:tc>
@@ -498,6 +511,7 @@
                 <w:bCs/>
               </w:rPr>
             </w:pPr>
+            <w:proofErr w:type="spellStart"/>
             <w:r>
               <w:rPr>
                 <w:b/>
@@ -505,6 +519,7 @@
               </w:rPr>
               <w:t>Luka.V</w:t>
             </w:r>
+            <w:proofErr w:type="spellEnd"/>
             <w:r>
               <w:rPr>
                 <w:b/>
@@ -598,6 +613,7 @@
                 <w:bCs/>
               </w:rPr>
             </w:pPr>
+            <w:proofErr w:type="spellStart"/>
             <w:r>
               <w:rPr>
                 <w:b/>
@@ -605,6 +621,7 @@
               </w:rPr>
               <w:t>Luka.V</w:t>
             </w:r>
+            <w:proofErr w:type="spellEnd"/>
           </w:p>
         </w:tc>
         <w:tc>
@@ -906,6 +923,8 @@
                 <w:bCs/>
               </w:rPr>
             </w:pPr>
+            <w:proofErr w:type="spellStart"/>
+            <w:proofErr w:type="gramStart"/>
             <w:r>
               <w:rPr>
                 <w:b/>
@@ -913,6 +932,8 @@
               </w:rPr>
               <w:t>Links,Überarbeitungen</w:t>
             </w:r>
+            <w:proofErr w:type="spellEnd"/>
+            <w:proofErr w:type="gramEnd"/>
           </w:p>
         </w:tc>
       </w:tr>
@@ -934,6 +955,7 @@
           <w:szCs w:val="32"/>
         </w:rPr>
       </w:pPr>
+      <w:proofErr w:type="spellStart"/>
       <w:r>
         <w:rPr>
           <w:b/>
@@ -942,6 +964,7 @@
         </w:rPr>
         <w:t>JourneyMap</w:t>
       </w:r>
+      <w:proofErr w:type="spellEnd"/>
     </w:p>
     <w:p>
       <w:pPr>
@@ -1043,8 +1066,13 @@
           <w:numId w:val="2"/>
         </w:numPr>
       </w:pPr>
-      <w:r>
-        <w:t>JourneyMap liest Aufnahmezeit und Standort der Fotos aus.</w:t>
+      <w:proofErr w:type="spellStart"/>
+      <w:r>
+        <w:t>JourneyMap</w:t>
+      </w:r>
+      <w:proofErr w:type="spellEnd"/>
+      <w:r>
+        <w:t xml:space="preserve"> liest Aufnahmezeit und Standort der Fotos aus.</w:t>
       </w:r>
     </w:p>
     <w:p>
@@ -1134,7 +1162,21 @@
         <w:rPr>
           <w:bCs/>
         </w:rPr>
-        <w:t xml:space="preserve">Wir haben diesen Flow ausgewählt, weil er die wichtigste Funktion von JourneyMap zeigt: das automatische Zuordnen von Reisefotos </w:t>
+        <w:t xml:space="preserve">Wir haben diesen Flow ausgewählt, weil er die wichtigste Funktion von </w:t>
+      </w:r>
+      <w:proofErr w:type="spellStart"/>
+      <w:r>
+        <w:rPr>
+          <w:bCs/>
+        </w:rPr>
+        <w:t>JourneyMap</w:t>
+      </w:r>
+      <w:proofErr w:type="spellEnd"/>
+      <w:r>
+        <w:rPr>
+          <w:bCs/>
+        </w:rPr>
+        <w:t xml:space="preserve"> zeigt: das automatische Zuordnen von Reisefotos </w:t>
       </w:r>
       <w:r>
         <w:rPr>
@@ -1231,7 +1273,21 @@
         <w:rPr>
           <w:bCs/>
         </w:rPr>
-        <w:t>, damit JourneyMap die Fotos automatisch einer Reise und einem Ort zuordnen kann.</w:t>
+        <w:t xml:space="preserve">, damit </w:t>
+      </w:r>
+      <w:proofErr w:type="spellStart"/>
+      <w:r>
+        <w:rPr>
+          <w:bCs/>
+        </w:rPr>
+        <w:t>JourneyMap</w:t>
+      </w:r>
+      <w:proofErr w:type="spellEnd"/>
+      <w:r>
+        <w:rPr>
+          <w:bCs/>
+        </w:rPr>
+        <w:t xml:space="preserve"> die Fotos automatisch einer Reise und einem Ort zuordnen kann.</w:t>
       </w:r>
     </w:p>
     <w:p>
@@ -2081,6 +2137,7 @@
         </w:rPr>
         <w:t>Top-</w:t>
       </w:r>
+      <w:proofErr w:type="spellStart"/>
       <w:r>
         <w:rPr>
           <w:b/>
@@ -2091,6 +2148,7 @@
         </w:rPr>
         <w:t>Landingpage</w:t>
       </w:r>
+      <w:proofErr w:type="spellEnd"/>
     </w:p>
     <w:p>
       <w:pPr>
@@ -2314,8 +2372,20 @@
           <w:u w:val="single"/>
           <w:lang w:val="en-GB"/>
         </w:rPr>
-        <w:t>.2: Bottom-Landingpage</w:t>
-      </w:r>
+        <w:t>.2: Bottom-</w:t>
+      </w:r>
+      <w:proofErr w:type="spellStart"/>
+      <w:r>
+        <w:rPr>
+          <w:b/>
+          <w:sz w:val="28"/>
+          <w:szCs w:val="28"/>
+          <w:u w:val="single"/>
+          <w:lang w:val="en-GB"/>
+        </w:rPr>
+        <w:t>Landingpage</w:t>
+      </w:r>
+      <w:proofErr w:type="spellEnd"/>
     </w:p>
     <w:p>
       <w:pPr>
@@ -3444,27 +3514,27 @@
           <w:lang w:val="de-DE"/>
         </w:rPr>
       </w:pPr>
-      <w:hyperlink r:id="rId21" w:history="1">
+      <w:hyperlink r:id="rId21" w:anchor="dashboard" w:history="1">
         <w:r>
           <w:rPr>
             <w:rStyle w:val="Hyperlink"/>
             <w:lang w:val="de-DE"/>
           </w:rPr>
-          <w:t>https://border-fern-64388099.figma.site/#d</w:t>
+          <w:t>https://border-fern-64388099.figma.site/#da</w:t>
         </w:r>
         <w:r>
           <w:rPr>
             <w:rStyle w:val="Hyperlink"/>
             <w:lang w:val="de-DE"/>
           </w:rPr>
-          <w:t>a</w:t>
+          <w:t>s</w:t>
         </w:r>
         <w:r>
           <w:rPr>
             <w:rStyle w:val="Hyperlink"/>
             <w:lang w:val="de-DE"/>
           </w:rPr>
-          <w:t>shboard</w:t>
+          <w:t>hboard</w:t>
         </w:r>
       </w:hyperlink>
     </w:p>
@@ -3508,19 +3578,39 @@
       <w:pPr>
         <w:pStyle w:val="KeinLeerraum"/>
         <w:rPr>
-          <w:b/>
-          <w:bCs/>
           <w:lang w:val="de-DE"/>
         </w:rPr>
       </w:pPr>
-      <w:r>
-        <w:rPr>
-          <w:b/>
-          <w:bCs/>
-          <w:lang w:val="de-DE"/>
-        </w:rPr>
-        <w:t>…</w:t>
-      </w:r>
+      <w:hyperlink r:id="rId22" w:history="1">
+        <w:r>
+          <w:rPr>
+            <w:rStyle w:val="Hyperlink"/>
+            <w:lang w:val="de-DE"/>
+          </w:rPr>
+          <w:t>https://dandy-tag-641718</w:t>
+        </w:r>
+        <w:r>
+          <w:rPr>
+            <w:rStyle w:val="Hyperlink"/>
+            <w:lang w:val="de-DE"/>
+          </w:rPr>
+          <w:t>3</w:t>
+        </w:r>
+        <w:r>
+          <w:rPr>
+            <w:rStyle w:val="Hyperlink"/>
+            <w:lang w:val="de-DE"/>
+          </w:rPr>
+          <w:t>8</w:t>
+        </w:r>
+        <w:r>
+          <w:rPr>
+            <w:rStyle w:val="Hyperlink"/>
+            <w:lang w:val="de-DE"/>
+          </w:rPr>
+          <w:t>.figma.site/</w:t>
+        </w:r>
+      </w:hyperlink>
     </w:p>
     <w:p>
       <w:pPr>
@@ -3541,6 +3631,7 @@
           <w:szCs w:val="32"/>
         </w:rPr>
       </w:pPr>
+      <w:proofErr w:type="spellStart"/>
       <w:r>
         <w:rPr>
           <w:b/>
@@ -3549,6 +3640,7 @@
         </w:rPr>
         <w:t>ParkShare</w:t>
       </w:r>
+      <w:proofErr w:type="spellEnd"/>
     </w:p>
     <w:p>
       <w:pPr>
@@ -3653,8 +3745,13 @@
           <w:numId w:val="3"/>
         </w:numPr>
       </w:pPr>
-      <w:r>
-        <w:t>ParkShare zeigt die verfügbaren privaten Parkplätze an.</w:t>
+      <w:proofErr w:type="spellStart"/>
+      <w:r>
+        <w:t>ParkShare</w:t>
+      </w:r>
+      <w:proofErr w:type="spellEnd"/>
+      <w:r>
+        <w:t xml:space="preserve"> zeigt die verfügbaren privaten Parkplätze an.</w:t>
       </w:r>
     </w:p>
     <w:p>
@@ -3743,7 +3840,15 @@
         <w:pStyle w:val="KeinLeerraum"/>
       </w:pPr>
       <w:r>
-        <w:t>Wir haben uns für diesen Flow entschieden, da er den zentralen Nutzen von ParkShare darstellt: eine schnelle und unkomplizierte Parkplatzsuche. Dabei wird gezeigt, wie eine Person einen Parkplatz sucht, auswählt und reserviert. Ausserdem können wir testen, ob die einzelnen Schritte für die Nutzer verständlich sind und die Reservation einfach durchgeführt werden kann.</w:t>
+        <w:t xml:space="preserve">Wir haben uns für diesen Flow entschieden, da er den zentralen Nutzen von </w:t>
+      </w:r>
+      <w:proofErr w:type="spellStart"/>
+      <w:r>
+        <w:t>ParkShare</w:t>
+      </w:r>
+      <w:proofErr w:type="spellEnd"/>
+      <w:r>
+        <w:t xml:space="preserve"> darstellt: eine schnelle und unkomplizierte Parkplatzsuche. Dabei wird gezeigt, wie eine Person einen Parkplatz sucht, auswählt und reserviert. Ausserdem können wir testen, ob die einzelnen Schritte für die Nutzer verständlich sind und die Reservation einfach durchgeführt werden kann.</w:t>
       </w:r>
     </w:p>
     <w:p>
@@ -3840,7 +3945,21 @@
         <w:rPr>
           <w:bCs/>
         </w:rPr>
-        <w:t xml:space="preserve"> und bereit ist, einen verfügbaren Parkplatz über ParkShare zu reservieren.</w:t>
+        <w:t xml:space="preserve"> und bereit ist, einen verfügbaren Parkplatz über </w:t>
+      </w:r>
+      <w:proofErr w:type="spellStart"/>
+      <w:r>
+        <w:rPr>
+          <w:bCs/>
+        </w:rPr>
+        <w:t>ParkShare</w:t>
+      </w:r>
+      <w:proofErr w:type="spellEnd"/>
+      <w:r>
+        <w:rPr>
+          <w:bCs/>
+        </w:rPr>
+        <w:t xml:space="preserve"> zu reservieren.</w:t>
       </w:r>
     </w:p>
     <w:p>
@@ -3874,7 +3993,21 @@
         <w:rPr>
           <w:b/>
         </w:rPr>
-        <w:t>dass die in ParkShare angezeigten Parkplätze tatsächlich verfügbar und zuverlässig reservierbar sind, sodass die Person nach der Reservation sicher einen Parkplatz vorfindet.</w:t>
+        <w:t xml:space="preserve">dass die in </w:t>
+      </w:r>
+      <w:proofErr w:type="spellStart"/>
+      <w:r>
+        <w:rPr>
+          <w:b/>
+        </w:rPr>
+        <w:t>ParkShare</w:t>
+      </w:r>
+      <w:proofErr w:type="spellEnd"/>
+      <w:r>
+        <w:rPr>
+          <w:b/>
+        </w:rPr>
+        <w:t xml:space="preserve"> angezeigten Parkplätze tatsächlich verfügbar und zuverlässig reservierbar sind, sodass die Person nach der Reservation sicher einen Parkplatz vorfindet.</w:t>
       </w:r>
     </w:p>
     <w:p>
@@ -3928,6 +4061,7 @@
         </w:rPr>
         <w:t xml:space="preserve">: </w:t>
       </w:r>
+      <w:proofErr w:type="spellStart"/>
       <w:r>
         <w:rPr>
           <w:b/>
@@ -3938,6 +4072,7 @@
         </w:rPr>
         <w:t>Landingpage</w:t>
       </w:r>
+      <w:proofErr w:type="spellEnd"/>
     </w:p>
     <w:p>
       <w:pPr>
@@ -3973,7 +4108,7 @@
                     </pic:cNvPicPr>
                   </pic:nvPicPr>
                   <pic:blipFill>
-                    <a:blip r:embed="rId22" cstate="print">
+                    <a:blip r:embed="rId23" cstate="print">
                       <a:extLst>
                         <a:ext uri="{28A0092B-C50C-407E-A947-70E740481C1C}">
                           <a14:useLocalDpi xmlns:a14="http://schemas.microsoft.com/office/drawing/2010/main" val="0"/>
@@ -4068,6 +4203,7 @@
         </w:rPr>
         <w:t xml:space="preserve">: </w:t>
       </w:r>
+      <w:proofErr w:type="spellStart"/>
       <w:r>
         <w:rPr>
           <w:b/>
@@ -4088,6 +4224,7 @@
         </w:rPr>
         <w:t>uche</w:t>
       </w:r>
+      <w:proofErr w:type="spellEnd"/>
     </w:p>
     <w:p>
       <w:pPr>
@@ -4115,7 +4252,7 @@
                     </pic:cNvPicPr>
                   </pic:nvPicPr>
                   <pic:blipFill>
-                    <a:blip r:embed="rId23" cstate="print">
+                    <a:blip r:embed="rId24" cstate="print">
                       <a:extLst>
                         <a:ext uri="{28A0092B-C50C-407E-A947-70E740481C1C}">
                           <a14:useLocalDpi xmlns:a14="http://schemas.microsoft.com/office/drawing/2010/main" val="0"/>
@@ -4331,7 +4468,7 @@
                     </pic:cNvPicPr>
                   </pic:nvPicPr>
                   <pic:blipFill>
-                    <a:blip r:embed="rId24" cstate="print">
+                    <a:blip r:embed="rId25" cstate="print">
                       <a:extLst>
                         <a:ext uri="{28A0092B-C50C-407E-A947-70E740481C1C}">
                           <a14:useLocalDpi xmlns:a14="http://schemas.microsoft.com/office/drawing/2010/main" val="0"/>
@@ -4400,6 +4537,7 @@
           <w:lang w:val="en-GB"/>
         </w:rPr>
       </w:pPr>
+      <w:proofErr w:type="spellStart"/>
       <w:r>
         <w:rPr>
           <w:b/>
@@ -4410,6 +4548,7 @@
         </w:rPr>
         <w:t>Mockup</w:t>
       </w:r>
+      <w:proofErr w:type="spellEnd"/>
       <w:r>
         <w:rPr>
           <w:b/>
@@ -4476,6 +4615,7 @@
           <w:lang w:val="de-DE"/>
         </w:rPr>
       </w:pPr>
+      <w:proofErr w:type="spellStart"/>
       <w:r>
         <w:rPr>
           <w:b/>
@@ -4486,6 +4626,7 @@
         </w:rPr>
         <w:t>Mockup</w:t>
       </w:r>
+      <w:proofErr w:type="spellEnd"/>
       <w:r>
         <w:rPr>
           <w:b/>
@@ -4532,6 +4673,7 @@
           <w:lang w:val="de-DE"/>
         </w:rPr>
       </w:pPr>
+      <w:proofErr w:type="spellStart"/>
       <w:r>
         <w:rPr>
           <w:b/>
@@ -4542,6 +4684,7 @@
         </w:rPr>
         <w:t>Mockup</w:t>
       </w:r>
+      <w:proofErr w:type="spellEnd"/>
       <w:r>
         <w:rPr>
           <w:b/>
@@ -4749,10 +4892,59 @@
           <w:lang w:val="de-DE"/>
         </w:rPr>
       </w:pPr>
-      <w:r>
-        <w:rPr>
+      <w:hyperlink r:id="rId26" w:history="1">
+        <w:r>
+          <w:rPr>
+            <w:rStyle w:val="Hyperlink"/>
+            <w:lang w:val="de-DE"/>
+          </w:rPr>
+          <w:t>https://elk-kind-47150362.figma.site/</w:t>
+        </w:r>
+      </w:hyperlink>
+    </w:p>
+    <w:p>
+      <w:pPr>
+        <w:pStyle w:val="KeinLeerraum"/>
+        <w:rPr>
+          <w:b/>
+          <w:bCs/>
           <w:lang w:val="de-DE"/>
         </w:rPr>
+      </w:pPr>
+    </w:p>
+    <w:p>
+      <w:pPr>
+        <w:pStyle w:val="KeinLeerraum"/>
+        <w:rPr>
+          <w:b/>
+          <w:bCs/>
+          <w:lang w:val="de-DE"/>
+        </w:rPr>
+      </w:pPr>
+      <w:r>
+        <w:rPr>
+          <w:b/>
+          <w:bCs/>
+          <w:lang w:val="de-DE"/>
+        </w:rPr>
+        <w:t>Link zum überarbeiteten Mockup:</w:t>
+      </w:r>
+    </w:p>
+    <w:p>
+      <w:pPr>
+        <w:pStyle w:val="KeinLeerraum"/>
+        <w:rPr>
+          <w:b/>
+          <w:bCs/>
+          <w:lang w:val="de-DE"/>
+        </w:rPr>
+      </w:pPr>
+      <w:r>
+        <w:rPr>
+          <w:b/>
+          <w:bCs/>
+          <w:lang w:val="de-DE"/>
+        </w:rPr>
         <w:t>…</w:t>
       </w:r>
     </w:p>
@@ -4760,58 +4952,12 @@
       <w:pPr>
         <w:pStyle w:val="KeinLeerraum"/>
         <w:rPr>
-          <w:b/>
-          <w:bCs/>
           <w:lang w:val="de-DE"/>
         </w:rPr>
       </w:pPr>
     </w:p>
-    <w:p>
-      <w:pPr>
-        <w:pStyle w:val="KeinLeerraum"/>
-        <w:rPr>
-          <w:b/>
-          <w:bCs/>
-          <w:lang w:val="de-DE"/>
-        </w:rPr>
-      </w:pPr>
-      <w:r>
-        <w:rPr>
-          <w:b/>
-          <w:bCs/>
-          <w:lang w:val="de-DE"/>
-        </w:rPr>
-        <w:t>Link zum überarbeiteten Mockup:</w:t>
-      </w:r>
-    </w:p>
-    <w:p>
-      <w:pPr>
-        <w:pStyle w:val="KeinLeerraum"/>
-        <w:rPr>
-          <w:b/>
-          <w:bCs/>
-          <w:lang w:val="de-DE"/>
-        </w:rPr>
-      </w:pPr>
-      <w:r>
-        <w:rPr>
-          <w:b/>
-          <w:bCs/>
-          <w:lang w:val="de-DE"/>
-        </w:rPr>
-        <w:t>…</w:t>
-      </w:r>
-    </w:p>
-    <w:p>
-      <w:pPr>
-        <w:pStyle w:val="KeinLeerraum"/>
-        <w:rPr>
-          <w:lang w:val="de-DE"/>
-        </w:rPr>
-      </w:pPr>
-    </w:p>
     <w:sectPr>
-      <w:footerReference w:type="default" r:id="rId25"/>
+      <w:footerReference w:type="default" r:id="rId27"/>
       <w:pgSz w:w="11906" w:h="16838"/>
       <w:pgMar w:top="1134" w:right="1134" w:bottom="1134" w:left="1134" w:header="708" w:footer="708" w:gutter="0"/>
       <w:cols w:space="708"/>
@@ -6543,6 +6689,7 @@
   <w:style w:type="character" w:default="1" w:styleId="Absatz-Standardschriftart">
     <w:name w:val="Default Paragraph Font"/>
     <w:uiPriority w:val="1"/>
+    <w:semiHidden/>
     <w:unhideWhenUsed/>
   </w:style>
   <w:style w:type="table" w:default="1" w:styleId="NormaleTabelle">
